--- a/docs/Project_Detail/AI_Teacher_Copilot_for_K-12_Teachers_-_Project_Detail.docx
+++ b/docs/Project_Detail/AI_Teacher_Copilot_for_K-12_Teachers_-_Project_Detail.docx
@@ -42,40 +42,6 @@
     </w:p>
     <w:p>
       <w:pPr>
-        <w:spacing w:after="120"/>
-        <w:rPr>
-          <w:sz w:val="24"/>
-          <w:szCs w:val="24"/>
-        </w:rPr>
-      </w:pPr>
-      <w:r>
-        <w:rPr>
-          <w:i/>
-          <w:iCs/>
-          <w:color w:val="555555"/>
-        </w:rPr>
-        <w:t>Bản nháp chờ Mentor kiểm tra/duyệt (review) — Đề xuất / Chờ Mentor xác nhận. Toàn bộ Scope, Architecture và ERD trong tài liệu này cần</w:t>
-      </w:r>
-      <w:r>
-        <w:rPr>
-          <w:i/>
-          <w:iCs/>
-          <w:color w:val="555555"/>
-          <w:lang w:val="vi-VN"/>
-        </w:rPr>
-        <w:t xml:space="preserve"> xem duyệt</w:t>
-      </w:r>
-      <w:r>
-        <w:rPr>
-          <w:i/>
-          <w:iCs/>
-          <w:color w:val="555555"/>
-        </w:rPr>
-        <w:t>.</w:t>
-      </w:r>
-    </w:p>
-    <w:p>
-      <w:pPr>
         <w:pStyle w:val="Heading1"/>
         <w:rPr>
           <w:color w:val="auto"/>
@@ -179,7 +145,7 @@
           <w:sz w:val="28"/>
           <w:szCs w:val="28"/>
         </w:rPr>
-        <w:t xml:space="preserve">Agile – Iterative/Incremental Development, triển khai theo Phase/Sprint đã mô tả ở Mục 9 (Lộ trình phát triển).</w:t>
+        <w:t>Agile – Iterative/Incremental Development, triển khai theo Phase/Sprint đã mô tả ở Mục 9 (Lộ trình phát triển).</w:t>
       </w:r>
     </w:p>
     <w:p>
@@ -445,8 +411,68 @@
           <w:sz w:val="28"/>
           <w:szCs w:val="28"/>
         </w:rPr>
+        <w:t>Không có quy trình (workflow) lưu trữ – kiểm tra/duyệt (review) – xuất tài liệu tích hợp; giáo viên phải tự sao chép/dán và tổ chức lại thủ công.</w:t>
+      </w:r>
+    </w:p>
+    <w:p>
+      <w:pPr>
+        <w:pStyle w:val="Heading2"/>
+        <w:rPr>
+          <w:color w:val="auto"/>
+          <w:sz w:val="28"/>
+          <w:szCs w:val="28"/>
+        </w:rPr>
+      </w:pPr>
+      <w:r>
+        <w:rPr>
+          <w:color w:val="auto"/>
+          <w:sz w:val="28"/>
+          <w:szCs w:val="28"/>
+        </w:rPr>
         <w:lastRenderedPageBreak/>
-        <w:t>Không có quy trình (workflow) lưu trữ – kiểm tra/duyệt (review) – xuất tài liệu tích hợp; giáo viên phải tự sao chép/dán và tổ chức lại thủ công.</w:t>
+        <w:t>2.2 Đối tượng người dùng</w:t>
+      </w:r>
+    </w:p>
+    <w:p>
+      <w:pPr>
+        <w:pStyle w:val="ListParagraph"/>
+        <w:numPr>
+          <w:ilvl w:val="0"/>
+          <w:numId w:val="2"/>
+        </w:numPr>
+        <w:spacing w:after="60"/>
+        <w:rPr>
+          <w:sz w:val="28"/>
+          <w:szCs w:val="28"/>
+        </w:rPr>
+      </w:pPr>
+      <w:r>
+        <w:rPr>
+          <w:sz w:val="28"/>
+          <w:szCs w:val="28"/>
+        </w:rPr>
+        <w:t>Giáo viên THCS/THPT trực tiếp soạn học liệu (người dùng chính).</w:t>
+      </w:r>
+    </w:p>
+    <w:p>
+      <w:pPr>
+        <w:pStyle w:val="ListParagraph"/>
+        <w:numPr>
+          <w:ilvl w:val="0"/>
+          <w:numId w:val="2"/>
+        </w:numPr>
+        <w:spacing w:after="60"/>
+        <w:rPr>
+          <w:sz w:val="28"/>
+          <w:szCs w:val="28"/>
+        </w:rPr>
+      </w:pPr>
+      <w:r>
+        <w:rPr>
+          <w:sz w:val="28"/>
+          <w:szCs w:val="28"/>
+        </w:rPr>
+        <w:t>Tổ trưởng chuyên môn / giáo viên hướng dẫn (người kiểm tra/duyệt (review), có thể dùng để chuẩn hoá học liệu trong tổ) — vai trò phụ, không bắt buộc trong MVP.</w:t>
       </w:r>
     </w:p>
     <w:p>
@@ -464,66 +490,6 @@
           <w:sz w:val="28"/>
           <w:szCs w:val="28"/>
         </w:rPr>
-        <w:t>2.2 Đối tượng người dùng</w:t>
-      </w:r>
-    </w:p>
-    <w:p>
-      <w:pPr>
-        <w:pStyle w:val="ListParagraph"/>
-        <w:numPr>
-          <w:ilvl w:val="0"/>
-          <w:numId w:val="2"/>
-        </w:numPr>
-        <w:spacing w:after="60"/>
-        <w:rPr>
-          <w:sz w:val="28"/>
-          <w:szCs w:val="28"/>
-        </w:rPr>
-      </w:pPr>
-      <w:r>
-        <w:rPr>
-          <w:sz w:val="28"/>
-          <w:szCs w:val="28"/>
-        </w:rPr>
-        <w:t>Giáo viên THCS/THPT trực tiếp soạn học liệu (người dùng chính).</w:t>
-      </w:r>
-    </w:p>
-    <w:p>
-      <w:pPr>
-        <w:pStyle w:val="ListParagraph"/>
-        <w:numPr>
-          <w:ilvl w:val="0"/>
-          <w:numId w:val="2"/>
-        </w:numPr>
-        <w:spacing w:after="60"/>
-        <w:rPr>
-          <w:sz w:val="28"/>
-          <w:szCs w:val="28"/>
-        </w:rPr>
-      </w:pPr>
-      <w:r>
-        <w:rPr>
-          <w:sz w:val="28"/>
-          <w:szCs w:val="28"/>
-        </w:rPr>
-        <w:t>Tổ trưởng chuyên môn / giáo viên hướng dẫn (người kiểm tra/duyệt (review), có thể dùng để chuẩn hoá học liệu trong tổ) — vai trò phụ, không bắt buộc trong MVP.</w:t>
-      </w:r>
-    </w:p>
-    <w:p>
-      <w:pPr>
-        <w:pStyle w:val="Heading2"/>
-        <w:rPr>
-          <w:color w:val="auto"/>
-          <w:sz w:val="28"/>
-          <w:szCs w:val="28"/>
-        </w:rPr>
-      </w:pPr>
-      <w:r>
-        <w:rPr>
-          <w:color w:val="auto"/>
-          <w:sz w:val="28"/>
-          <w:szCs w:val="28"/>
-        </w:rPr>
         <w:t>2.3 Định vị sản phẩm — Điểm khác biệt so với ChatGPT</w:t>
       </w:r>
     </w:p>
@@ -608,7 +574,7 @@
           <w:sz w:val="28"/>
           <w:szCs w:val="28"/>
         </w:rPr>
-        <w:t xml:space="preserve">Có thể đo lường chất lượng (groundedness, citation coverage, edit rate) — hệ thống được thiết kế để đo lường các chỉ số này trong quy trình (workflow) của giáo viên.</w:t>
+        <w:t>Có thể đo lường chất lượng (groundedness, citation coverage, edit rate) — hệ thống được thiết kế để đo lường các chỉ số này trong quy trình (workflow) của giáo viên.</w:t>
       </w:r>
     </w:p>
     <w:p>
@@ -748,6 +714,60 @@
     </w:p>
     <w:p>
       <w:pPr>
+        <w:spacing w:after="120"/>
+        <w:rPr>
+          <w:sz w:val="28"/>
+          <w:szCs w:val="28"/>
+        </w:rPr>
+      </w:pPr>
+    </w:p>
+    <w:p>
+      <w:pPr>
+        <w:spacing w:after="120"/>
+        <w:rPr>
+          <w:sz w:val="28"/>
+          <w:szCs w:val="28"/>
+        </w:rPr>
+      </w:pPr>
+    </w:p>
+    <w:p>
+      <w:pPr>
+        <w:spacing w:after="120"/>
+        <w:rPr>
+          <w:sz w:val="28"/>
+          <w:szCs w:val="28"/>
+        </w:rPr>
+      </w:pPr>
+    </w:p>
+    <w:p>
+      <w:pPr>
+        <w:spacing w:after="120"/>
+        <w:rPr>
+          <w:sz w:val="28"/>
+          <w:szCs w:val="28"/>
+        </w:rPr>
+      </w:pPr>
+    </w:p>
+    <w:p>
+      <w:pPr>
+        <w:spacing w:after="120"/>
+        <w:rPr>
+          <w:sz w:val="28"/>
+          <w:szCs w:val="28"/>
+        </w:rPr>
+      </w:pPr>
+    </w:p>
+    <w:p>
+      <w:pPr>
+        <w:spacing w:after="120"/>
+        <w:rPr>
+          <w:sz w:val="28"/>
+          <w:szCs w:val="28"/>
+        </w:rPr>
+      </w:pPr>
+    </w:p>
+    <w:p>
+      <w:pPr>
         <w:pStyle w:val="Heading2"/>
         <w:rPr>
           <w:color w:val="auto"/>
@@ -761,24 +781,8 @@
           <w:sz w:val="28"/>
           <w:szCs w:val="28"/>
         </w:rPr>
+        <w:lastRenderedPageBreak/>
         <w:t>3.2 Quy trình nghiệp vụ — TO-BE</w:t>
-      </w:r>
-    </w:p>
-    <w:p>
-      <w:pPr>
-        <w:spacing w:after="120"/>
-        <w:rPr>
-          <w:sz w:val="24"/>
-          <w:szCs w:val="24"/>
-        </w:rPr>
-      </w:pPr>
-      <w:r>
-        <w:rPr>
-          <w:i/>
-          <w:iCs/>
-          <w:color w:val="555555"/>
-        </w:rPr>
-        <w:t>Đề xuất / Bản nháp — Chờ Mentor xác nhận.</w:t>
       </w:r>
     </w:p>
     <w:p>
@@ -796,7 +800,6 @@
           <w:sz w:val="24"/>
           <w:szCs w:val="24"/>
         </w:rPr>
-        <w:lastRenderedPageBreak/>
         <w:drawing>
           <wp:inline distT="0" distB="0" distL="0" distR="0" wp14:anchorId="436A7C52" wp14:editId="67302489">
             <wp:extent cx="4000500" cy="7429500"/>
@@ -847,7 +850,6 @@
           <w:color w:val="555555"/>
           <w:sz w:val="20"/>
           <w:szCs w:val="20"/>
-          <w:lang w:val="vi-VN"/>
         </w:rPr>
       </w:pPr>
       <w:r>
@@ -858,2337 +860,2369 @@
           <w:sz w:val="20"/>
           <w:szCs w:val="20"/>
         </w:rPr>
-        <w:t>Hình 1 — Luồng nghiệp vụ TO-BE của giáo viên khi dùng AI Teacher Copilot (Đề xuất).</w:t>
-      </w:r>
-    </w:p>
-    <w:p>
-      <w:pPr>
-        <w:pStyle w:val="Heading2"/>
-        <w:rPr>
-          <w:color w:val="auto"/>
-          <w:sz w:val="28"/>
-          <w:szCs w:val="28"/>
-        </w:rPr>
-      </w:pPr>
-      <w:r>
-        <w:rPr>
-          <w:color w:val="auto"/>
-          <w:sz w:val="28"/>
-          <w:szCs w:val="28"/>
-        </w:rPr>
-        <w:t>3.3 Yêu cầu chức năng — Mức tổng quan</w:t>
-      </w:r>
-    </w:p>
-    <w:p>
-      <w:pPr>
-        <w:spacing w:after="120"/>
-        <w:rPr>
-          <w:sz w:val="28"/>
-          <w:szCs w:val="28"/>
-          <w:lang w:val="vi-VN"/>
-        </w:rPr>
-      </w:pPr>
-      <w:r>
-        <w:rPr>
-          <w:sz w:val="28"/>
-          <w:szCs w:val="28"/>
-        </w:rPr>
-        <w:t>Danh sách yêu cầu chức năng ở mức khái quát, nhất quán với phạm vi bàn giao (Delivery Scope) ở Mục 5. Chi tiết Given/When/Then sẽ được làm sau trong User Story / Sprint Backlog / Test Case.</w:t>
-      </w:r>
-    </w:p>
-    <w:p>
-      <w:pPr>
-        <w:pStyle w:val="ListParagraph"/>
-        <w:numPr>
-          <w:ilvl w:val="0"/>
-          <w:numId w:val="4"/>
-        </w:numPr>
-        <w:spacing w:after="60"/>
-        <w:rPr>
-          <w:sz w:val="28"/>
-          <w:szCs w:val="28"/>
-        </w:rPr>
-      </w:pPr>
-      <w:r>
-        <w:rPr>
-          <w:sz w:val="28"/>
-          <w:szCs w:val="28"/>
-        </w:rPr>
-        <w:t>Giáo viên có thể đăng nhập và truy cập workspace cá nhân.</w:t>
-      </w:r>
-    </w:p>
-    <w:p>
-      <w:pPr>
-        <w:pStyle w:val="ListParagraph"/>
-        <w:numPr>
-          <w:ilvl w:val="0"/>
-          <w:numId w:val="4"/>
-        </w:numPr>
-        <w:spacing w:after="60"/>
-        <w:rPr>
-          <w:sz w:val="28"/>
-          <w:szCs w:val="28"/>
-        </w:rPr>
-      </w:pPr>
-      <w:r>
-        <w:rPr>
-          <w:sz w:val="28"/>
-          <w:szCs w:val="28"/>
-        </w:rPr>
-        <w:t>Giáo viên có thể tải lên và quản lý tài liệu giảng dạy.</w:t>
-      </w:r>
-    </w:p>
-    <w:p>
-      <w:pPr>
-        <w:pStyle w:val="ListParagraph"/>
-        <w:numPr>
-          <w:ilvl w:val="0"/>
-          <w:numId w:val="4"/>
-        </w:numPr>
-        <w:spacing w:after="60"/>
-        <w:rPr>
-          <w:sz w:val="28"/>
-          <w:szCs w:val="28"/>
-        </w:rPr>
-      </w:pPr>
-      <w:r>
-        <w:rPr>
-          <w:sz w:val="28"/>
-          <w:szCs w:val="28"/>
-        </w:rPr>
-        <w:lastRenderedPageBreak/>
-        <w:t>Hệ thống có thể xử lý và index các tài liệu được hỗ trợ.</w:t>
-      </w:r>
-    </w:p>
-    <w:p>
-      <w:pPr>
-        <w:pStyle w:val="ListParagraph"/>
-        <w:numPr>
-          <w:ilvl w:val="0"/>
-          <w:numId w:val="4"/>
-        </w:numPr>
-        <w:spacing w:after="60"/>
-        <w:rPr>
-          <w:sz w:val="28"/>
-          <w:szCs w:val="28"/>
-        </w:rPr>
-      </w:pPr>
-      <w:r>
-        <w:rPr>
-          <w:sz w:val="28"/>
-          <w:szCs w:val="28"/>
-        </w:rPr>
-        <w:t>Giáo viên có thể chọn môn, lớp, chủ đề và loại nội dung.</w:t>
-      </w:r>
-    </w:p>
-    <w:p>
-      <w:pPr>
-        <w:pStyle w:val="ListParagraph"/>
-        <w:numPr>
-          <w:ilvl w:val="0"/>
-          <w:numId w:val="4"/>
-        </w:numPr>
-        <w:spacing w:after="60"/>
-        <w:rPr>
-          <w:sz w:val="28"/>
-          <w:szCs w:val="28"/>
-        </w:rPr>
-      </w:pPr>
-      <w:r>
-        <w:rPr>
-          <w:sz w:val="28"/>
-          <w:szCs w:val="28"/>
-        </w:rPr>
-        <w:t>Hệ thống có thể truy xuất ngữ cảnh liên quan từ các nguồn tri thức đã chọn.</w:t>
-      </w:r>
-    </w:p>
-    <w:p>
-      <w:pPr>
-        <w:pStyle w:val="ListParagraph"/>
-        <w:numPr>
-          <w:ilvl w:val="0"/>
-          <w:numId w:val="4"/>
-        </w:numPr>
-        <w:spacing w:after="60"/>
-        <w:rPr>
-          <w:sz w:val="28"/>
-          <w:szCs w:val="28"/>
-        </w:rPr>
-      </w:pPr>
-      <w:r>
-        <w:rPr>
-          <w:sz w:val="28"/>
-          <w:szCs w:val="28"/>
-        </w:rPr>
-        <w:t>Hệ thống có thể sinh nội dung giảng dạy có cấu trúc bằng pipeline AI đã cấu hình.</w:t>
-      </w:r>
-    </w:p>
-    <w:p>
-      <w:pPr>
-        <w:pStyle w:val="ListParagraph"/>
-        <w:numPr>
-          <w:ilvl w:val="0"/>
-          <w:numId w:val="4"/>
-        </w:numPr>
-        <w:spacing w:after="60"/>
-        <w:rPr>
-          <w:sz w:val="28"/>
-          <w:szCs w:val="28"/>
-        </w:rPr>
-      </w:pPr>
-      <w:r>
-        <w:rPr>
-          <w:sz w:val="28"/>
-          <w:szCs w:val="28"/>
-        </w:rPr>
-        <w:t>Giáo viên có thể kiểm tra, chỉnh sửa và tạo lại nội dung đã sinh.</w:t>
-      </w:r>
-    </w:p>
-    <w:p>
-      <w:pPr>
-        <w:pStyle w:val="ListParagraph"/>
-        <w:numPr>
-          <w:ilvl w:val="0"/>
-          <w:numId w:val="4"/>
-        </w:numPr>
-        <w:spacing w:after="60"/>
-        <w:rPr>
-          <w:sz w:val="28"/>
-          <w:szCs w:val="28"/>
-        </w:rPr>
-      </w:pPr>
-      <w:r>
-        <w:rPr>
-          <w:sz w:val="28"/>
-          <w:szCs w:val="28"/>
-        </w:rPr>
-        <w:t>Hệ thống có thể lưu giữ lịch sử tài liệu/nội dung.</w:t>
-      </w:r>
-    </w:p>
-    <w:p>
-      <w:pPr>
-        <w:pStyle w:val="ListParagraph"/>
-        <w:numPr>
-          <w:ilvl w:val="0"/>
-          <w:numId w:val="4"/>
-        </w:numPr>
-        <w:spacing w:after="60"/>
-        <w:rPr>
-          <w:sz w:val="28"/>
-          <w:szCs w:val="28"/>
-        </w:rPr>
-      </w:pPr>
-      <w:r>
-        <w:rPr>
-          <w:sz w:val="28"/>
-          <w:szCs w:val="28"/>
-        </w:rPr>
-        <w:t>Hệ thống có thể hiển thị nguồn tham chiếu/trích dẫn khi phù hợp.</w:t>
-      </w:r>
-    </w:p>
-    <w:p>
-      <w:pPr>
-        <w:pStyle w:val="ListParagraph"/>
-        <w:numPr>
-          <w:ilvl w:val="0"/>
-          <w:numId w:val="4"/>
-        </w:numPr>
-        <w:spacing w:after="60"/>
-        <w:rPr>
-          <w:sz w:val="28"/>
-          <w:szCs w:val="28"/>
-        </w:rPr>
-      </w:pPr>
-      <w:r>
-        <w:rPr>
-          <w:sz w:val="28"/>
-          <w:szCs w:val="28"/>
-        </w:rPr>
-        <w:t>Giáo viên có thể xuất nội dung đã kiểm tra/chỉnh sửa sang Word/PDF.</w:t>
-      </w:r>
-    </w:p>
-    <w:p>
-      <w:pPr>
-        <w:pStyle w:val="ListParagraph"/>
-        <w:numPr>
-          <w:ilvl w:val="0"/>
-          <w:numId w:val="4"/>
-        </w:numPr>
-        <w:spacing w:after="60"/>
-        <w:rPr>
-          <w:sz w:val="28"/>
-          <w:szCs w:val="28"/>
-        </w:rPr>
-      </w:pPr>
-      <w:r>
-        <w:rPr>
-          <w:sz w:val="28"/>
-          <w:szCs w:val="28"/>
-        </w:rPr>
-        <w:t>Hệ thống có thể ghi nhận các chỉ số sử dụng/đánh giá cơ bản.</w:t>
-      </w:r>
-    </w:p>
-    <w:p>
-      <w:pPr>
-        <w:pStyle w:val="ListParagraph"/>
-        <w:numPr>
-          <w:ilvl w:val="0"/>
-          <w:numId w:val="2"/>
-        </w:numPr>
-        <w:spacing w:after="60"/>
-        <w:rPr>
-          <w:sz w:val="28"/>
-          <w:szCs w:val="28"/>
-        </w:rPr>
-      </w:pPr>
-      <w:r>
-        <w:rPr>
-          <w:sz w:val="28"/>
-          <w:szCs w:val="28"/>
-        </w:rPr>
-        <w:t>Nếu evidence truy xuất được không đủ để đưa ra câu trả lời đáng tin cậy, pipeline AI nên trả về trạng thái insufficient-evidence rõ ràng thay vì ép sinh nội dung không có căn cứ.</w:t>
-      </w:r>
-    </w:p>
-    <w:p>
-      <w:pPr>
-        <w:pStyle w:val="Heading2"/>
-        <w:rPr>
-          <w:color w:val="auto"/>
-          <w:sz w:val="28"/>
-          <w:szCs w:val="28"/>
-        </w:rPr>
-      </w:pPr>
-      <w:r>
-        <w:rPr>
-          <w:color w:val="auto"/>
-          <w:sz w:val="28"/>
-          <w:szCs w:val="28"/>
-        </w:rPr>
-        <w:t>3.4 Yêu cầu phi chức năng — Mức tổng quan</w:t>
-      </w:r>
-    </w:p>
-    <w:p>
-      <w:pPr>
-        <w:spacing w:after="120"/>
-        <w:rPr>
-          <w:sz w:val="28"/>
-          <w:szCs w:val="28"/>
-        </w:rPr>
-      </w:pPr>
-      <w:r>
-        <w:rPr>
-          <w:sz w:val="28"/>
-          <w:szCs w:val="28"/>
-        </w:rPr>
-        <w:t>Chỉ liệt kê các nhóm thực sự liên quan đến MVP 6 tháng; chưa cần các con số SLA cụ thể nếu Mentor chưa yêu cầu.</w:t>
-      </w:r>
-    </w:p>
-    <w:p>
-      <w:pPr>
-        <w:pStyle w:val="Heading2"/>
-        <w:rPr>
-          <w:color w:val="auto"/>
-          <w:sz w:val="28"/>
-          <w:szCs w:val="28"/>
-        </w:rPr>
-      </w:pPr>
-      <w:r>
-        <w:rPr>
-          <w:color w:val="auto"/>
-          <w:sz w:val="28"/>
-          <w:szCs w:val="28"/>
-        </w:rPr>
-        <w:t>Bảo mật</w:t>
-      </w:r>
-    </w:p>
-    <w:p>
-      <w:pPr>
-        <w:pStyle w:val="ListParagraph"/>
-        <w:numPr>
-          <w:ilvl w:val="0"/>
-          <w:numId w:val="2"/>
-        </w:numPr>
-        <w:spacing w:after="60"/>
-        <w:rPr>
-          <w:sz w:val="28"/>
-          <w:szCs w:val="28"/>
-        </w:rPr>
-      </w:pPr>
-      <w:r>
-        <w:rPr>
-          <w:sz w:val="28"/>
-          <w:szCs w:val="28"/>
-        </w:rPr>
-        <w:t>Yêu cầu authentication.</w:t>
-      </w:r>
-    </w:p>
-    <w:p>
-      <w:pPr>
-        <w:pStyle w:val="ListParagraph"/>
-        <w:numPr>
-          <w:ilvl w:val="0"/>
-          <w:numId w:val="2"/>
-        </w:numPr>
-        <w:spacing w:after="60"/>
-        <w:rPr>
-          <w:sz w:val="28"/>
-          <w:szCs w:val="28"/>
-        </w:rPr>
-      </w:pPr>
-      <w:r>
-        <w:rPr>
-          <w:sz w:val="28"/>
-          <w:szCs w:val="28"/>
-        </w:rPr>
-        <w:t>Người dùng chỉ có thể truy cập tài nguyên thuộc workspace của họ.</w:t>
-      </w:r>
-    </w:p>
-    <w:p>
-      <w:pPr>
-        <w:pStyle w:val="ListParagraph"/>
-        <w:numPr>
-          <w:ilvl w:val="0"/>
-          <w:numId w:val="2"/>
-        </w:numPr>
-        <w:spacing w:after="60"/>
-        <w:rPr>
-          <w:sz w:val="28"/>
-          <w:szCs w:val="28"/>
-        </w:rPr>
-      </w:pPr>
-      <w:r>
-        <w:rPr>
-          <w:sz w:val="28"/>
-          <w:szCs w:val="28"/>
-        </w:rPr>
-        <w:t>AI service (FastAPI) chỉ phục vụ nội bộ, không expose trực tiếp ra internet.</w:t>
-      </w:r>
-    </w:p>
-    <w:p>
-      <w:pPr>
-        <w:pStyle w:val="ListParagraph"/>
-        <w:numPr>
-          <w:ilvl w:val="0"/>
-          <w:numId w:val="2"/>
-        </w:numPr>
-        <w:spacing w:after="60"/>
-        <w:rPr>
-          <w:sz w:val="28"/>
-          <w:szCs w:val="28"/>
-        </w:rPr>
-      </w:pPr>
-      <w:r>
-        <w:rPr>
-          <w:sz w:val="28"/>
-          <w:szCs w:val="28"/>
-        </w:rPr>
-        <w:t>API key/secret không được expose ra frontend.</w:t>
-      </w:r>
-    </w:p>
-    <w:p>
-      <w:pPr>
-        <w:pStyle w:val="ListParagraph"/>
-        <w:numPr>
-          <w:ilvl w:val="0"/>
-          <w:numId w:val="2"/>
-        </w:numPr>
-        <w:spacing w:after="60"/>
-        <w:rPr>
-          <w:sz w:val="28"/>
-          <w:szCs w:val="28"/>
-        </w:rPr>
-      </w:pPr>
-      <w:r>
-        <w:rPr>
-          <w:sz w:val="28"/>
-          <w:szCs w:val="28"/>
-        </w:rPr>
-        <w:t>Thông tin xác thực nhạy cảm phải được lưu qua cấu hình environment/secrets.</w:t>
-      </w:r>
-    </w:p>
-    <w:p>
-      <w:pPr>
-        <w:pStyle w:val="ListParagraph"/>
-        <w:numPr>
-          <w:ilvl w:val="0"/>
-          <w:numId w:val="2"/>
-        </w:numPr>
-        <w:spacing w:after="60"/>
-        <w:rPr>
-          <w:sz w:val="28"/>
-          <w:szCs w:val="28"/>
-        </w:rPr>
-      </w:pPr>
-      <w:r>
-        <w:rPr>
-          <w:sz w:val="28"/>
-          <w:szCs w:val="28"/>
-        </w:rPr>
-        <w:t>Tài liệu và file đã tải lên chỉ được truy cập bởi người dùng được phân quyền.</w:t>
-      </w:r>
-    </w:p>
-    <w:p>
-      <w:pPr>
-        <w:pStyle w:val="ListParagraph"/>
-        <w:numPr>
-          <w:ilvl w:val="0"/>
-          <w:numId w:val="2"/>
-        </w:numPr>
-        <w:spacing w:after="60"/>
-        <w:rPr>
-          <w:sz w:val="28"/>
-          <w:szCs w:val="28"/>
-        </w:rPr>
-      </w:pPr>
-      <w:r>
-        <w:rPr>
-          <w:b/>
-          <w:bCs/>
-          <w:sz w:val="28"/>
-          <w:szCs w:val="28"/>
-        </w:rPr>
-        <w:t xml:space="preserve">Tài liệu đã tải lên được xem là dữ liệu không tin cậy (untrusted data), không phải system/developer instructions: </w:t>
-      </w:r>
-      <w:r>
-        <w:rPr>
-          <w:sz w:val="28"/>
-          <w:szCs w:val="28"/>
-        </w:rPr>
-        <w:t>nội dung bên trong tài liệu (PDF/DOCX) không được phép override system/developer instructions, thay đổi system behavior, yêu cầu tiết lộ system prompt, truy cập dữ liệu workspace khác, hoặc tự động thực hiện hành động ngoài phạm vi sinh nội dung.</w:t>
-      </w:r>
-    </w:p>
-    <w:p>
-      <w:pPr>
-        <w:pStyle w:val="Heading2"/>
-        <w:rPr>
-          <w:color w:val="auto"/>
-          <w:sz w:val="28"/>
-          <w:szCs w:val="28"/>
-        </w:rPr>
-      </w:pPr>
-      <w:r>
-        <w:rPr>
-          <w:color w:val="auto"/>
-          <w:sz w:val="28"/>
-          <w:szCs w:val="28"/>
-        </w:rPr>
-        <w:t>Hiệu năng</w:t>
-      </w:r>
-    </w:p>
-    <w:p>
-      <w:pPr>
-        <w:pStyle w:val="ListParagraph"/>
-        <w:numPr>
-          <w:ilvl w:val="0"/>
-          <w:numId w:val="2"/>
-        </w:numPr>
-        <w:spacing w:after="60"/>
-        <w:rPr>
-          <w:sz w:val="28"/>
-          <w:szCs w:val="28"/>
-        </w:rPr>
-      </w:pPr>
-      <w:r>
-        <w:rPr>
-          <w:sz w:val="28"/>
-          <w:szCs w:val="28"/>
-        </w:rPr>
-        <w:t>Các thao tác không liên quan AI nên phản hồi trong khoảng thời gian tương tác chấp nhận được.</w:t>
-      </w:r>
-    </w:p>
-    <w:p>
-      <w:pPr>
-        <w:pStyle w:val="ListParagraph"/>
-        <w:numPr>
-          <w:ilvl w:val="0"/>
-          <w:numId w:val="2"/>
-        </w:numPr>
-        <w:spacing w:after="60"/>
-        <w:rPr>
-          <w:sz w:val="28"/>
-          <w:szCs w:val="28"/>
-        </w:rPr>
-      </w:pPr>
-      <w:r>
-        <w:rPr>
-          <w:sz w:val="28"/>
-          <w:szCs w:val="28"/>
-        </w:rPr>
-        <w:t>Thao tác AI generation có thể mất nhiều thời gian hơn và nên hiển thị trạng thái xử lý/phản hồi rõ ràng.</w:t>
-      </w:r>
-    </w:p>
-    <w:p>
-      <w:pPr>
-        <w:pStyle w:val="ListParagraph"/>
-        <w:numPr>
-          <w:ilvl w:val="0"/>
-          <w:numId w:val="2"/>
-        </w:numPr>
-        <w:spacing w:after="60"/>
-        <w:rPr>
-          <w:sz w:val="28"/>
-          <w:szCs w:val="28"/>
-        </w:rPr>
-      </w:pPr>
-      <w:r>
-        <w:rPr>
-          <w:sz w:val="28"/>
-          <w:szCs w:val="28"/>
-        </w:rPr>
-        <w:t>Document processing và AI generation không nên chặn các thao tác khác của người dùng khi có thể.</w:t>
-      </w:r>
-    </w:p>
-    <w:p>
-      <w:pPr>
-        <w:pStyle w:val="Heading2"/>
-        <w:rPr>
-          <w:color w:val="auto"/>
-          <w:sz w:val="28"/>
-          <w:szCs w:val="28"/>
-        </w:rPr>
-      </w:pPr>
-      <w:r>
-        <w:rPr>
-          <w:color w:val="auto"/>
-          <w:sz w:val="28"/>
-          <w:szCs w:val="28"/>
-        </w:rPr>
-        <w:t>Độ tin cậy</w:t>
-      </w:r>
-    </w:p>
-    <w:p>
-      <w:pPr>
-        <w:pStyle w:val="ListParagraph"/>
-        <w:numPr>
-          <w:ilvl w:val="0"/>
-          <w:numId w:val="2"/>
-        </w:numPr>
-        <w:spacing w:after="60"/>
-        <w:rPr>
-          <w:sz w:val="28"/>
-          <w:szCs w:val="28"/>
-        </w:rPr>
-      </w:pPr>
-      <w:r>
-        <w:rPr>
-          <w:sz w:val="28"/>
-          <w:szCs w:val="28"/>
-        </w:rPr>
-        <w:lastRenderedPageBreak/>
-        <w:t>Khi document processing/generation thất bại, hệ thống nên trả về trạng thái lỗi rõ ràng, có ý nghĩa.</w:t>
-      </w:r>
-    </w:p>
-    <w:p>
-      <w:pPr>
-        <w:pStyle w:val="ListParagraph"/>
-        <w:numPr>
-          <w:ilvl w:val="0"/>
-          <w:numId w:val="2"/>
-        </w:numPr>
-        <w:spacing w:after="60"/>
-        <w:rPr>
-          <w:sz w:val="28"/>
-          <w:szCs w:val="28"/>
-        </w:rPr>
-      </w:pPr>
-      <w:r>
-        <w:rPr>
-          <w:sz w:val="28"/>
-          <w:szCs w:val="28"/>
-        </w:rPr>
-        <w:t>Hệ thống nên giữ lại nội dung đã lưu thành công ngay cả khi thao tác AI sau đó thất bại.</w:t>
-      </w:r>
-    </w:p>
-    <w:p>
-      <w:pPr>
-        <w:pStyle w:val="Heading2"/>
-        <w:rPr>
-          <w:color w:val="auto"/>
-          <w:sz w:val="28"/>
-          <w:szCs w:val="28"/>
-        </w:rPr>
-      </w:pPr>
-      <w:r>
-        <w:rPr>
-          <w:color w:val="auto"/>
-          <w:sz w:val="28"/>
-          <w:szCs w:val="28"/>
-        </w:rPr>
-        <w:t>Khả năng bảo trì</w:t>
-      </w:r>
-    </w:p>
-    <w:p>
-      <w:pPr>
-        <w:pStyle w:val="ListParagraph"/>
-        <w:numPr>
-          <w:ilvl w:val="0"/>
-          <w:numId w:val="2"/>
-        </w:numPr>
-        <w:spacing w:after="60"/>
-        <w:rPr>
-          <w:sz w:val="28"/>
-          <w:szCs w:val="28"/>
-        </w:rPr>
-      </w:pPr>
-      <w:r>
-        <w:rPr>
-          <w:sz w:val="28"/>
-          <w:szCs w:val="28"/>
-        </w:rPr>
-        <w:t>Phân tách rõ ràng giữa Core Backend (Spring Boot) và AI Service (FastAPI).</w:t>
-      </w:r>
-    </w:p>
-    <w:p>
-      <w:pPr>
-        <w:pStyle w:val="ListParagraph"/>
-        <w:numPr>
-          <w:ilvl w:val="0"/>
-          <w:numId w:val="2"/>
-        </w:numPr>
-        <w:spacing w:after="60"/>
-        <w:rPr>
-          <w:sz w:val="28"/>
-          <w:szCs w:val="28"/>
-        </w:rPr>
-      </w:pPr>
-      <w:r>
-        <w:rPr>
-          <w:sz w:val="28"/>
-          <w:szCs w:val="28"/>
-        </w:rPr>
-        <w:t>API contract ổn định giữa Spring Boot và FastAPI.</w:t>
-      </w:r>
-    </w:p>
-    <w:p>
-      <w:pPr>
-        <w:pStyle w:val="ListParagraph"/>
-        <w:numPr>
-          <w:ilvl w:val="0"/>
-          <w:numId w:val="2"/>
-        </w:numPr>
-        <w:spacing w:after="60"/>
-        <w:rPr>
-          <w:sz w:val="28"/>
-          <w:szCs w:val="28"/>
-        </w:rPr>
-      </w:pPr>
-      <w:r>
-        <w:rPr>
-          <w:sz w:val="28"/>
-          <w:szCs w:val="28"/>
-        </w:rPr>
-        <w:t>Configuration nên được externalize.</w:t>
-      </w:r>
-    </w:p>
-    <w:p>
-      <w:pPr>
-        <w:pStyle w:val="Heading2"/>
-        <w:rPr>
-          <w:color w:val="auto"/>
-          <w:sz w:val="28"/>
-          <w:szCs w:val="28"/>
-        </w:rPr>
-      </w:pPr>
-      <w:r>
-        <w:rPr>
-          <w:color w:val="auto"/>
-          <w:sz w:val="28"/>
-          <w:szCs w:val="28"/>
-        </w:rPr>
-        <w:t>Dữ liệu / Quyền riêng tư</w:t>
-      </w:r>
-    </w:p>
-    <w:p>
-      <w:pPr>
-        <w:pStyle w:val="ListParagraph"/>
-        <w:numPr>
-          <w:ilvl w:val="0"/>
-          <w:numId w:val="2"/>
-        </w:numPr>
-        <w:spacing w:after="60"/>
-        <w:rPr>
-          <w:sz w:val="28"/>
-          <w:szCs w:val="28"/>
-        </w:rPr>
-      </w:pPr>
-      <w:r>
-        <w:rPr>
-          <w:b/>
-          <w:bCs/>
-          <w:sz w:val="28"/>
-          <w:szCs w:val="28"/>
-        </w:rPr>
-        <w:t>Dữ liệu cá nhân học sinh (Student PII) nằm ngoài phạm vi MVP.</w:t>
-      </w:r>
-    </w:p>
-    <w:p>
-      <w:pPr>
-        <w:pStyle w:val="ListParagraph"/>
-        <w:numPr>
-          <w:ilvl w:val="0"/>
-          <w:numId w:val="2"/>
-        </w:numPr>
-        <w:spacing w:after="60"/>
-        <w:rPr>
-          <w:sz w:val="28"/>
-          <w:szCs w:val="28"/>
-        </w:rPr>
-      </w:pPr>
-      <w:r>
-        <w:rPr>
-          <w:sz w:val="28"/>
-          <w:szCs w:val="28"/>
-        </w:rPr>
-        <w:t>MVP tập trung vào teacher và teaching materials, không xử lý dữ liệu cá nhân học sinh.</w:t>
-      </w:r>
-    </w:p>
-    <w:p>
-      <w:pPr>
-        <w:pStyle w:val="ListParagraph"/>
-        <w:numPr>
-          <w:ilvl w:val="0"/>
-          <w:numId w:val="2"/>
-        </w:numPr>
-        <w:spacing w:after="60"/>
-        <w:rPr>
-          <w:sz w:val="28"/>
-          <w:szCs w:val="28"/>
-        </w:rPr>
-      </w:pPr>
-      <w:r>
-        <w:rPr>
-          <w:sz w:val="28"/>
-          <w:szCs w:val="28"/>
-        </w:rPr>
-        <w:t>Không yêu cầu student name, student ID, grades, attendance hoặc dữ liệu cá nhân học sinh để chứng minh giá trị cốt lõi.</w:t>
-      </w:r>
-    </w:p>
-    <w:p>
-      <w:pPr>
-        <w:pStyle w:val="ListParagraph"/>
-        <w:numPr>
-          <w:ilvl w:val="0"/>
-          <w:numId w:val="2"/>
-        </w:numPr>
-        <w:spacing w:after="60"/>
-        <w:rPr>
-          <w:sz w:val="28"/>
-          <w:szCs w:val="28"/>
-        </w:rPr>
-      </w:pPr>
-      <w:r>
-        <w:rPr>
-          <w:sz w:val="28"/>
-          <w:szCs w:val="28"/>
-        </w:rPr>
-        <w:t>Nếu tương lai cần student data, đó sẽ là một scope/approval riêng, nằm ngoài phạm vi Project Detail này.</w:t>
-      </w:r>
-    </w:p>
-    <w:p>
-      <w:pPr>
-        <w:pStyle w:val="ListParagraph"/>
-        <w:numPr>
-          <w:ilvl w:val="0"/>
-          <w:numId w:val="2"/>
-        </w:numPr>
-        <w:spacing w:after="60"/>
-        <w:rPr>
-          <w:sz w:val="28"/>
-          <w:szCs w:val="28"/>
-        </w:rPr>
-      </w:pPr>
-      <w:r>
-        <w:rPr>
-          <w:sz w:val="28"/>
-          <w:szCs w:val="28"/>
-        </w:rPr>
-        <w:t>Nguồn dữ liệu dùng để demo phải có quyền sử dụng phù hợp.</w:t>
-      </w:r>
-    </w:p>
-    <w:p>
-      <w:pPr>
-        <w:pStyle w:val="Heading2"/>
-        <w:rPr>
-          <w:color w:val="auto"/>
-          <w:sz w:val="28"/>
-          <w:szCs w:val="28"/>
-        </w:rPr>
-      </w:pPr>
-      <w:r>
-        <w:rPr>
-          <w:color w:val="auto"/>
-          <w:sz w:val="28"/>
-          <w:szCs w:val="28"/>
-        </w:rPr>
-        <w:t>3.5 Tiêu chí chấp nhận — Mức tổng quan</w:t>
-      </w:r>
-    </w:p>
-    <w:p>
-      <w:pPr>
-        <w:spacing w:after="120"/>
-        <w:rPr>
-          <w:sz w:val="28"/>
-          <w:szCs w:val="28"/>
-        </w:rPr>
-      </w:pPr>
-      <w:r>
-        <w:rPr>
-          <w:sz w:val="28"/>
-          <w:szCs w:val="28"/>
-        </w:rPr>
-        <w:t>Tiêu chí chấp nhận ở mức tổng quan cho các loại nội dung bắt buộc (xem Mục 5). Chi tiết Given/When/Then sẽ được làm sau trong User Story / Sprint Backlog / Test Case.</w:t>
-      </w:r>
-    </w:p>
-    <w:p>
-      <w:pPr>
-        <w:pStyle w:val="ListParagraph"/>
-        <w:numPr>
-          <w:ilvl w:val="0"/>
-          <w:numId w:val="2"/>
-        </w:numPr>
-        <w:spacing w:after="120"/>
-        <w:rPr>
-          <w:sz w:val="28"/>
-          <w:szCs w:val="28"/>
-        </w:rPr>
-      </w:pPr>
-      <w:r>
-        <w:rPr>
-          <w:sz w:val="28"/>
-          <w:szCs w:val="28"/>
-        </w:rPr>
-        <w:t>Đầu ra của AI là một đề xuất/bản nháp; giáo viên vẫn là người quyết định cuối cùng. AI không tự gửi nội dung cho học sinh và không tự đánh giá học sinh trong MVP.</w:t>
-      </w:r>
-    </w:p>
-    <w:p>
-      <w:pPr>
-        <w:pStyle w:val="Heading2"/>
-        <w:rPr>
-          <w:color w:val="auto"/>
-          <w:sz w:val="28"/>
-          <w:szCs w:val="28"/>
-        </w:rPr>
-      </w:pPr>
-      <w:r>
-        <w:rPr>
-          <w:color w:val="auto"/>
-          <w:sz w:val="28"/>
-          <w:szCs w:val="28"/>
-        </w:rPr>
-        <w:t>Lesson Planner</w:t>
-      </w:r>
-    </w:p>
-    <w:p>
-      <w:pPr>
-        <w:pStyle w:val="ListParagraph"/>
-        <w:numPr>
-          <w:ilvl w:val="0"/>
-          <w:numId w:val="2"/>
-        </w:numPr>
-        <w:spacing w:after="60"/>
-        <w:rPr>
-          <w:sz w:val="28"/>
-          <w:szCs w:val="28"/>
-        </w:rPr>
-      </w:pPr>
-      <w:r>
-        <w:rPr>
-          <w:sz w:val="28"/>
-          <w:szCs w:val="28"/>
-        </w:rPr>
-        <w:t>Giáo viên có thể nhập các thông tin đầu vào cần thiết để lập kế hoạch.</w:t>
-      </w:r>
-    </w:p>
-    <w:p>
-      <w:pPr>
-        <w:pStyle w:val="ListParagraph"/>
-        <w:numPr>
-          <w:ilvl w:val="0"/>
-          <w:numId w:val="2"/>
-        </w:numPr>
-        <w:spacing w:after="60"/>
-        <w:rPr>
-          <w:sz w:val="28"/>
-          <w:szCs w:val="28"/>
-        </w:rPr>
-      </w:pPr>
-      <w:r>
-        <w:rPr>
-          <w:sz w:val="28"/>
-          <w:szCs w:val="28"/>
-        </w:rPr>
-        <w:t>Hệ thống có thể truy xuất ngữ cảnh nguồn liên quan.</w:t>
-      </w:r>
-    </w:p>
-    <w:p>
-      <w:pPr>
-        <w:pStyle w:val="ListParagraph"/>
-        <w:numPr>
-          <w:ilvl w:val="0"/>
-          <w:numId w:val="2"/>
-        </w:numPr>
-        <w:spacing w:after="60"/>
-        <w:rPr>
-          <w:sz w:val="28"/>
-          <w:szCs w:val="28"/>
-        </w:rPr>
-      </w:pPr>
-      <w:r>
-        <w:rPr>
-          <w:sz w:val="28"/>
-          <w:szCs w:val="28"/>
-        </w:rPr>
-        <w:t>AI trả về giáo án có cấu trúc.</w:t>
-      </w:r>
-    </w:p>
-    <w:p>
-      <w:pPr>
-        <w:pStyle w:val="ListParagraph"/>
-        <w:numPr>
-          <w:ilvl w:val="0"/>
-          <w:numId w:val="2"/>
-        </w:numPr>
-        <w:spacing w:after="60"/>
-        <w:rPr>
-          <w:sz w:val="28"/>
-          <w:szCs w:val="28"/>
-        </w:rPr>
-      </w:pPr>
-      <w:r>
-        <w:rPr>
-          <w:sz w:val="28"/>
-          <w:szCs w:val="28"/>
-        </w:rPr>
-        <w:t>Kết quả sinh ra có thể được xem và kiểm tra/duyệt (review).</w:t>
-      </w:r>
-    </w:p>
-    <w:p>
-      <w:pPr>
-        <w:pStyle w:val="ListParagraph"/>
-        <w:numPr>
-          <w:ilvl w:val="0"/>
-          <w:numId w:val="2"/>
-        </w:numPr>
-        <w:spacing w:after="60"/>
-        <w:rPr>
-          <w:sz w:val="28"/>
-          <w:szCs w:val="28"/>
-        </w:rPr>
-      </w:pPr>
-      <w:r>
-        <w:rPr>
-          <w:sz w:val="28"/>
-          <w:szCs w:val="28"/>
-        </w:rPr>
-        <w:t>Giáo viên có thể chỉnh sửa hoặc tạo lại kết quả.</w:t>
-      </w:r>
-    </w:p>
-    <w:p>
-      <w:pPr>
-        <w:pStyle w:val="ListParagraph"/>
-        <w:numPr>
-          <w:ilvl w:val="0"/>
-          <w:numId w:val="2"/>
-        </w:numPr>
-        <w:spacing w:after="60"/>
-        <w:rPr>
-          <w:sz w:val="28"/>
-          <w:szCs w:val="28"/>
-        </w:rPr>
-      </w:pPr>
-      <w:r>
-        <w:rPr>
-          <w:sz w:val="28"/>
-          <w:szCs w:val="28"/>
-        </w:rPr>
-        <w:t>Kết quả có thể được lưu vào lịch sử.</w:t>
-      </w:r>
-    </w:p>
-    <w:p>
-      <w:pPr>
-        <w:pStyle w:val="ListParagraph"/>
-        <w:numPr>
-          <w:ilvl w:val="0"/>
-          <w:numId w:val="2"/>
-        </w:numPr>
-        <w:spacing w:after="60"/>
-        <w:rPr>
-          <w:sz w:val="28"/>
-          <w:szCs w:val="28"/>
-        </w:rPr>
-      </w:pPr>
-      <w:r>
-        <w:rPr>
-          <w:sz w:val="28"/>
-          <w:szCs w:val="28"/>
-        </w:rPr>
-        <w:t>Kết quả có thể được xuất theo định dạng được hỗ trợ.</w:t>
-      </w:r>
-    </w:p>
-    <w:p>
-      <w:pPr>
-        <w:pStyle w:val="ListParagraph"/>
-        <w:numPr>
-          <w:ilvl w:val="0"/>
-          <w:numId w:val="2"/>
-        </w:numPr>
-        <w:spacing w:after="60"/>
-        <w:rPr>
-          <w:sz w:val="28"/>
-          <w:szCs w:val="28"/>
-        </w:rPr>
-      </w:pPr>
-      <w:r>
-        <w:rPr>
-          <w:sz w:val="28"/>
-          <w:szCs w:val="28"/>
-        </w:rPr>
-        <w:t>Nguồn tham chiếu được hiển thị khi phù hợp.</w:t>
-      </w:r>
-    </w:p>
-    <w:p>
-      <w:pPr>
-        <w:pStyle w:val="Heading2"/>
-        <w:rPr>
-          <w:color w:val="auto"/>
-          <w:sz w:val="28"/>
-          <w:szCs w:val="28"/>
-        </w:rPr>
-      </w:pPr>
-      <w:r>
-        <w:rPr>
-          <w:color w:val="auto"/>
-          <w:sz w:val="28"/>
-          <w:szCs w:val="28"/>
-        </w:rPr>
-        <w:t>Quiz Generator</w:t>
-      </w:r>
-    </w:p>
-    <w:p>
-      <w:pPr>
-        <w:pStyle w:val="ListParagraph"/>
-        <w:numPr>
-          <w:ilvl w:val="0"/>
-          <w:numId w:val="2"/>
-        </w:numPr>
-        <w:spacing w:after="60"/>
-        <w:rPr>
-          <w:sz w:val="28"/>
-          <w:szCs w:val="28"/>
-        </w:rPr>
-      </w:pPr>
-      <w:r>
-        <w:rPr>
-          <w:sz w:val="28"/>
-          <w:szCs w:val="28"/>
-        </w:rPr>
-        <w:t>Giáo viên có thể chỉ định yêu cầu cho đề kiểm tra.</w:t>
-      </w:r>
-    </w:p>
-    <w:p>
-      <w:pPr>
-        <w:pStyle w:val="ListParagraph"/>
-        <w:numPr>
-          <w:ilvl w:val="0"/>
-          <w:numId w:val="2"/>
-        </w:numPr>
-        <w:spacing w:after="60"/>
-        <w:rPr>
-          <w:sz w:val="28"/>
-          <w:szCs w:val="28"/>
-        </w:rPr>
-      </w:pPr>
-      <w:r>
-        <w:rPr>
-          <w:sz w:val="28"/>
-          <w:szCs w:val="28"/>
-        </w:rPr>
-        <w:t>Hệ thống sử dụng các nguồn tri thức đã chọn.</w:t>
-      </w:r>
-    </w:p>
-    <w:p>
-      <w:pPr>
-        <w:pStyle w:val="ListParagraph"/>
-        <w:numPr>
-          <w:ilvl w:val="0"/>
-          <w:numId w:val="2"/>
-        </w:numPr>
-        <w:spacing w:after="60"/>
-        <w:rPr>
-          <w:sz w:val="28"/>
-          <w:szCs w:val="28"/>
-        </w:rPr>
-      </w:pPr>
-      <w:r>
-        <w:rPr>
-          <w:sz w:val="28"/>
-          <w:szCs w:val="28"/>
-        </w:rPr>
-        <w:lastRenderedPageBreak/>
-        <w:t>Câu hỏi được sinh ra tuân theo cấu trúc đầu ra đã định nghĩa.</w:t>
-      </w:r>
-    </w:p>
-    <w:p>
-      <w:pPr>
-        <w:pStyle w:val="ListParagraph"/>
-        <w:numPr>
-          <w:ilvl w:val="0"/>
-          <w:numId w:val="2"/>
-        </w:numPr>
-        <w:spacing w:after="60"/>
-        <w:rPr>
-          <w:sz w:val="28"/>
-          <w:szCs w:val="28"/>
-        </w:rPr>
-      </w:pPr>
-      <w:r>
-        <w:rPr>
-          <w:sz w:val="28"/>
-          <w:szCs w:val="28"/>
-        </w:rPr>
-        <w:t>Gắn nhãn Bloom Taxonomy là một phần của luồng sinh đề kiểm tra.</w:t>
-      </w:r>
-    </w:p>
-    <w:p>
-      <w:pPr>
-        <w:pStyle w:val="ListParagraph"/>
-        <w:numPr>
-          <w:ilvl w:val="0"/>
-          <w:numId w:val="2"/>
-        </w:numPr>
-        <w:spacing w:after="60"/>
-        <w:rPr>
-          <w:sz w:val="28"/>
-          <w:szCs w:val="28"/>
-        </w:rPr>
-      </w:pPr>
-      <w:r>
-        <w:rPr>
-          <w:sz w:val="28"/>
-          <w:szCs w:val="28"/>
-        </w:rPr>
-        <w:t>Giáo viên có thể kiểm tra/chỉnh sửa/tạo lại.</w:t>
-      </w:r>
-    </w:p>
-    <w:p>
-      <w:pPr>
-        <w:pStyle w:val="ListParagraph"/>
-        <w:numPr>
-          <w:ilvl w:val="0"/>
-          <w:numId w:val="2"/>
-        </w:numPr>
-        <w:spacing w:after="60"/>
-        <w:rPr>
-          <w:sz w:val="28"/>
-          <w:szCs w:val="28"/>
-        </w:rPr>
-      </w:pPr>
-      <w:r>
-        <w:rPr>
-          <w:sz w:val="28"/>
-          <w:szCs w:val="28"/>
-        </w:rPr>
-        <w:t>Kết quả có thể được lưu/xuất.</w:t>
-      </w:r>
-    </w:p>
-    <w:p>
-      <w:pPr>
-        <w:pStyle w:val="Heading2"/>
-        <w:rPr>
-          <w:color w:val="auto"/>
-          <w:sz w:val="28"/>
-          <w:szCs w:val="28"/>
-        </w:rPr>
-      </w:pPr>
-      <w:r>
-        <w:rPr>
-          <w:color w:val="auto"/>
-          <w:sz w:val="28"/>
-          <w:szCs w:val="28"/>
-        </w:rPr>
-        <w:t>Document Knowledge Base</w:t>
-      </w:r>
-    </w:p>
-    <w:p>
-      <w:pPr>
-        <w:pStyle w:val="ListParagraph"/>
-        <w:numPr>
-          <w:ilvl w:val="0"/>
-          <w:numId w:val="2"/>
-        </w:numPr>
-        <w:spacing w:after="60"/>
-        <w:rPr>
-          <w:sz w:val="28"/>
-          <w:szCs w:val="28"/>
-        </w:rPr>
-      </w:pPr>
-      <w:r>
-        <w:rPr>
-          <w:sz w:val="28"/>
-          <w:szCs w:val="28"/>
-        </w:rPr>
-        <w:t>Tài liệu được hỗ trợ có thể được tải lên.</w:t>
-      </w:r>
-    </w:p>
-    <w:p>
-      <w:pPr>
-        <w:pStyle w:val="ListParagraph"/>
-        <w:numPr>
-          <w:ilvl w:val="0"/>
-          <w:numId w:val="2"/>
-        </w:numPr>
-        <w:spacing w:after="60"/>
-        <w:rPr>
-          <w:sz w:val="28"/>
-          <w:szCs w:val="28"/>
-        </w:rPr>
-      </w:pPr>
-      <w:r>
-        <w:rPr>
-          <w:sz w:val="28"/>
-          <w:szCs w:val="28"/>
-        </w:rPr>
-        <w:t>Metadata của file được lưu trữ.</w:t>
-      </w:r>
-    </w:p>
-    <w:p>
-      <w:pPr>
-        <w:pStyle w:val="ListParagraph"/>
-        <w:numPr>
-          <w:ilvl w:val="0"/>
-          <w:numId w:val="2"/>
-        </w:numPr>
-        <w:spacing w:after="60"/>
-        <w:rPr>
-          <w:sz w:val="28"/>
-          <w:szCs w:val="28"/>
-        </w:rPr>
-      </w:pPr>
-      <w:r>
-        <w:rPr>
-          <w:sz w:val="28"/>
-          <w:szCs w:val="28"/>
-        </w:rPr>
-        <w:t>Tài liệu có thể được xử lý thành công.</w:t>
-      </w:r>
-    </w:p>
-    <w:p>
-      <w:pPr>
-        <w:pStyle w:val="ListParagraph"/>
-        <w:numPr>
-          <w:ilvl w:val="0"/>
-          <w:numId w:val="2"/>
-        </w:numPr>
-        <w:spacing w:after="60"/>
-        <w:rPr>
-          <w:sz w:val="28"/>
-          <w:szCs w:val="28"/>
-        </w:rPr>
-      </w:pPr>
-      <w:r>
-        <w:rPr>
-          <w:sz w:val="28"/>
-          <w:szCs w:val="28"/>
-        </w:rPr>
-        <w:t>Chunk/embedding có thể được index.</w:t>
-      </w:r>
-    </w:p>
-    <w:p>
-      <w:pPr>
-        <w:pStyle w:val="ListParagraph"/>
-        <w:numPr>
-          <w:ilvl w:val="0"/>
-          <w:numId w:val="2"/>
-        </w:numPr>
-        <w:spacing w:after="60"/>
-        <w:rPr>
-          <w:sz w:val="28"/>
-          <w:szCs w:val="28"/>
-        </w:rPr>
-      </w:pPr>
-      <w:r>
-        <w:rPr>
-          <w:sz w:val="28"/>
-          <w:szCs w:val="28"/>
-        </w:rPr>
-        <w:t>Nội dung liên quan có thể được truy xuất.</w:t>
-      </w:r>
-    </w:p>
-    <w:p>
-      <w:pPr>
-        <w:pStyle w:val="Heading1"/>
-        <w:rPr>
-          <w:color w:val="auto"/>
-          <w:sz w:val="32"/>
-          <w:szCs w:val="32"/>
-        </w:rPr>
-      </w:pPr>
-      <w:r>
-        <w:rPr>
-          <w:color w:val="auto"/>
-          <w:sz w:val="32"/>
-          <w:szCs w:val="32"/>
-        </w:rPr>
-        <w:t>4. Tầm nhìn sản phẩm &amp; Năng lực hệ thống</w:t>
-      </w:r>
-    </w:p>
-    <w:p>
-      <w:pPr>
-        <w:spacing w:after="120"/>
-        <w:rPr>
-          <w:sz w:val="28"/>
-          <w:szCs w:val="28"/>
-        </w:rPr>
-      </w:pPr>
-      <w:r>
-        <w:rPr>
-          <w:sz w:val="28"/>
-          <w:szCs w:val="28"/>
-        </w:rPr>
-        <w:t xml:space="preserve">Đây là toàn bộ tầm nhìn dài hạn của sản phẩm và các năng lực/module mà hệ thống hướng tới xây dựng. </w:t>
-      </w:r>
-    </w:p>
-    <w:p>
-      <w:pPr>
-        <w:pStyle w:val="Heading2"/>
-        <w:rPr>
-          <w:color w:val="auto"/>
-          <w:sz w:val="28"/>
-          <w:szCs w:val="28"/>
-        </w:rPr>
-      </w:pPr>
-      <w:r>
-        <w:rPr>
-          <w:color w:val="auto"/>
-          <w:sz w:val="28"/>
-          <w:szCs w:val="28"/>
-        </w:rPr>
-        <w:t>Hạ tầng cốt lõi &amp; Knowledge Base</w:t>
-      </w:r>
-    </w:p>
-    <w:p>
-      <w:pPr>
-        <w:pStyle w:val="ListParagraph"/>
-        <w:numPr>
-          <w:ilvl w:val="0"/>
-          <w:numId w:val="2"/>
-        </w:numPr>
-        <w:spacing w:after="60"/>
-        <w:rPr>
-          <w:sz w:val="28"/>
-          <w:szCs w:val="28"/>
-        </w:rPr>
-      </w:pPr>
-      <w:r>
-        <w:rPr>
-          <w:sz w:val="28"/>
-          <w:szCs w:val="28"/>
-        </w:rPr>
-        <w:t>Authentication &amp; Quản lý người dùng</w:t>
-      </w:r>
-    </w:p>
-    <w:p>
-      <w:pPr>
-        <w:pStyle w:val="ListParagraph"/>
-        <w:numPr>
-          <w:ilvl w:val="0"/>
-          <w:numId w:val="2"/>
-        </w:numPr>
-        <w:spacing w:after="60"/>
-        <w:rPr>
-          <w:sz w:val="28"/>
-          <w:szCs w:val="28"/>
-        </w:rPr>
-      </w:pPr>
-      <w:r>
-        <w:rPr>
-          <w:sz w:val="28"/>
-          <w:szCs w:val="28"/>
-        </w:rPr>
-        <w:t>Teacher Workspace</w:t>
-      </w:r>
-    </w:p>
-    <w:p>
-      <w:pPr>
-        <w:pStyle w:val="ListParagraph"/>
-        <w:numPr>
-          <w:ilvl w:val="0"/>
-          <w:numId w:val="2"/>
-        </w:numPr>
-        <w:spacing w:after="60"/>
-        <w:rPr>
-          <w:sz w:val="28"/>
-          <w:szCs w:val="28"/>
-        </w:rPr>
-      </w:pPr>
-      <w:r>
-        <w:rPr>
-          <w:sz w:val="28"/>
-          <w:szCs w:val="28"/>
-        </w:rPr>
-        <w:t>Document Upload &amp; Knowledge Base</w:t>
-      </w:r>
-    </w:p>
-    <w:p>
-      <w:pPr>
-        <w:pStyle w:val="ListParagraph"/>
-        <w:numPr>
-          <w:ilvl w:val="0"/>
-          <w:numId w:val="2"/>
-        </w:numPr>
-        <w:spacing w:after="60"/>
-        <w:rPr>
-          <w:sz w:val="28"/>
-          <w:szCs w:val="28"/>
-        </w:rPr>
-      </w:pPr>
-      <w:r>
-        <w:rPr>
-          <w:sz w:val="28"/>
-          <w:szCs w:val="28"/>
-        </w:rPr>
-        <w:t>Document Processing (parsing, chunking, embedding)</w:t>
-      </w:r>
-    </w:p>
-    <w:p>
-      <w:pPr>
-        <w:pStyle w:val="ListParagraph"/>
-        <w:numPr>
-          <w:ilvl w:val="0"/>
-          <w:numId w:val="2"/>
-        </w:numPr>
-        <w:spacing w:after="60"/>
-        <w:rPr>
-          <w:sz w:val="28"/>
-          <w:szCs w:val="28"/>
-        </w:rPr>
-      </w:pPr>
-      <w:r>
-        <w:rPr>
-          <w:sz w:val="28"/>
-          <w:szCs w:val="28"/>
-        </w:rPr>
-        <w:t>RAG (retrieval + orchestration)</w:t>
-      </w:r>
-    </w:p>
-    <w:p>
-      <w:pPr>
-        <w:pStyle w:val="Heading2"/>
-        <w:rPr>
-          <w:color w:val="auto"/>
-          <w:sz w:val="28"/>
-          <w:szCs w:val="28"/>
-        </w:rPr>
-      </w:pPr>
-      <w:r>
-        <w:rPr>
-          <w:color w:val="auto"/>
-          <w:sz w:val="28"/>
-          <w:szCs w:val="28"/>
-        </w:rPr>
-        <w:t>Sinh nội dung bằng AI</w:t>
-      </w:r>
-    </w:p>
-    <w:p>
-      <w:pPr>
-        <w:pStyle w:val="ListParagraph"/>
-        <w:numPr>
-          <w:ilvl w:val="0"/>
-          <w:numId w:val="2"/>
-        </w:numPr>
-        <w:spacing w:after="60"/>
-        <w:rPr>
-          <w:sz w:val="28"/>
-          <w:szCs w:val="28"/>
-        </w:rPr>
-      </w:pPr>
-      <w:r>
-        <w:rPr>
-          <w:sz w:val="28"/>
-          <w:szCs w:val="28"/>
-        </w:rPr>
-        <w:t>AI Lesson Planner</w:t>
-      </w:r>
-    </w:p>
-    <w:p>
-      <w:pPr>
-        <w:pStyle w:val="ListParagraph"/>
-        <w:numPr>
-          <w:ilvl w:val="0"/>
-          <w:numId w:val="2"/>
-        </w:numPr>
-        <w:spacing w:after="60"/>
-        <w:rPr>
-          <w:sz w:val="28"/>
-          <w:szCs w:val="28"/>
-        </w:rPr>
-      </w:pPr>
-      <w:r>
-        <w:rPr>
-          <w:sz w:val="28"/>
-          <w:szCs w:val="28"/>
-        </w:rPr>
-        <w:t>Quiz Generator (kèm gắn nhãn Bloom Taxonomy như một thuộc tính, không tách feature riêng)</w:t>
-      </w:r>
-    </w:p>
-    <w:p>
-      <w:pPr>
-        <w:pStyle w:val="ListParagraph"/>
-        <w:numPr>
-          <w:ilvl w:val="0"/>
-          <w:numId w:val="2"/>
-        </w:numPr>
-        <w:spacing w:after="60"/>
-        <w:rPr>
-          <w:sz w:val="28"/>
-          <w:szCs w:val="28"/>
-        </w:rPr>
-      </w:pPr>
-      <w:r>
-        <w:rPr>
-          <w:sz w:val="28"/>
-          <w:szCs w:val="28"/>
-        </w:rPr>
-        <w:t>Rubric Generator</w:t>
-      </w:r>
-    </w:p>
-    <w:p>
-      <w:pPr>
-        <w:pStyle w:val="ListParagraph"/>
-        <w:numPr>
-          <w:ilvl w:val="0"/>
-          <w:numId w:val="2"/>
-        </w:numPr>
-        <w:spacing w:after="60"/>
-        <w:rPr>
-          <w:sz w:val="28"/>
-          <w:szCs w:val="28"/>
-        </w:rPr>
-      </w:pPr>
-      <w:r>
-        <w:rPr>
-          <w:sz w:val="28"/>
-          <w:szCs w:val="28"/>
-        </w:rPr>
-        <w:t>Slide Outline Generator</w:t>
-      </w:r>
-    </w:p>
-    <w:p>
-      <w:pPr>
-        <w:pStyle w:val="Heading2"/>
-        <w:rPr>
-          <w:color w:val="auto"/>
-          <w:sz w:val="28"/>
-          <w:szCs w:val="28"/>
-        </w:rPr>
-      </w:pPr>
-      <w:r>
-        <w:rPr>
-          <w:color w:val="auto"/>
-          <w:sz w:val="28"/>
-          <w:szCs w:val="28"/>
-        </w:rPr>
-        <w:t>Kiểm tra, Quản lý &amp; Xuất tài liệu</w:t>
-      </w:r>
-    </w:p>
-    <w:p>
-      <w:pPr>
-        <w:pStyle w:val="ListParagraph"/>
-        <w:numPr>
-          <w:ilvl w:val="0"/>
-          <w:numId w:val="2"/>
-        </w:numPr>
-        <w:spacing w:after="60"/>
-        <w:rPr>
-          <w:sz w:val="28"/>
-          <w:szCs w:val="28"/>
-        </w:rPr>
-      </w:pPr>
-      <w:r>
-        <w:rPr>
-          <w:sz w:val="28"/>
-          <w:szCs w:val="28"/>
-        </w:rPr>
-        <w:t>AI Output Review, Edit, Regenerate</w:t>
-      </w:r>
-    </w:p>
-    <w:p>
-      <w:pPr>
-        <w:pStyle w:val="ListParagraph"/>
-        <w:numPr>
-          <w:ilvl w:val="0"/>
-          <w:numId w:val="2"/>
-        </w:numPr>
-        <w:spacing w:after="60"/>
-        <w:rPr>
-          <w:sz w:val="28"/>
-          <w:szCs w:val="28"/>
-        </w:rPr>
-      </w:pPr>
-      <w:r>
-        <w:rPr>
-          <w:sz w:val="28"/>
-          <w:szCs w:val="28"/>
-        </w:rPr>
-        <w:t>Document History</w:t>
-      </w:r>
-    </w:p>
-    <w:p>
-      <w:pPr>
-        <w:pStyle w:val="ListParagraph"/>
-        <w:numPr>
-          <w:ilvl w:val="0"/>
-          <w:numId w:val="2"/>
-        </w:numPr>
-        <w:spacing w:after="60"/>
-        <w:rPr>
-          <w:sz w:val="28"/>
-          <w:szCs w:val="28"/>
-        </w:rPr>
-      </w:pPr>
-      <w:r>
-        <w:rPr>
-          <w:sz w:val="28"/>
-          <w:szCs w:val="28"/>
-        </w:rPr>
-        <w:t>Citation / Source Reference</w:t>
-      </w:r>
-    </w:p>
-    <w:p>
-      <w:pPr>
-        <w:pStyle w:val="ListParagraph"/>
-        <w:numPr>
-          <w:ilvl w:val="0"/>
-          <w:numId w:val="2"/>
-        </w:numPr>
-        <w:spacing w:after="60"/>
-        <w:rPr>
-          <w:sz w:val="28"/>
-          <w:szCs w:val="28"/>
-        </w:rPr>
-      </w:pPr>
-      <w:r>
-        <w:rPr>
-          <w:sz w:val="28"/>
-          <w:szCs w:val="28"/>
-        </w:rPr>
-        <w:t>Word/PDF Export</w:t>
-      </w:r>
-    </w:p>
-    <w:p>
-      <w:pPr>
-        <w:pStyle w:val="Heading2"/>
-        <w:rPr>
-          <w:color w:val="auto"/>
-          <w:sz w:val="28"/>
-          <w:szCs w:val="28"/>
-        </w:rPr>
-      </w:pPr>
-      <w:r>
-        <w:rPr>
-          <w:color w:val="auto"/>
-          <w:sz w:val="28"/>
-          <w:szCs w:val="28"/>
-        </w:rPr>
-        <w:t>Hỗ trợ</w:t>
-      </w:r>
-    </w:p>
-    <w:p>
-      <w:pPr>
-        <w:pStyle w:val="ListParagraph"/>
-        <w:numPr>
-          <w:ilvl w:val="0"/>
-          <w:numId w:val="2"/>
-        </w:numPr>
-        <w:spacing w:after="60"/>
-        <w:rPr>
-          <w:sz w:val="28"/>
-          <w:szCs w:val="28"/>
-        </w:rPr>
-      </w:pPr>
-      <w:r>
-        <w:rPr>
-          <w:sz w:val="28"/>
-          <w:szCs w:val="28"/>
-        </w:rPr>
-        <w:t>Prompt/Template Library</w:t>
-      </w:r>
-    </w:p>
-    <w:p>
-      <w:pPr>
-        <w:pStyle w:val="ListParagraph"/>
-        <w:numPr>
-          <w:ilvl w:val="0"/>
-          <w:numId w:val="2"/>
-        </w:numPr>
-        <w:spacing w:after="60"/>
-        <w:rPr>
-          <w:sz w:val="28"/>
-          <w:szCs w:val="28"/>
-        </w:rPr>
-      </w:pPr>
-      <w:r>
-        <w:rPr>
-          <w:sz w:val="28"/>
-          <w:szCs w:val="28"/>
-        </w:rPr>
-        <w:t>Analytics/KPI Dashboard</w:t>
-      </w:r>
-    </w:p>
-    <w:p>
-      <w:pPr>
-        <w:pStyle w:val="Heading1"/>
-        <w:rPr>
-          <w:color w:val="auto"/>
-          <w:sz w:val="32"/>
-          <w:szCs w:val="32"/>
-        </w:rPr>
-      </w:pPr>
-      <w:r>
-        <w:rPr>
-          <w:color w:val="auto"/>
-          <w:sz w:val="32"/>
-          <w:szCs w:val="32"/>
-        </w:rPr>
-        <w:lastRenderedPageBreak/>
-        <w:t>5. Phạm vi bàn giao 6 tháng (Đề xuất)</w:t>
-      </w:r>
-    </w:p>
-    <w:p>
-      <w:pPr>
-        <w:spacing w:after="120"/>
-        <w:rPr>
-          <w:sz w:val="24"/>
-          <w:szCs w:val="24"/>
-        </w:rPr>
-      </w:pPr>
-      <w:r>
+        <w:t>Hình 1 — Luồng nghiệp vụ TO-BE của giáo viên khi dùng AI Teacher Copilot.</w:t>
+      </w:r>
+    </w:p>
+    <w:p>
+      <w:pPr>
+        <w:spacing w:after="300"/>
+        <w:jc w:val="center"/>
         <w:rPr>
           <w:i/>
           <w:iCs/>
           <w:color w:val="555555"/>
-        </w:rPr>
-        <w:t>Đề xuất — Chờ Mentor xác nhận. Phạm vi dưới đây áp dụng riêng cho 6 tháng đầu triển khai, không làm thay đổi Product Vision dài hạn ở Mục 4.</w:t>
-      </w:r>
-    </w:p>
-    <w:p>
-      <w:pPr>
-        <w:pStyle w:val="Heading2"/>
-        <w:rPr>
-          <w:color w:val="auto"/>
-          <w:sz w:val="28"/>
-          <w:szCs w:val="28"/>
-        </w:rPr>
-      </w:pPr>
-      <w:r>
-        <w:rPr>
-          <w:color w:val="auto"/>
-          <w:sz w:val="28"/>
-          <w:szCs w:val="28"/>
-        </w:rPr>
-        <w:t>5.1 Nguyên tắc xác định phạm vi</w:t>
-      </w:r>
-    </w:p>
-    <w:p>
-      <w:pPr>
-        <w:spacing w:after="120"/>
-        <w:rPr>
-          <w:sz w:val="28"/>
-          <w:szCs w:val="28"/>
-        </w:rPr>
-      </w:pPr>
-      <w:r>
-        <w:rPr>
-          <w:sz w:val="28"/>
-          <w:szCs w:val="28"/>
-        </w:rPr>
-        <w:t xml:space="preserve">Nguyên tắc cắt phạm vi: giữ nguyên vertical loop end-to-end (upload → RAG → generate → review → export). Ưu tiên hoàn thiện vertical loop cho 2 loại nội dung bắt buộc (Lesson Planner và Quiz Generator), và chỉ triển khai tối đa 1 loại nội dung nên có (Rubric Generator) nếu tiến độ cho phép.</w:t>
-      </w:r>
-    </w:p>
-    <w:p>
-      <w:pPr>
-        <w:pStyle w:val="Heading2"/>
-        <w:rPr>
-          <w:color w:val="auto"/>
-          <w:sz w:val="28"/>
-          <w:szCs w:val="28"/>
-        </w:rPr>
-      </w:pPr>
-      <w:r>
-        <w:rPr>
-          <w:color w:val="auto"/>
-          <w:sz w:val="28"/>
-          <w:szCs w:val="28"/>
-        </w:rPr>
-        <w:t>5.2 Ma trận cam kết phạm vi</w:t>
-      </w:r>
-    </w:p>
-    <w:p>
-      <w:pPr>
-        <w:pStyle w:val="Heading2"/>
-        <w:rPr>
-          <w:color w:val="auto"/>
-          <w:sz w:val="28"/>
-          <w:szCs w:val="28"/>
-        </w:rPr>
-      </w:pPr>
-      <w:r>
-        <w:rPr>
-          <w:color w:val="auto"/>
-          <w:sz w:val="28"/>
-          <w:szCs w:val="28"/>
-        </w:rPr>
-        <w:t>Bắt buộc</w:t>
-      </w:r>
-    </w:p>
-    <w:p>
-      <w:pPr>
-        <w:pStyle w:val="ListParagraph"/>
-        <w:numPr>
-          <w:ilvl w:val="0"/>
-          <w:numId w:val="2"/>
-        </w:numPr>
-        <w:spacing w:after="60"/>
-        <w:rPr>
-          <w:sz w:val="28"/>
-          <w:szCs w:val="28"/>
-        </w:rPr>
-      </w:pPr>
-      <w:r>
-        <w:rPr>
-          <w:sz w:val="28"/>
-          <w:szCs w:val="28"/>
-        </w:rPr>
-        <w:t>Authentication, Teacher Workspace, Document Upload/KB, Document Processing, RAG, Review/Edit/Regenerate, Document History, Citation, Word/PDF Export.</w:t>
-      </w:r>
-    </w:p>
-    <w:p>
-      <w:pPr>
-        <w:pStyle w:val="ListParagraph"/>
-        <w:numPr>
-          <w:ilvl w:val="0"/>
-          <w:numId w:val="2"/>
-        </w:numPr>
-        <w:spacing w:after="60"/>
-        <w:rPr>
-          <w:sz w:val="28"/>
-          <w:szCs w:val="28"/>
-        </w:rPr>
-      </w:pPr>
-      <w:r>
-        <w:rPr>
-          <w:sz w:val="28"/>
-          <w:szCs w:val="28"/>
-        </w:rPr>
-        <w:t>2 loại nội dung: AI Lesson Planner, Quiz Generator (có gắn nhãn Bloom Taxonomy làm tham số sinh câu hỏi).</w:t>
-      </w:r>
-    </w:p>
-    <w:p>
-      <w:pPr>
-        <w:pStyle w:val="Heading2"/>
-        <w:rPr>
-          <w:color w:val="auto"/>
-          <w:sz w:val="28"/>
-          <w:szCs w:val="28"/>
-        </w:rPr>
-      </w:pPr>
-      <w:r>
-        <w:rPr>
-          <w:color w:val="auto"/>
-          <w:sz w:val="28"/>
-          <w:szCs w:val="28"/>
-        </w:rPr>
-        <w:t>Nên có</w:t>
-      </w:r>
-    </w:p>
-    <w:p>
-      <w:pPr>
-        <w:pStyle w:val="ListParagraph"/>
-        <w:numPr>
-          <w:ilvl w:val="0"/>
-          <w:numId w:val="2"/>
-        </w:numPr>
-        <w:spacing w:after="60"/>
-        <w:rPr>
-          <w:sz w:val="28"/>
-          <w:szCs w:val="28"/>
-        </w:rPr>
-      </w:pPr>
-      <w:r>
-        <w:rPr>
-          <w:sz w:val="28"/>
-          <w:szCs w:val="28"/>
-        </w:rPr>
-        <w:t>Rubric Generator (tái sử dụng pipeline structured output có sẵn, effort thấp hơn Lesson Planner/Quiz).</w:t>
-      </w:r>
-    </w:p>
-    <w:p>
-      <w:pPr>
-        <w:pStyle w:val="ListParagraph"/>
-        <w:numPr>
-          <w:ilvl w:val="0"/>
-          <w:numId w:val="2"/>
-        </w:numPr>
-        <w:spacing w:after="60"/>
-        <w:rPr>
-          <w:sz w:val="28"/>
-          <w:szCs w:val="28"/>
-        </w:rPr>
-      </w:pPr>
-      <w:r>
-        <w:rPr>
-          <w:sz w:val="28"/>
-          <w:szCs w:val="28"/>
-        </w:rPr>
-        <w:t>Nội bộ / config file / DB / không có admin UI.</w:t>
-      </w:r>
-    </w:p>
-    <w:p>
-      <w:pPr>
-        <w:pStyle w:val="Heading2"/>
-        <w:rPr>
-          <w:color w:val="auto"/>
-          <w:sz w:val="28"/>
-          <w:szCs w:val="28"/>
-        </w:rPr>
-      </w:pPr>
-      <w:r>
-        <w:rPr>
-          <w:color w:val="auto"/>
-          <w:sz w:val="28"/>
-          <w:szCs w:val="28"/>
-        </w:rPr>
-        <w:t>Hoãn lại / Loại bỏ</w:t>
-      </w:r>
-    </w:p>
-    <w:p>
-      <w:pPr>
-        <w:pStyle w:val="ListParagraph"/>
-        <w:numPr>
-          <w:ilvl w:val="0"/>
-          <w:numId w:val="2"/>
-        </w:numPr>
-        <w:spacing w:after="60"/>
-        <w:rPr>
-          <w:sz w:val="28"/>
-          <w:szCs w:val="28"/>
-        </w:rPr>
-      </w:pPr>
-      <w:r>
-        <w:rPr>
-          <w:sz w:val="28"/>
-          <w:szCs w:val="28"/>
-        </w:rPr>
-        <w:t>Slide Generator — giá trị thấp hơn so với effort thiết kế slide.</w:t>
-      </w:r>
-    </w:p>
-    <w:p>
-      <w:pPr>
-        <w:pStyle w:val="ListParagraph"/>
-        <w:numPr>
-          <w:ilvl w:val="0"/>
-          <w:numId w:val="2"/>
-        </w:numPr>
-        <w:spacing w:after="60"/>
-        <w:rPr>
-          <w:sz w:val="28"/>
-          <w:szCs w:val="28"/>
-        </w:rPr>
-      </w:pPr>
-      <w:r>
-        <w:rPr>
-          <w:sz w:val="28"/>
-          <w:szCs w:val="28"/>
-        </w:rPr>
-        <w:t>Analytics/KPI dashboard hoàn chỉnh — thay bằng ghi log số liệu thô, báo cáo thủ công cuối kỳ.</w:t>
-      </w:r>
-    </w:p>
-    <w:p>
-      <w:pPr>
-        <w:pStyle w:val="ListParagraph"/>
-        <w:numPr>
-          <w:ilvl w:val="0"/>
-          <w:numId w:val="2"/>
-        </w:numPr>
-        <w:spacing w:after="60"/>
-        <w:rPr>
-          <w:sz w:val="28"/>
-          <w:szCs w:val="28"/>
-        </w:rPr>
-      </w:pPr>
-      <w:r>
-        <w:rPr>
-          <w:sz w:val="28"/>
-          <w:szCs w:val="28"/>
-        </w:rPr>
-        <w:t>Bloom Taxonomy Question Generator như một feature độc lập — đã gộp vào Quiz Generator ở trên.</w:t>
-      </w:r>
-    </w:p>
-    <w:p>
-      <w:pPr>
-        <w:pStyle w:val="Heading1"/>
-        <w:rPr>
-          <w:color w:val="auto"/>
-          <w:sz w:val="32"/>
-          <w:szCs w:val="32"/>
-        </w:rPr>
-      </w:pPr>
-      <w:r>
-        <w:rPr>
-          <w:color w:val="auto"/>
-          <w:sz w:val="32"/>
-          <w:szCs w:val="32"/>
-        </w:rPr>
-        <w:t>6. Kiến trúc hệ thống &amp; Công nghệ sử dụng</w:t>
-      </w:r>
-    </w:p>
-    <w:p>
-      <w:pPr>
-        <w:pStyle w:val="Heading2"/>
-        <w:rPr>
-          <w:color w:val="auto"/>
-          <w:sz w:val="28"/>
-          <w:szCs w:val="28"/>
-        </w:rPr>
-      </w:pPr>
-      <w:r>
-        <w:rPr>
-          <w:color w:val="auto"/>
-          <w:sz w:val="28"/>
-          <w:szCs w:val="28"/>
-        </w:rPr>
-        <w:t>6.1 Công nghệ sử dụng &amp; Lý do lựa chọn</w:t>
-      </w:r>
-    </w:p>
-    <w:p>
-      <w:pPr>
-        <w:pStyle w:val="ListParagraph"/>
-        <w:numPr>
-          <w:ilvl w:val="0"/>
-          <w:numId w:val="2"/>
-        </w:numPr>
-        <w:spacing w:after="60"/>
-        <w:rPr>
-          <w:sz w:val="28"/>
-          <w:szCs w:val="28"/>
-        </w:rPr>
-      </w:pPr>
-      <w:r>
-        <w:rPr>
-          <w:sz w:val="28"/>
-          <w:szCs w:val="28"/>
-        </w:rPr>
-        <w:t>Frontend: React</w:t>
-      </w:r>
-    </w:p>
-    <w:p>
-      <w:pPr>
-        <w:pStyle w:val="ListParagraph"/>
-        <w:numPr>
-          <w:ilvl w:val="0"/>
-          <w:numId w:val="2"/>
-        </w:numPr>
-        <w:spacing w:after="60"/>
-        <w:rPr>
-          <w:sz w:val="28"/>
-          <w:szCs w:val="28"/>
-        </w:rPr>
-      </w:pPr>
-      <w:r>
-        <w:rPr>
-          <w:sz w:val="28"/>
-          <w:szCs w:val="28"/>
-        </w:rPr>
-        <w:t>Backend: Java Spring Boot (core: auth, workspace, logic nghiệp vụ, document metadata, lịch sử kiểm tra/duyệt (review), API chính)</w:t>
-      </w:r>
-    </w:p>
-    <w:p>
-      <w:pPr>
-        <w:pStyle w:val="ListParagraph"/>
-        <w:numPr>
-          <w:ilvl w:val="0"/>
-          <w:numId w:val="2"/>
-        </w:numPr>
-        <w:spacing w:after="60"/>
-        <w:rPr>
-          <w:sz w:val="28"/>
-          <w:szCs w:val="28"/>
-        </w:rPr>
-      </w:pPr>
-      <w:r>
-        <w:rPr>
-          <w:sz w:val="28"/>
-          <w:szCs w:val="28"/>
-        </w:rPr>
-        <w:t>AI Service: Python FastAPI (document processing, embedding, retrieval, RAG, LLM orchestration, structured output, đánh giá chất lượng AI)</w:t>
-      </w:r>
-    </w:p>
-    <w:p>
-      <w:pPr>
-        <w:pStyle w:val="ListParagraph"/>
-        <w:numPr>
-          <w:ilvl w:val="0"/>
-          <w:numId w:val="2"/>
-        </w:numPr>
-        <w:spacing w:after="60"/>
-        <w:rPr>
-          <w:sz w:val="28"/>
-          <w:szCs w:val="28"/>
-        </w:rPr>
-      </w:pPr>
-      <w:r>
-        <w:rPr>
-          <w:sz w:val="28"/>
-          <w:szCs w:val="28"/>
-        </w:rPr>
-        <w:t>Database: PostgreSQL + pgvector</w:t>
-      </w:r>
-    </w:p>
-    <w:p>
-      <w:pPr>
-        <w:pStyle w:val="ListParagraph"/>
-        <w:numPr>
-          <w:ilvl w:val="0"/>
-          <w:numId w:val="2"/>
-        </w:numPr>
-        <w:spacing w:after="60"/>
-        <w:rPr>
-          <w:sz w:val="28"/>
-          <w:szCs w:val="28"/>
-        </w:rPr>
-      </w:pPr>
-      <w:r>
-        <w:rPr>
-          <w:sz w:val="28"/>
-          <w:szCs w:val="28"/>
-        </w:rPr>
-        <w:t>File Storage: MinIO</w:t>
-      </w:r>
-    </w:p>
-    <w:p>
-      <w:pPr>
-        <w:pStyle w:val="ListParagraph"/>
-        <w:numPr>
-          <w:ilvl w:val="0"/>
-          <w:numId w:val="2"/>
-        </w:numPr>
-        <w:spacing w:after="60"/>
-        <w:rPr>
-          <w:sz w:val="28"/>
-          <w:szCs w:val="28"/>
-        </w:rPr>
-      </w:pPr>
-      <w:r>
-        <w:rPr>
-          <w:sz w:val="28"/>
-          <w:szCs w:val="28"/>
-        </w:rPr>
-        <w:lastRenderedPageBreak/>
-        <w:t>AI: OpenAI hoặc Gemini (LLM + embedding), model rẻ hơn (GPT-4o-mini/Gemini Flash) khi dev/test</w:t>
-      </w:r>
-    </w:p>
-    <w:p>
-      <w:pPr>
-        <w:pStyle w:val="ListParagraph"/>
-        <w:numPr>
-          <w:ilvl w:val="0"/>
-          <w:numId w:val="2"/>
-        </w:numPr>
-        <w:spacing w:after="60"/>
-        <w:rPr>
-          <w:sz w:val="28"/>
-          <w:szCs w:val="28"/>
-        </w:rPr>
-      </w:pPr>
-      <w:r>
-        <w:rPr>
-          <w:sz w:val="28"/>
-          <w:szCs w:val="28"/>
-        </w:rPr>
-        <w:t>Infra: Docker, Docker Compose, Git/GitHub</w:t>
-      </w:r>
-    </w:p>
-    <w:p>
-      <w:pPr>
-        <w:spacing w:after="120"/>
-        <w:rPr>
-          <w:sz w:val="28"/>
-          <w:szCs w:val="28"/>
-        </w:rPr>
-      </w:pPr>
-      <w:r>
-        <w:rPr>
-          <w:sz w:val="28"/>
-          <w:szCs w:val="28"/>
-        </w:rPr>
-        <w:t>Chủ động không thêm Kafka, Redis, RabbitMQ, Kubernetes, hay full AWS stack trừ khi phát sinh nhu cầu kỹ thuật thực sự (vd. hàng đợi async chỉ khi độ trễ LLM thực sự ảnh hưởng UX).</w:t>
-      </w:r>
-    </w:p>
-    <w:p>
-      <w:pPr>
-        <w:spacing w:after="120"/>
-        <w:rPr>
-          <w:sz w:val="28"/>
-          <w:szCs w:val="28"/>
-        </w:rPr>
-      </w:pPr>
-      <w:r>
-        <w:rPr>
-          <w:sz w:val="28"/>
-          <w:szCs w:val="28"/>
-        </w:rPr>
-        <w:t>Việc giữ 2 backend (Spring Boot + FastAPI) làm tăng effort vận hành cho 1 người, nhưng được giữ lại có chủ đích vì phù hợp — cần API contract giữa 2 service chốt sớm ở Phase 2 để tránh rework.</w:t>
-      </w:r>
-    </w:p>
-    <w:p>
-      <w:pPr>
-        <w:pStyle w:val="Heading2"/>
-        <w:rPr>
-          <w:color w:val="auto"/>
-          <w:sz w:val="28"/>
-          <w:szCs w:val="28"/>
-        </w:rPr>
-      </w:pPr>
-      <w:r>
-        <w:rPr>
-          <w:color w:val="auto"/>
-          <w:sz w:val="28"/>
-          <w:szCs w:val="28"/>
-        </w:rPr>
-        <w:t>6.2 Sơ đồ ngữ cảnh hệ thống</w:t>
-      </w:r>
-    </w:p>
-    <w:p>
-      <w:pPr>
-        <w:spacing w:after="120"/>
-        <w:rPr>
-          <w:sz w:val="28"/>
-          <w:szCs w:val="28"/>
-        </w:rPr>
-      </w:pPr>
-      <w:r>
-        <w:rPr>
-          <w:sz w:val="28"/>
-          <w:szCs w:val="28"/>
-        </w:rPr>
-        <w:t>Sơ đồ thể hiện ranh giới hệ thống AI Teacher Copilot và tương tác với các actor/hệ thống bên ngoài.</w:t>
-      </w:r>
-    </w:p>
-    <w:p>
-      <w:pPr>
-        <w:spacing w:after="120"/>
-        <w:rPr>
-          <w:sz w:val="24"/>
-          <w:szCs w:val="24"/>
-        </w:rPr>
-      </w:pPr>
-      <w:r>
+          <w:sz w:val="20"/>
+          <w:szCs w:val="20"/>
+        </w:rPr>
+      </w:pPr>
+    </w:p>
+    <w:p>
+      <w:pPr>
+        <w:spacing w:after="300"/>
+        <w:jc w:val="center"/>
         <w:rPr>
           <w:i/>
           <w:iCs/>
           <w:color w:val="555555"/>
-        </w:rPr>
-        <w:t>Đề xuất / Bản nháp — Chờ Mentor xác nhận.</w:t>
+          <w:sz w:val="20"/>
+          <w:szCs w:val="20"/>
+        </w:rPr>
+      </w:pPr>
+    </w:p>
+    <w:p>
+      <w:pPr>
+        <w:spacing w:after="300"/>
+        <w:jc w:val="center"/>
+        <w:rPr>
+          <w:i/>
+          <w:iCs/>
+          <w:color w:val="555555"/>
+          <w:sz w:val="20"/>
+          <w:szCs w:val="20"/>
+        </w:rPr>
+      </w:pPr>
+    </w:p>
+    <w:p>
+      <w:pPr>
+        <w:spacing w:after="300"/>
+        <w:jc w:val="center"/>
+        <w:rPr>
+          <w:i/>
+          <w:iCs/>
+          <w:color w:val="555555"/>
+          <w:sz w:val="20"/>
+          <w:szCs w:val="20"/>
+        </w:rPr>
+      </w:pPr>
+    </w:p>
+    <w:p>
+      <w:pPr>
+        <w:pStyle w:val="Heading2"/>
+        <w:rPr>
+          <w:color w:val="auto"/>
+          <w:sz w:val="28"/>
+          <w:szCs w:val="28"/>
+        </w:rPr>
+      </w:pPr>
+      <w:r>
+        <w:rPr>
+          <w:color w:val="auto"/>
+          <w:sz w:val="28"/>
+          <w:szCs w:val="28"/>
+        </w:rPr>
+        <w:lastRenderedPageBreak/>
+        <w:t>3.3 Yêu cầu chức năng — Mức tổng quan</w:t>
+      </w:r>
+    </w:p>
+    <w:p>
+      <w:pPr>
+        <w:spacing w:after="120"/>
+        <w:rPr>
+          <w:sz w:val="28"/>
+          <w:szCs w:val="28"/>
+          <w:lang w:val="vi-VN"/>
+        </w:rPr>
+      </w:pPr>
+      <w:r>
+        <w:rPr>
+          <w:sz w:val="28"/>
+          <w:szCs w:val="28"/>
+        </w:rPr>
+        <w:t>Danh sách yêu cầu chức năng ở mức khái quát, nhất quán với phạm vi bàn giao (Delivery Scope) ở Mục 5. Chi tiết Given/When/Then sẽ được làm sau trong User Story / Sprint Backlog / Test Case.</w:t>
+      </w:r>
+    </w:p>
+    <w:p>
+      <w:pPr>
+        <w:pStyle w:val="ListParagraph"/>
+        <w:numPr>
+          <w:ilvl w:val="0"/>
+          <w:numId w:val="4"/>
+        </w:numPr>
+        <w:spacing w:after="60"/>
+        <w:rPr>
+          <w:sz w:val="28"/>
+          <w:szCs w:val="28"/>
+        </w:rPr>
+      </w:pPr>
+      <w:r>
+        <w:rPr>
+          <w:sz w:val="28"/>
+          <w:szCs w:val="28"/>
+        </w:rPr>
+        <w:t>Giáo viên có thể đăng nhập và truy cập workspace cá nhân.</w:t>
+      </w:r>
+    </w:p>
+    <w:p>
+      <w:pPr>
+        <w:pStyle w:val="ListParagraph"/>
+        <w:numPr>
+          <w:ilvl w:val="0"/>
+          <w:numId w:val="4"/>
+        </w:numPr>
+        <w:spacing w:after="60"/>
+        <w:rPr>
+          <w:sz w:val="28"/>
+          <w:szCs w:val="28"/>
+        </w:rPr>
+      </w:pPr>
+      <w:r>
+        <w:rPr>
+          <w:sz w:val="28"/>
+          <w:szCs w:val="28"/>
+        </w:rPr>
+        <w:t>Giáo viên có thể tải lên và quản lý tài liệu giảng dạy.</w:t>
+      </w:r>
+    </w:p>
+    <w:p>
+      <w:pPr>
+        <w:pStyle w:val="ListParagraph"/>
+        <w:numPr>
+          <w:ilvl w:val="0"/>
+          <w:numId w:val="4"/>
+        </w:numPr>
+        <w:spacing w:after="60"/>
+        <w:rPr>
+          <w:sz w:val="28"/>
+          <w:szCs w:val="28"/>
+        </w:rPr>
+      </w:pPr>
+      <w:r>
+        <w:rPr>
+          <w:sz w:val="28"/>
+          <w:szCs w:val="28"/>
+        </w:rPr>
+        <w:t>Hệ thống có thể xử lý và index các tài liệu được hỗ trợ.</w:t>
+      </w:r>
+    </w:p>
+    <w:p>
+      <w:pPr>
+        <w:pStyle w:val="ListParagraph"/>
+        <w:numPr>
+          <w:ilvl w:val="0"/>
+          <w:numId w:val="4"/>
+        </w:numPr>
+        <w:spacing w:after="60"/>
+        <w:rPr>
+          <w:sz w:val="28"/>
+          <w:szCs w:val="28"/>
+        </w:rPr>
+      </w:pPr>
+      <w:r>
+        <w:rPr>
+          <w:sz w:val="28"/>
+          <w:szCs w:val="28"/>
+        </w:rPr>
+        <w:t>Giáo viên có thể chọn môn, lớp, chủ đề và loại nội dung.</w:t>
+      </w:r>
+    </w:p>
+    <w:p>
+      <w:pPr>
+        <w:pStyle w:val="ListParagraph"/>
+        <w:numPr>
+          <w:ilvl w:val="0"/>
+          <w:numId w:val="4"/>
+        </w:numPr>
+        <w:spacing w:after="60"/>
+        <w:rPr>
+          <w:sz w:val="28"/>
+          <w:szCs w:val="28"/>
+        </w:rPr>
+      </w:pPr>
+      <w:r>
+        <w:rPr>
+          <w:sz w:val="28"/>
+          <w:szCs w:val="28"/>
+        </w:rPr>
+        <w:t>Hệ thống có thể truy xuất ngữ cảnh liên quan từ các nguồn tri thức đã chọn.</w:t>
+      </w:r>
+    </w:p>
+    <w:p>
+      <w:pPr>
+        <w:pStyle w:val="ListParagraph"/>
+        <w:numPr>
+          <w:ilvl w:val="0"/>
+          <w:numId w:val="4"/>
+        </w:numPr>
+        <w:spacing w:after="60"/>
+        <w:rPr>
+          <w:sz w:val="28"/>
+          <w:szCs w:val="28"/>
+        </w:rPr>
+      </w:pPr>
+      <w:r>
+        <w:rPr>
+          <w:sz w:val="28"/>
+          <w:szCs w:val="28"/>
+        </w:rPr>
+        <w:t>Hệ thống có thể sinh nội dung giảng dạy có cấu trúc bằng pipeline AI đã cấu hình.</w:t>
+      </w:r>
+    </w:p>
+    <w:p>
+      <w:pPr>
+        <w:pStyle w:val="ListParagraph"/>
+        <w:numPr>
+          <w:ilvl w:val="0"/>
+          <w:numId w:val="4"/>
+        </w:numPr>
+        <w:spacing w:after="60"/>
+        <w:rPr>
+          <w:sz w:val="28"/>
+          <w:szCs w:val="28"/>
+        </w:rPr>
+      </w:pPr>
+      <w:r>
+        <w:rPr>
+          <w:sz w:val="28"/>
+          <w:szCs w:val="28"/>
+        </w:rPr>
+        <w:t>Giáo viên có thể kiểm tra, chỉnh sửa và tạo lại nội dung đã sinh.</w:t>
+      </w:r>
+    </w:p>
+    <w:p>
+      <w:pPr>
+        <w:pStyle w:val="ListParagraph"/>
+        <w:numPr>
+          <w:ilvl w:val="0"/>
+          <w:numId w:val="4"/>
+        </w:numPr>
+        <w:spacing w:after="60"/>
+        <w:rPr>
+          <w:sz w:val="28"/>
+          <w:szCs w:val="28"/>
+        </w:rPr>
+      </w:pPr>
+      <w:r>
+        <w:rPr>
+          <w:sz w:val="28"/>
+          <w:szCs w:val="28"/>
+        </w:rPr>
+        <w:t>Hệ thống có thể lưu giữ lịch sử tài liệu/nội dung.</w:t>
+      </w:r>
+    </w:p>
+    <w:p>
+      <w:pPr>
+        <w:pStyle w:val="ListParagraph"/>
+        <w:numPr>
+          <w:ilvl w:val="0"/>
+          <w:numId w:val="4"/>
+        </w:numPr>
+        <w:spacing w:after="60"/>
+        <w:rPr>
+          <w:sz w:val="28"/>
+          <w:szCs w:val="28"/>
+        </w:rPr>
+      </w:pPr>
+      <w:r>
+        <w:rPr>
+          <w:sz w:val="28"/>
+          <w:szCs w:val="28"/>
+        </w:rPr>
+        <w:t>Hệ thống có thể hiển thị nguồn tham chiếu/trích dẫn khi phù hợp.</w:t>
+      </w:r>
+    </w:p>
+    <w:p>
+      <w:pPr>
+        <w:pStyle w:val="ListParagraph"/>
+        <w:numPr>
+          <w:ilvl w:val="0"/>
+          <w:numId w:val="4"/>
+        </w:numPr>
+        <w:spacing w:after="60"/>
+        <w:rPr>
+          <w:sz w:val="28"/>
+          <w:szCs w:val="28"/>
+        </w:rPr>
+      </w:pPr>
+      <w:r>
+        <w:rPr>
+          <w:sz w:val="28"/>
+          <w:szCs w:val="28"/>
+        </w:rPr>
+        <w:t>Giáo viên có thể xuất nội dung đã kiểm tra/chỉnh sửa sang Word/PDF.</w:t>
+      </w:r>
+    </w:p>
+    <w:p>
+      <w:pPr>
+        <w:pStyle w:val="ListParagraph"/>
+        <w:numPr>
+          <w:ilvl w:val="0"/>
+          <w:numId w:val="4"/>
+        </w:numPr>
+        <w:spacing w:after="60"/>
+        <w:rPr>
+          <w:sz w:val="28"/>
+          <w:szCs w:val="28"/>
+        </w:rPr>
+      </w:pPr>
+      <w:r>
+        <w:rPr>
+          <w:sz w:val="28"/>
+          <w:szCs w:val="28"/>
+        </w:rPr>
+        <w:t>Hệ thống có thể ghi nhận các chỉ số sử dụng/đánh giá cơ bản.</w:t>
+      </w:r>
+    </w:p>
+    <w:p>
+      <w:pPr>
+        <w:pStyle w:val="ListParagraph"/>
+        <w:numPr>
+          <w:ilvl w:val="0"/>
+          <w:numId w:val="2"/>
+        </w:numPr>
+        <w:spacing w:after="60"/>
+        <w:rPr>
+          <w:sz w:val="28"/>
+          <w:szCs w:val="28"/>
+        </w:rPr>
+      </w:pPr>
+      <w:r>
+        <w:rPr>
+          <w:sz w:val="28"/>
+          <w:szCs w:val="28"/>
+        </w:rPr>
+        <w:t>Nếu evidence truy xuất được không đủ để đưa ra câu trả lời đáng tin cậy, pipeline AI nên trả về trạng thái insufficient-evidence rõ ràng thay vì ép sinh nội dung không có căn cứ.</w:t>
+      </w:r>
+    </w:p>
+    <w:p>
+      <w:pPr>
+        <w:pStyle w:val="Heading2"/>
+        <w:rPr>
+          <w:color w:val="auto"/>
+          <w:sz w:val="28"/>
+          <w:szCs w:val="28"/>
+        </w:rPr>
+      </w:pPr>
+      <w:r>
+        <w:rPr>
+          <w:color w:val="auto"/>
+          <w:sz w:val="28"/>
+          <w:szCs w:val="28"/>
+        </w:rPr>
+        <w:t>3.4 Yêu cầu phi chức năng — Mức tổng quan</w:t>
+      </w:r>
+    </w:p>
+    <w:p>
+      <w:pPr>
+        <w:spacing w:after="120"/>
+        <w:rPr>
+          <w:sz w:val="28"/>
+          <w:szCs w:val="28"/>
+        </w:rPr>
+      </w:pPr>
+      <w:r>
+        <w:rPr>
+          <w:sz w:val="28"/>
+          <w:szCs w:val="28"/>
+        </w:rPr>
+        <w:t>Chỉ liệt kê các nhóm thực sự liên quan đến MVP 6 tháng; chưa cần các con số SLA cụ thể nếu Mentor chưa yêu cầu.</w:t>
+      </w:r>
+    </w:p>
+    <w:p>
+      <w:pPr>
+        <w:pStyle w:val="Heading2"/>
+        <w:rPr>
+          <w:color w:val="auto"/>
+          <w:sz w:val="28"/>
+          <w:szCs w:val="28"/>
+        </w:rPr>
+      </w:pPr>
+      <w:r>
+        <w:rPr>
+          <w:color w:val="auto"/>
+          <w:sz w:val="28"/>
+          <w:szCs w:val="28"/>
+        </w:rPr>
+        <w:t>Bảo mật</w:t>
+      </w:r>
+    </w:p>
+    <w:p>
+      <w:pPr>
+        <w:pStyle w:val="ListParagraph"/>
+        <w:numPr>
+          <w:ilvl w:val="0"/>
+          <w:numId w:val="2"/>
+        </w:numPr>
+        <w:spacing w:after="60"/>
+        <w:rPr>
+          <w:sz w:val="28"/>
+          <w:szCs w:val="28"/>
+        </w:rPr>
+      </w:pPr>
+      <w:r>
+        <w:rPr>
+          <w:sz w:val="28"/>
+          <w:szCs w:val="28"/>
+        </w:rPr>
+        <w:t>Yêu cầu authentication.</w:t>
+      </w:r>
+    </w:p>
+    <w:p>
+      <w:pPr>
+        <w:pStyle w:val="ListParagraph"/>
+        <w:numPr>
+          <w:ilvl w:val="0"/>
+          <w:numId w:val="2"/>
+        </w:numPr>
+        <w:spacing w:after="60"/>
+        <w:rPr>
+          <w:sz w:val="28"/>
+          <w:szCs w:val="28"/>
+        </w:rPr>
+      </w:pPr>
+      <w:r>
+        <w:rPr>
+          <w:sz w:val="28"/>
+          <w:szCs w:val="28"/>
+        </w:rPr>
+        <w:t>Người dùng chỉ có thể truy cập tài nguyên thuộc workspace của họ.</w:t>
+      </w:r>
+    </w:p>
+    <w:p>
+      <w:pPr>
+        <w:pStyle w:val="ListParagraph"/>
+        <w:numPr>
+          <w:ilvl w:val="0"/>
+          <w:numId w:val="2"/>
+        </w:numPr>
+        <w:spacing w:after="60"/>
+        <w:rPr>
+          <w:sz w:val="28"/>
+          <w:szCs w:val="28"/>
+        </w:rPr>
+      </w:pPr>
+      <w:r>
+        <w:rPr>
+          <w:sz w:val="28"/>
+          <w:szCs w:val="28"/>
+        </w:rPr>
+        <w:t>AI service (FastAPI) chỉ phục vụ nội bộ, không expose trực tiếp ra internet.</w:t>
+      </w:r>
+    </w:p>
+    <w:p>
+      <w:pPr>
+        <w:pStyle w:val="ListParagraph"/>
+        <w:numPr>
+          <w:ilvl w:val="0"/>
+          <w:numId w:val="2"/>
+        </w:numPr>
+        <w:spacing w:after="60"/>
+        <w:rPr>
+          <w:sz w:val="28"/>
+          <w:szCs w:val="28"/>
+        </w:rPr>
+      </w:pPr>
+      <w:r>
+        <w:rPr>
+          <w:sz w:val="28"/>
+          <w:szCs w:val="28"/>
+        </w:rPr>
+        <w:t>API key/secret không được expose ra frontend.</w:t>
+      </w:r>
+    </w:p>
+    <w:p>
+      <w:pPr>
+        <w:pStyle w:val="ListParagraph"/>
+        <w:numPr>
+          <w:ilvl w:val="0"/>
+          <w:numId w:val="2"/>
+        </w:numPr>
+        <w:spacing w:after="60"/>
+        <w:rPr>
+          <w:sz w:val="28"/>
+          <w:szCs w:val="28"/>
+        </w:rPr>
+      </w:pPr>
+      <w:r>
+        <w:rPr>
+          <w:sz w:val="28"/>
+          <w:szCs w:val="28"/>
+        </w:rPr>
+        <w:t>Thông tin xác thực nhạy cảm phải được lưu qua cấu hình environment/secrets.</w:t>
+      </w:r>
+    </w:p>
+    <w:p>
+      <w:pPr>
+        <w:pStyle w:val="ListParagraph"/>
+        <w:numPr>
+          <w:ilvl w:val="0"/>
+          <w:numId w:val="2"/>
+        </w:numPr>
+        <w:spacing w:after="60"/>
+        <w:rPr>
+          <w:sz w:val="28"/>
+          <w:szCs w:val="28"/>
+        </w:rPr>
+      </w:pPr>
+      <w:r>
+        <w:rPr>
+          <w:sz w:val="28"/>
+          <w:szCs w:val="28"/>
+        </w:rPr>
+        <w:t>Tài liệu và file đã tải lên chỉ được truy cập bởi người dùng được phân quyền.</w:t>
+      </w:r>
+    </w:p>
+    <w:p>
+      <w:pPr>
+        <w:pStyle w:val="ListParagraph"/>
+        <w:numPr>
+          <w:ilvl w:val="0"/>
+          <w:numId w:val="2"/>
+        </w:numPr>
+        <w:spacing w:after="60"/>
+        <w:rPr>
+          <w:sz w:val="28"/>
+          <w:szCs w:val="28"/>
+        </w:rPr>
+      </w:pPr>
+      <w:r>
+        <w:rPr>
+          <w:sz w:val="28"/>
+          <w:szCs w:val="28"/>
+        </w:rPr>
+        <w:t>Tài liệu đã tải lên được xem là dữ liệu không tin cậy (untrusted data), không phải system/developer instructions:</w:t>
+      </w:r>
+      <w:r>
+        <w:rPr>
+          <w:b/>
+          <w:bCs/>
+          <w:sz w:val="28"/>
+          <w:szCs w:val="28"/>
+        </w:rPr>
+        <w:t xml:space="preserve"> </w:t>
+      </w:r>
+      <w:r>
+        <w:rPr>
+          <w:sz w:val="28"/>
+          <w:szCs w:val="28"/>
+        </w:rPr>
+        <w:t>nội dung bên trong tài liệu (PDF/DOCX) không được phép override system/developer instructions, thay đổi system behavior, yêu cầu tiết lộ system prompt, truy cập dữ liệu workspace khác, hoặc tự động thực hiện hành động ngoài phạm vi sinh nội dung</w:t>
+      </w:r>
+      <w:r>
+        <w:rPr>
+          <w:sz w:val="28"/>
+          <w:szCs w:val="28"/>
+        </w:rPr>
+        <w:t>.</w:t>
+      </w:r>
+    </w:p>
+    <w:p>
+      <w:pPr>
+        <w:pStyle w:val="Heading2"/>
+        <w:rPr>
+          <w:color w:val="auto"/>
+          <w:sz w:val="28"/>
+          <w:szCs w:val="28"/>
+        </w:rPr>
+      </w:pPr>
+      <w:r>
+        <w:rPr>
+          <w:color w:val="auto"/>
+          <w:sz w:val="28"/>
+          <w:szCs w:val="28"/>
+        </w:rPr>
+        <w:t>Hiệu năng</w:t>
+      </w:r>
+    </w:p>
+    <w:p>
+      <w:pPr>
+        <w:pStyle w:val="ListParagraph"/>
+        <w:numPr>
+          <w:ilvl w:val="0"/>
+          <w:numId w:val="2"/>
+        </w:numPr>
+        <w:spacing w:after="60"/>
+        <w:rPr>
+          <w:sz w:val="28"/>
+          <w:szCs w:val="28"/>
+        </w:rPr>
+      </w:pPr>
+      <w:r>
+        <w:rPr>
+          <w:sz w:val="28"/>
+          <w:szCs w:val="28"/>
+        </w:rPr>
+        <w:t>Các thao tác không liên quan AI nên phản hồi trong khoảng thời gian tương tác chấp nhận được.</w:t>
+      </w:r>
+    </w:p>
+    <w:p>
+      <w:pPr>
+        <w:pStyle w:val="ListParagraph"/>
+        <w:numPr>
+          <w:ilvl w:val="0"/>
+          <w:numId w:val="2"/>
+        </w:numPr>
+        <w:spacing w:after="60"/>
+        <w:rPr>
+          <w:sz w:val="28"/>
+          <w:szCs w:val="28"/>
+        </w:rPr>
+      </w:pPr>
+      <w:r>
+        <w:rPr>
+          <w:sz w:val="28"/>
+          <w:szCs w:val="28"/>
+        </w:rPr>
+        <w:lastRenderedPageBreak/>
+        <w:t>Thao tác AI generation có thể mất nhiều thời gian hơn và nên hiển thị trạng thái xử lý/phản hồi rõ ràng.</w:t>
+      </w:r>
+    </w:p>
+    <w:p>
+      <w:pPr>
+        <w:pStyle w:val="ListParagraph"/>
+        <w:numPr>
+          <w:ilvl w:val="0"/>
+          <w:numId w:val="2"/>
+        </w:numPr>
+        <w:spacing w:after="60"/>
+        <w:rPr>
+          <w:sz w:val="28"/>
+          <w:szCs w:val="28"/>
+        </w:rPr>
+      </w:pPr>
+      <w:r>
+        <w:rPr>
+          <w:sz w:val="28"/>
+          <w:szCs w:val="28"/>
+        </w:rPr>
+        <w:t>Document processing và AI generation không nên chặn các thao tác khác của người dùng khi có thể.</w:t>
+      </w:r>
+    </w:p>
+    <w:p>
+      <w:pPr>
+        <w:pStyle w:val="Heading2"/>
+        <w:rPr>
+          <w:color w:val="auto"/>
+          <w:sz w:val="28"/>
+          <w:szCs w:val="28"/>
+        </w:rPr>
+      </w:pPr>
+      <w:r>
+        <w:rPr>
+          <w:color w:val="auto"/>
+          <w:sz w:val="28"/>
+          <w:szCs w:val="28"/>
+        </w:rPr>
+        <w:t>Độ tin cậy</w:t>
+      </w:r>
+    </w:p>
+    <w:p>
+      <w:pPr>
+        <w:pStyle w:val="ListParagraph"/>
+        <w:numPr>
+          <w:ilvl w:val="0"/>
+          <w:numId w:val="2"/>
+        </w:numPr>
+        <w:spacing w:after="60"/>
+        <w:rPr>
+          <w:sz w:val="28"/>
+          <w:szCs w:val="28"/>
+        </w:rPr>
+      </w:pPr>
+      <w:r>
+        <w:rPr>
+          <w:sz w:val="28"/>
+          <w:szCs w:val="28"/>
+        </w:rPr>
+        <w:t>Khi document processing/generation thất bại, hệ thống nên trả về trạng thái lỗi rõ ràng, có ý nghĩa.</w:t>
+      </w:r>
+    </w:p>
+    <w:p>
+      <w:pPr>
+        <w:pStyle w:val="ListParagraph"/>
+        <w:numPr>
+          <w:ilvl w:val="0"/>
+          <w:numId w:val="2"/>
+        </w:numPr>
+        <w:spacing w:after="60"/>
+        <w:rPr>
+          <w:sz w:val="28"/>
+          <w:szCs w:val="28"/>
+        </w:rPr>
+      </w:pPr>
+      <w:r>
+        <w:rPr>
+          <w:sz w:val="28"/>
+          <w:szCs w:val="28"/>
+        </w:rPr>
+        <w:t>Hệ thống nên giữ lại nội dung đã lưu thành công ngay cả khi thao tác AI sau đó thất bại.</w:t>
+      </w:r>
+    </w:p>
+    <w:p>
+      <w:pPr>
+        <w:pStyle w:val="Heading2"/>
+        <w:rPr>
+          <w:color w:val="auto"/>
+          <w:sz w:val="28"/>
+          <w:szCs w:val="28"/>
+        </w:rPr>
+      </w:pPr>
+      <w:r>
+        <w:rPr>
+          <w:color w:val="auto"/>
+          <w:sz w:val="28"/>
+          <w:szCs w:val="28"/>
+        </w:rPr>
+        <w:t>Khả năng bảo trì</w:t>
+      </w:r>
+    </w:p>
+    <w:p>
+      <w:pPr>
+        <w:pStyle w:val="ListParagraph"/>
+        <w:numPr>
+          <w:ilvl w:val="0"/>
+          <w:numId w:val="2"/>
+        </w:numPr>
+        <w:spacing w:after="60"/>
+        <w:rPr>
+          <w:sz w:val="28"/>
+          <w:szCs w:val="28"/>
+        </w:rPr>
+      </w:pPr>
+      <w:r>
+        <w:rPr>
+          <w:sz w:val="28"/>
+          <w:szCs w:val="28"/>
+        </w:rPr>
+        <w:t>Phân tách rõ ràng giữa Core Backend (Spring Boot) và AI Service (FastAPI).</w:t>
+      </w:r>
+    </w:p>
+    <w:p>
+      <w:pPr>
+        <w:pStyle w:val="ListParagraph"/>
+        <w:numPr>
+          <w:ilvl w:val="0"/>
+          <w:numId w:val="2"/>
+        </w:numPr>
+        <w:spacing w:after="60"/>
+        <w:rPr>
+          <w:sz w:val="28"/>
+          <w:szCs w:val="28"/>
+        </w:rPr>
+      </w:pPr>
+      <w:r>
+        <w:rPr>
+          <w:sz w:val="28"/>
+          <w:szCs w:val="28"/>
+        </w:rPr>
+        <w:t>API contract ổn định giữa Spring Boot và FastAPI.</w:t>
+      </w:r>
+    </w:p>
+    <w:p>
+      <w:pPr>
+        <w:pStyle w:val="ListParagraph"/>
+        <w:numPr>
+          <w:ilvl w:val="0"/>
+          <w:numId w:val="2"/>
+        </w:numPr>
+        <w:spacing w:after="60"/>
+        <w:rPr>
+          <w:sz w:val="28"/>
+          <w:szCs w:val="28"/>
+        </w:rPr>
+      </w:pPr>
+      <w:r>
+        <w:rPr>
+          <w:sz w:val="28"/>
+          <w:szCs w:val="28"/>
+        </w:rPr>
+        <w:t>Configuration nên được externalize.</w:t>
+      </w:r>
+    </w:p>
+    <w:p>
+      <w:pPr>
+        <w:pStyle w:val="Heading2"/>
+        <w:rPr>
+          <w:color w:val="auto"/>
+          <w:sz w:val="28"/>
+          <w:szCs w:val="28"/>
+        </w:rPr>
+      </w:pPr>
+      <w:r>
+        <w:rPr>
+          <w:color w:val="auto"/>
+          <w:sz w:val="28"/>
+          <w:szCs w:val="28"/>
+        </w:rPr>
+        <w:t>Dữ liệu / Quyền riêng tư</w:t>
+      </w:r>
+    </w:p>
+    <w:p>
+      <w:pPr>
+        <w:pStyle w:val="ListParagraph"/>
+        <w:numPr>
+          <w:ilvl w:val="0"/>
+          <w:numId w:val="2"/>
+        </w:numPr>
+        <w:spacing w:after="60"/>
+        <w:rPr>
+          <w:sz w:val="28"/>
+          <w:szCs w:val="28"/>
+        </w:rPr>
+      </w:pPr>
+      <w:r>
+        <w:rPr>
+          <w:b/>
+          <w:bCs/>
+          <w:sz w:val="28"/>
+          <w:szCs w:val="28"/>
+        </w:rPr>
+        <w:t>Dữ liệu cá nhân học sinh (Student PII) nằm ngoài phạm vi MVP.</w:t>
+      </w:r>
+    </w:p>
+    <w:p>
+      <w:pPr>
+        <w:pStyle w:val="ListParagraph"/>
+        <w:numPr>
+          <w:ilvl w:val="0"/>
+          <w:numId w:val="2"/>
+        </w:numPr>
+        <w:spacing w:after="60"/>
+        <w:rPr>
+          <w:sz w:val="28"/>
+          <w:szCs w:val="28"/>
+        </w:rPr>
+      </w:pPr>
+      <w:r>
+        <w:rPr>
+          <w:sz w:val="28"/>
+          <w:szCs w:val="28"/>
+        </w:rPr>
+        <w:t>MVP tập trung vào teacher và teaching materials, không xử lý dữ liệu cá nhân học sinh.</w:t>
+      </w:r>
+    </w:p>
+    <w:p>
+      <w:pPr>
+        <w:pStyle w:val="ListParagraph"/>
+        <w:numPr>
+          <w:ilvl w:val="0"/>
+          <w:numId w:val="2"/>
+        </w:numPr>
+        <w:spacing w:after="60"/>
+        <w:rPr>
+          <w:sz w:val="28"/>
+          <w:szCs w:val="28"/>
+        </w:rPr>
+      </w:pPr>
+      <w:r>
+        <w:rPr>
+          <w:sz w:val="28"/>
+          <w:szCs w:val="28"/>
+        </w:rPr>
+        <w:t>Không yêu cầu student name, student ID, grades, attendance hoặc dữ liệu cá nhân học sinh để chứng minh giá trị cốt lõi.</w:t>
+      </w:r>
+    </w:p>
+    <w:p>
+      <w:pPr>
+        <w:pStyle w:val="ListParagraph"/>
+        <w:numPr>
+          <w:ilvl w:val="0"/>
+          <w:numId w:val="2"/>
+        </w:numPr>
+        <w:spacing w:after="60"/>
+        <w:rPr>
+          <w:sz w:val="28"/>
+          <w:szCs w:val="28"/>
+        </w:rPr>
+      </w:pPr>
+      <w:r>
+        <w:rPr>
+          <w:sz w:val="28"/>
+          <w:szCs w:val="28"/>
+        </w:rPr>
+        <w:t>Nếu tương lai cần student data, đó sẽ là một scope/approval riêng, nằm ngoài phạm vi Project Detail này.</w:t>
+      </w:r>
+    </w:p>
+    <w:p>
+      <w:pPr>
+        <w:pStyle w:val="ListParagraph"/>
+        <w:numPr>
+          <w:ilvl w:val="0"/>
+          <w:numId w:val="2"/>
+        </w:numPr>
+        <w:spacing w:after="60"/>
+        <w:rPr>
+          <w:sz w:val="28"/>
+          <w:szCs w:val="28"/>
+        </w:rPr>
+      </w:pPr>
+      <w:r>
+        <w:rPr>
+          <w:sz w:val="28"/>
+          <w:szCs w:val="28"/>
+        </w:rPr>
+        <w:t>Nguồn dữ liệu dùng để demo phải có quyền sử dụng phù hợp.</w:t>
+      </w:r>
+    </w:p>
+    <w:p>
+      <w:pPr>
+        <w:pStyle w:val="Heading2"/>
+        <w:rPr>
+          <w:color w:val="auto"/>
+          <w:sz w:val="28"/>
+          <w:szCs w:val="28"/>
+        </w:rPr>
+      </w:pPr>
+      <w:r>
+        <w:rPr>
+          <w:color w:val="auto"/>
+          <w:sz w:val="28"/>
+          <w:szCs w:val="28"/>
+        </w:rPr>
+        <w:t>3.5 Tiêu chí chấp nhận — Mức tổng quan</w:t>
+      </w:r>
+    </w:p>
+    <w:p>
+      <w:pPr>
+        <w:spacing w:after="120"/>
+        <w:rPr>
+          <w:sz w:val="28"/>
+          <w:szCs w:val="28"/>
+        </w:rPr>
+      </w:pPr>
+      <w:r>
+        <w:rPr>
+          <w:sz w:val="28"/>
+          <w:szCs w:val="28"/>
+        </w:rPr>
+        <w:t>Tiêu chí chấp nhận ở mức tổng quan cho các loại nội dung bắt buộc (xem Mục 5). Chi tiết Given/When/Then sẽ được làm sau trong User Story / Sprint Backlog / Test Case.</w:t>
+      </w:r>
+    </w:p>
+    <w:p>
+      <w:pPr>
+        <w:pStyle w:val="ListParagraph"/>
+        <w:numPr>
+          <w:ilvl w:val="0"/>
+          <w:numId w:val="2"/>
+        </w:numPr>
+        <w:spacing w:after="120"/>
+        <w:rPr>
+          <w:sz w:val="28"/>
+          <w:szCs w:val="28"/>
+        </w:rPr>
+      </w:pPr>
+      <w:r>
+        <w:rPr>
+          <w:sz w:val="28"/>
+          <w:szCs w:val="28"/>
+        </w:rPr>
+        <w:t>Đầu ra của AI là một đề xuất/bản nháp; giáo viên vẫn là người quyết định cuối cùng. AI không tự gửi nội dung cho học sinh và không tự đánh giá học sinh trong MVP.</w:t>
+      </w:r>
+    </w:p>
+    <w:p>
+      <w:pPr>
+        <w:pStyle w:val="Heading2"/>
+        <w:rPr>
+          <w:color w:val="auto"/>
+          <w:sz w:val="28"/>
+          <w:szCs w:val="28"/>
+        </w:rPr>
+      </w:pPr>
+      <w:r>
+        <w:rPr>
+          <w:color w:val="auto"/>
+          <w:sz w:val="28"/>
+          <w:szCs w:val="28"/>
+        </w:rPr>
+        <w:t>Lesson Planner</w:t>
+      </w:r>
+    </w:p>
+    <w:p>
+      <w:pPr>
+        <w:pStyle w:val="ListParagraph"/>
+        <w:numPr>
+          <w:ilvl w:val="0"/>
+          <w:numId w:val="2"/>
+        </w:numPr>
+        <w:spacing w:after="60"/>
+        <w:rPr>
+          <w:sz w:val="28"/>
+          <w:szCs w:val="28"/>
+        </w:rPr>
+      </w:pPr>
+      <w:r>
+        <w:rPr>
+          <w:sz w:val="28"/>
+          <w:szCs w:val="28"/>
+        </w:rPr>
+        <w:t>Giáo viên có thể nhập các thông tin đầu vào cần thiết để lập kế hoạch.</w:t>
+      </w:r>
+    </w:p>
+    <w:p>
+      <w:pPr>
+        <w:pStyle w:val="ListParagraph"/>
+        <w:numPr>
+          <w:ilvl w:val="0"/>
+          <w:numId w:val="2"/>
+        </w:numPr>
+        <w:spacing w:after="60"/>
+        <w:rPr>
+          <w:sz w:val="28"/>
+          <w:szCs w:val="28"/>
+        </w:rPr>
+      </w:pPr>
+      <w:r>
+        <w:rPr>
+          <w:sz w:val="28"/>
+          <w:szCs w:val="28"/>
+        </w:rPr>
+        <w:t>Hệ thống có thể truy xuất ngữ cảnh nguồn liên quan.</w:t>
+      </w:r>
+    </w:p>
+    <w:p>
+      <w:pPr>
+        <w:pStyle w:val="ListParagraph"/>
+        <w:numPr>
+          <w:ilvl w:val="0"/>
+          <w:numId w:val="2"/>
+        </w:numPr>
+        <w:spacing w:after="60"/>
+        <w:rPr>
+          <w:sz w:val="28"/>
+          <w:szCs w:val="28"/>
+        </w:rPr>
+      </w:pPr>
+      <w:r>
+        <w:rPr>
+          <w:sz w:val="28"/>
+          <w:szCs w:val="28"/>
+        </w:rPr>
+        <w:t>AI trả về giáo án có cấu trúc.</w:t>
+      </w:r>
+    </w:p>
+    <w:p>
+      <w:pPr>
+        <w:pStyle w:val="ListParagraph"/>
+        <w:numPr>
+          <w:ilvl w:val="0"/>
+          <w:numId w:val="2"/>
+        </w:numPr>
+        <w:spacing w:after="60"/>
+        <w:rPr>
+          <w:sz w:val="28"/>
+          <w:szCs w:val="28"/>
+        </w:rPr>
+      </w:pPr>
+      <w:r>
+        <w:rPr>
+          <w:sz w:val="28"/>
+          <w:szCs w:val="28"/>
+        </w:rPr>
+        <w:t>Kết quả sinh ra có thể được xem và kiểm tra/duyệt (review).</w:t>
+      </w:r>
+    </w:p>
+    <w:p>
+      <w:pPr>
+        <w:pStyle w:val="ListParagraph"/>
+        <w:numPr>
+          <w:ilvl w:val="0"/>
+          <w:numId w:val="2"/>
+        </w:numPr>
+        <w:spacing w:after="60"/>
+        <w:rPr>
+          <w:sz w:val="28"/>
+          <w:szCs w:val="28"/>
+        </w:rPr>
+      </w:pPr>
+      <w:r>
+        <w:rPr>
+          <w:sz w:val="28"/>
+          <w:szCs w:val="28"/>
+        </w:rPr>
+        <w:t>Giáo viên có thể chỉnh sửa hoặc tạo lại kết quả.</w:t>
+      </w:r>
+    </w:p>
+    <w:p>
+      <w:pPr>
+        <w:pStyle w:val="ListParagraph"/>
+        <w:numPr>
+          <w:ilvl w:val="0"/>
+          <w:numId w:val="2"/>
+        </w:numPr>
+        <w:spacing w:after="60"/>
+        <w:rPr>
+          <w:sz w:val="28"/>
+          <w:szCs w:val="28"/>
+        </w:rPr>
+      </w:pPr>
+      <w:r>
+        <w:rPr>
+          <w:sz w:val="28"/>
+          <w:szCs w:val="28"/>
+        </w:rPr>
+        <w:t>Kết quả có thể được lưu vào lịch sử.</w:t>
+      </w:r>
+    </w:p>
+    <w:p>
+      <w:pPr>
+        <w:pStyle w:val="ListParagraph"/>
+        <w:numPr>
+          <w:ilvl w:val="0"/>
+          <w:numId w:val="2"/>
+        </w:numPr>
+        <w:spacing w:after="60"/>
+        <w:rPr>
+          <w:sz w:val="28"/>
+          <w:szCs w:val="28"/>
+        </w:rPr>
+      </w:pPr>
+      <w:r>
+        <w:rPr>
+          <w:sz w:val="28"/>
+          <w:szCs w:val="28"/>
+        </w:rPr>
+        <w:lastRenderedPageBreak/>
+        <w:t>Kết quả có thể được xuất theo định dạng được hỗ trợ.</w:t>
+      </w:r>
+    </w:p>
+    <w:p>
+      <w:pPr>
+        <w:pStyle w:val="ListParagraph"/>
+        <w:numPr>
+          <w:ilvl w:val="0"/>
+          <w:numId w:val="2"/>
+        </w:numPr>
+        <w:spacing w:after="60"/>
+        <w:rPr>
+          <w:sz w:val="28"/>
+          <w:szCs w:val="28"/>
+        </w:rPr>
+      </w:pPr>
+      <w:r>
+        <w:rPr>
+          <w:sz w:val="28"/>
+          <w:szCs w:val="28"/>
+        </w:rPr>
+        <w:t>Nguồn tham chiếu được hiển thị khi phù hợp.</w:t>
+      </w:r>
+    </w:p>
+    <w:p>
+      <w:pPr>
+        <w:pStyle w:val="Heading2"/>
+        <w:rPr>
+          <w:color w:val="auto"/>
+          <w:sz w:val="28"/>
+          <w:szCs w:val="28"/>
+        </w:rPr>
+      </w:pPr>
+      <w:r>
+        <w:rPr>
+          <w:color w:val="auto"/>
+          <w:sz w:val="28"/>
+          <w:szCs w:val="28"/>
+        </w:rPr>
+        <w:t>Quiz Generator</w:t>
+      </w:r>
+    </w:p>
+    <w:p>
+      <w:pPr>
+        <w:pStyle w:val="ListParagraph"/>
+        <w:numPr>
+          <w:ilvl w:val="0"/>
+          <w:numId w:val="2"/>
+        </w:numPr>
+        <w:spacing w:after="60"/>
+        <w:rPr>
+          <w:sz w:val="28"/>
+          <w:szCs w:val="28"/>
+        </w:rPr>
+      </w:pPr>
+      <w:r>
+        <w:rPr>
+          <w:sz w:val="28"/>
+          <w:szCs w:val="28"/>
+        </w:rPr>
+        <w:t>Giáo viên có thể chỉ định yêu cầu cho đề kiểm tra.</w:t>
+      </w:r>
+    </w:p>
+    <w:p>
+      <w:pPr>
+        <w:pStyle w:val="ListParagraph"/>
+        <w:numPr>
+          <w:ilvl w:val="0"/>
+          <w:numId w:val="2"/>
+        </w:numPr>
+        <w:spacing w:after="60"/>
+        <w:rPr>
+          <w:sz w:val="28"/>
+          <w:szCs w:val="28"/>
+        </w:rPr>
+      </w:pPr>
+      <w:r>
+        <w:rPr>
+          <w:sz w:val="28"/>
+          <w:szCs w:val="28"/>
+        </w:rPr>
+        <w:t>Hệ thống sử dụng các nguồn tri thức đã chọn.</w:t>
+      </w:r>
+    </w:p>
+    <w:p>
+      <w:pPr>
+        <w:pStyle w:val="ListParagraph"/>
+        <w:numPr>
+          <w:ilvl w:val="0"/>
+          <w:numId w:val="2"/>
+        </w:numPr>
+        <w:spacing w:after="60"/>
+        <w:rPr>
+          <w:sz w:val="28"/>
+          <w:szCs w:val="28"/>
+        </w:rPr>
+      </w:pPr>
+      <w:r>
+        <w:rPr>
+          <w:sz w:val="28"/>
+          <w:szCs w:val="28"/>
+        </w:rPr>
+        <w:t>Câu hỏi được sinh ra tuân theo cấu trúc đầu ra đã định nghĩa.</w:t>
+      </w:r>
+    </w:p>
+    <w:p>
+      <w:pPr>
+        <w:pStyle w:val="ListParagraph"/>
+        <w:numPr>
+          <w:ilvl w:val="0"/>
+          <w:numId w:val="2"/>
+        </w:numPr>
+        <w:spacing w:after="60"/>
+        <w:rPr>
+          <w:sz w:val="28"/>
+          <w:szCs w:val="28"/>
+        </w:rPr>
+      </w:pPr>
+      <w:r>
+        <w:rPr>
+          <w:sz w:val="28"/>
+          <w:szCs w:val="28"/>
+        </w:rPr>
+        <w:t>Gắn nhãn Bloom Taxonomy là một phần của luồng sinh đề kiểm tra.</w:t>
+      </w:r>
+    </w:p>
+    <w:p>
+      <w:pPr>
+        <w:pStyle w:val="ListParagraph"/>
+        <w:numPr>
+          <w:ilvl w:val="0"/>
+          <w:numId w:val="2"/>
+        </w:numPr>
+        <w:spacing w:after="60"/>
+        <w:rPr>
+          <w:sz w:val="28"/>
+          <w:szCs w:val="28"/>
+        </w:rPr>
+      </w:pPr>
+      <w:r>
+        <w:rPr>
+          <w:sz w:val="28"/>
+          <w:szCs w:val="28"/>
+        </w:rPr>
+        <w:t>Giáo viên có thể kiểm tra/chỉnh sửa/tạo lại.</w:t>
+      </w:r>
+    </w:p>
+    <w:p>
+      <w:pPr>
+        <w:pStyle w:val="ListParagraph"/>
+        <w:numPr>
+          <w:ilvl w:val="0"/>
+          <w:numId w:val="2"/>
+        </w:numPr>
+        <w:spacing w:after="60"/>
+        <w:rPr>
+          <w:sz w:val="28"/>
+          <w:szCs w:val="28"/>
+        </w:rPr>
+      </w:pPr>
+      <w:r>
+        <w:rPr>
+          <w:sz w:val="28"/>
+          <w:szCs w:val="28"/>
+        </w:rPr>
+        <w:t>Kết quả có thể được lưu/xuất.</w:t>
+      </w:r>
+    </w:p>
+    <w:p>
+      <w:pPr>
+        <w:pStyle w:val="Heading2"/>
+        <w:rPr>
+          <w:color w:val="auto"/>
+          <w:sz w:val="28"/>
+          <w:szCs w:val="28"/>
+        </w:rPr>
+      </w:pPr>
+      <w:r>
+        <w:rPr>
+          <w:color w:val="auto"/>
+          <w:sz w:val="28"/>
+          <w:szCs w:val="28"/>
+        </w:rPr>
+        <w:t>Document Knowledge Base</w:t>
+      </w:r>
+    </w:p>
+    <w:p>
+      <w:pPr>
+        <w:pStyle w:val="ListParagraph"/>
+        <w:numPr>
+          <w:ilvl w:val="0"/>
+          <w:numId w:val="2"/>
+        </w:numPr>
+        <w:spacing w:after="60"/>
+        <w:rPr>
+          <w:sz w:val="28"/>
+          <w:szCs w:val="28"/>
+        </w:rPr>
+      </w:pPr>
+      <w:r>
+        <w:rPr>
+          <w:sz w:val="28"/>
+          <w:szCs w:val="28"/>
+        </w:rPr>
+        <w:t>Tài liệu được hỗ trợ có thể được tải lên.</w:t>
+      </w:r>
+    </w:p>
+    <w:p>
+      <w:pPr>
+        <w:pStyle w:val="ListParagraph"/>
+        <w:numPr>
+          <w:ilvl w:val="0"/>
+          <w:numId w:val="2"/>
+        </w:numPr>
+        <w:spacing w:after="60"/>
+        <w:rPr>
+          <w:sz w:val="28"/>
+          <w:szCs w:val="28"/>
+        </w:rPr>
+      </w:pPr>
+      <w:r>
+        <w:rPr>
+          <w:sz w:val="28"/>
+          <w:szCs w:val="28"/>
+        </w:rPr>
+        <w:t>Metadata của file được lưu trữ.</w:t>
+      </w:r>
+    </w:p>
+    <w:p>
+      <w:pPr>
+        <w:pStyle w:val="ListParagraph"/>
+        <w:numPr>
+          <w:ilvl w:val="0"/>
+          <w:numId w:val="2"/>
+        </w:numPr>
+        <w:spacing w:after="60"/>
+        <w:rPr>
+          <w:sz w:val="28"/>
+          <w:szCs w:val="28"/>
+        </w:rPr>
+      </w:pPr>
+      <w:r>
+        <w:rPr>
+          <w:sz w:val="28"/>
+          <w:szCs w:val="28"/>
+        </w:rPr>
+        <w:t>Tài liệu có thể được xử lý thành công.</w:t>
+      </w:r>
+    </w:p>
+    <w:p>
+      <w:pPr>
+        <w:pStyle w:val="ListParagraph"/>
+        <w:numPr>
+          <w:ilvl w:val="0"/>
+          <w:numId w:val="2"/>
+        </w:numPr>
+        <w:spacing w:after="60"/>
+        <w:rPr>
+          <w:sz w:val="28"/>
+          <w:szCs w:val="28"/>
+        </w:rPr>
+      </w:pPr>
+      <w:r>
+        <w:rPr>
+          <w:sz w:val="28"/>
+          <w:szCs w:val="28"/>
+        </w:rPr>
+        <w:t>Chunk/embedding có thể được index.</w:t>
+      </w:r>
+    </w:p>
+    <w:p>
+      <w:pPr>
+        <w:pStyle w:val="ListParagraph"/>
+        <w:numPr>
+          <w:ilvl w:val="0"/>
+          <w:numId w:val="2"/>
+        </w:numPr>
+        <w:spacing w:after="60"/>
+        <w:rPr>
+          <w:sz w:val="28"/>
+          <w:szCs w:val="28"/>
+        </w:rPr>
+      </w:pPr>
+      <w:r>
+        <w:rPr>
+          <w:sz w:val="28"/>
+          <w:szCs w:val="28"/>
+        </w:rPr>
+        <w:t>Nội dung liên quan có thể được truy xuất.</w:t>
+      </w:r>
+    </w:p>
+    <w:p>
+      <w:pPr>
+        <w:pStyle w:val="Heading1"/>
+        <w:rPr>
+          <w:color w:val="auto"/>
+          <w:sz w:val="32"/>
+          <w:szCs w:val="32"/>
+        </w:rPr>
+      </w:pPr>
+      <w:r>
+        <w:rPr>
+          <w:color w:val="auto"/>
+          <w:sz w:val="32"/>
+          <w:szCs w:val="32"/>
+        </w:rPr>
+        <w:t>4. Tầm nhìn sản phẩm &amp; Năng lực hệ thống</w:t>
+      </w:r>
+    </w:p>
+    <w:p>
+      <w:pPr>
+        <w:spacing w:after="120"/>
+        <w:rPr>
+          <w:sz w:val="28"/>
+          <w:szCs w:val="28"/>
+        </w:rPr>
+      </w:pPr>
+      <w:r>
+        <w:rPr>
+          <w:sz w:val="28"/>
+          <w:szCs w:val="28"/>
+        </w:rPr>
+        <w:t xml:space="preserve">Đây là toàn bộ tầm nhìn dài hạn của sản phẩm và các năng lực/module mà hệ thống hướng tới xây dựng. </w:t>
+      </w:r>
+    </w:p>
+    <w:p>
+      <w:pPr>
+        <w:pStyle w:val="Heading2"/>
+        <w:rPr>
+          <w:color w:val="auto"/>
+          <w:sz w:val="28"/>
+          <w:szCs w:val="28"/>
+        </w:rPr>
+      </w:pPr>
+      <w:r>
+        <w:rPr>
+          <w:color w:val="auto"/>
+          <w:sz w:val="28"/>
+          <w:szCs w:val="28"/>
+        </w:rPr>
+        <w:t>Hạ tầng cốt lõi &amp; Knowledge Base</w:t>
+      </w:r>
+    </w:p>
+    <w:p>
+      <w:pPr>
+        <w:pStyle w:val="ListParagraph"/>
+        <w:numPr>
+          <w:ilvl w:val="0"/>
+          <w:numId w:val="2"/>
+        </w:numPr>
+        <w:spacing w:after="60"/>
+        <w:rPr>
+          <w:sz w:val="28"/>
+          <w:szCs w:val="28"/>
+        </w:rPr>
+      </w:pPr>
+      <w:r>
+        <w:rPr>
+          <w:sz w:val="28"/>
+          <w:szCs w:val="28"/>
+        </w:rPr>
+        <w:t>Authentication &amp; Quản lý người dùng</w:t>
+      </w:r>
+    </w:p>
+    <w:p>
+      <w:pPr>
+        <w:pStyle w:val="ListParagraph"/>
+        <w:numPr>
+          <w:ilvl w:val="0"/>
+          <w:numId w:val="2"/>
+        </w:numPr>
+        <w:spacing w:after="60"/>
+        <w:rPr>
+          <w:sz w:val="28"/>
+          <w:szCs w:val="28"/>
+        </w:rPr>
+      </w:pPr>
+      <w:r>
+        <w:rPr>
+          <w:sz w:val="28"/>
+          <w:szCs w:val="28"/>
+        </w:rPr>
+        <w:t>Teacher Workspace</w:t>
+      </w:r>
+    </w:p>
+    <w:p>
+      <w:pPr>
+        <w:pStyle w:val="ListParagraph"/>
+        <w:numPr>
+          <w:ilvl w:val="0"/>
+          <w:numId w:val="2"/>
+        </w:numPr>
+        <w:spacing w:after="60"/>
+        <w:rPr>
+          <w:sz w:val="28"/>
+          <w:szCs w:val="28"/>
+        </w:rPr>
+      </w:pPr>
+      <w:r>
+        <w:rPr>
+          <w:sz w:val="28"/>
+          <w:szCs w:val="28"/>
+        </w:rPr>
+        <w:t>Document Upload &amp; Knowledge Base</w:t>
+      </w:r>
+    </w:p>
+    <w:p>
+      <w:pPr>
+        <w:pStyle w:val="ListParagraph"/>
+        <w:numPr>
+          <w:ilvl w:val="0"/>
+          <w:numId w:val="2"/>
+        </w:numPr>
+        <w:spacing w:after="60"/>
+        <w:rPr>
+          <w:sz w:val="28"/>
+          <w:szCs w:val="28"/>
+        </w:rPr>
+      </w:pPr>
+      <w:r>
+        <w:rPr>
+          <w:sz w:val="28"/>
+          <w:szCs w:val="28"/>
+        </w:rPr>
+        <w:t>Document Processing (parsing, chunking, embedding)</w:t>
+      </w:r>
+    </w:p>
+    <w:p>
+      <w:pPr>
+        <w:pStyle w:val="ListParagraph"/>
+        <w:numPr>
+          <w:ilvl w:val="0"/>
+          <w:numId w:val="2"/>
+        </w:numPr>
+        <w:spacing w:after="60"/>
+        <w:rPr>
+          <w:sz w:val="28"/>
+          <w:szCs w:val="28"/>
+        </w:rPr>
+      </w:pPr>
+      <w:r>
+        <w:rPr>
+          <w:sz w:val="28"/>
+          <w:szCs w:val="28"/>
+        </w:rPr>
+        <w:t>RAG (retrieval + orchestration)</w:t>
+      </w:r>
+    </w:p>
+    <w:p>
+      <w:pPr>
+        <w:pStyle w:val="Heading2"/>
+        <w:rPr>
+          <w:color w:val="auto"/>
+          <w:sz w:val="28"/>
+          <w:szCs w:val="28"/>
+        </w:rPr>
+      </w:pPr>
+      <w:r>
+        <w:rPr>
+          <w:color w:val="auto"/>
+          <w:sz w:val="28"/>
+          <w:szCs w:val="28"/>
+        </w:rPr>
+        <w:t>Sinh nội dung bằng AI</w:t>
+      </w:r>
+    </w:p>
+    <w:p>
+      <w:pPr>
+        <w:pStyle w:val="ListParagraph"/>
+        <w:numPr>
+          <w:ilvl w:val="0"/>
+          <w:numId w:val="2"/>
+        </w:numPr>
+        <w:spacing w:after="60"/>
+        <w:rPr>
+          <w:sz w:val="28"/>
+          <w:szCs w:val="28"/>
+        </w:rPr>
+      </w:pPr>
+      <w:r>
+        <w:rPr>
+          <w:sz w:val="28"/>
+          <w:szCs w:val="28"/>
+        </w:rPr>
+        <w:t>AI Lesson Planner</w:t>
+      </w:r>
+    </w:p>
+    <w:p>
+      <w:pPr>
+        <w:pStyle w:val="ListParagraph"/>
+        <w:numPr>
+          <w:ilvl w:val="0"/>
+          <w:numId w:val="2"/>
+        </w:numPr>
+        <w:spacing w:after="60"/>
+        <w:rPr>
+          <w:sz w:val="28"/>
+          <w:szCs w:val="28"/>
+        </w:rPr>
+      </w:pPr>
+      <w:r>
+        <w:rPr>
+          <w:sz w:val="28"/>
+          <w:szCs w:val="28"/>
+        </w:rPr>
+        <w:t>Quiz Generator (kèm gắn nhãn Bloom Taxonomy như một thuộc tính, không tách feature riêng)</w:t>
+      </w:r>
+    </w:p>
+    <w:p>
+      <w:pPr>
+        <w:pStyle w:val="ListParagraph"/>
+        <w:numPr>
+          <w:ilvl w:val="0"/>
+          <w:numId w:val="2"/>
+        </w:numPr>
+        <w:spacing w:after="60"/>
+        <w:rPr>
+          <w:sz w:val="28"/>
+          <w:szCs w:val="28"/>
+        </w:rPr>
+      </w:pPr>
+      <w:r>
+        <w:rPr>
+          <w:sz w:val="28"/>
+          <w:szCs w:val="28"/>
+        </w:rPr>
+        <w:t>Rubric Generator</w:t>
+      </w:r>
+    </w:p>
+    <w:p>
+      <w:pPr>
+        <w:pStyle w:val="ListParagraph"/>
+        <w:numPr>
+          <w:ilvl w:val="0"/>
+          <w:numId w:val="2"/>
+        </w:numPr>
+        <w:spacing w:after="60"/>
+        <w:rPr>
+          <w:sz w:val="28"/>
+          <w:szCs w:val="28"/>
+        </w:rPr>
+      </w:pPr>
+      <w:r>
+        <w:rPr>
+          <w:sz w:val="28"/>
+          <w:szCs w:val="28"/>
+        </w:rPr>
+        <w:t>Slide Outline Generator</w:t>
+      </w:r>
+    </w:p>
+    <w:p>
+      <w:pPr>
+        <w:pStyle w:val="Heading2"/>
+        <w:rPr>
+          <w:color w:val="auto"/>
+          <w:sz w:val="28"/>
+          <w:szCs w:val="28"/>
+        </w:rPr>
+      </w:pPr>
+      <w:r>
+        <w:rPr>
+          <w:color w:val="auto"/>
+          <w:sz w:val="28"/>
+          <w:szCs w:val="28"/>
+        </w:rPr>
+        <w:t>Kiểm tra, Quản lý &amp; Xuất tài liệu</w:t>
+      </w:r>
+    </w:p>
+    <w:p>
+      <w:pPr>
+        <w:pStyle w:val="ListParagraph"/>
+        <w:numPr>
+          <w:ilvl w:val="0"/>
+          <w:numId w:val="2"/>
+        </w:numPr>
+        <w:spacing w:after="60"/>
+        <w:rPr>
+          <w:sz w:val="28"/>
+          <w:szCs w:val="28"/>
+        </w:rPr>
+      </w:pPr>
+      <w:r>
+        <w:rPr>
+          <w:sz w:val="28"/>
+          <w:szCs w:val="28"/>
+        </w:rPr>
+        <w:t>AI Output Review, Edit, Regenerate</w:t>
+      </w:r>
+    </w:p>
+    <w:p>
+      <w:pPr>
+        <w:pStyle w:val="ListParagraph"/>
+        <w:numPr>
+          <w:ilvl w:val="0"/>
+          <w:numId w:val="2"/>
+        </w:numPr>
+        <w:spacing w:after="60"/>
+        <w:rPr>
+          <w:sz w:val="28"/>
+          <w:szCs w:val="28"/>
+        </w:rPr>
+      </w:pPr>
+      <w:r>
+        <w:rPr>
+          <w:sz w:val="28"/>
+          <w:szCs w:val="28"/>
+        </w:rPr>
+        <w:t>Document History</w:t>
+      </w:r>
+    </w:p>
+    <w:p>
+      <w:pPr>
+        <w:pStyle w:val="ListParagraph"/>
+        <w:numPr>
+          <w:ilvl w:val="0"/>
+          <w:numId w:val="2"/>
+        </w:numPr>
+        <w:spacing w:after="60"/>
+        <w:rPr>
+          <w:sz w:val="28"/>
+          <w:szCs w:val="28"/>
+        </w:rPr>
+      </w:pPr>
+      <w:r>
+        <w:rPr>
+          <w:sz w:val="28"/>
+          <w:szCs w:val="28"/>
+        </w:rPr>
+        <w:lastRenderedPageBreak/>
+        <w:t>Citation / Source Reference</w:t>
+      </w:r>
+    </w:p>
+    <w:p>
+      <w:pPr>
+        <w:pStyle w:val="ListParagraph"/>
+        <w:numPr>
+          <w:ilvl w:val="0"/>
+          <w:numId w:val="2"/>
+        </w:numPr>
+        <w:spacing w:after="60"/>
+        <w:rPr>
+          <w:sz w:val="28"/>
+          <w:szCs w:val="28"/>
+        </w:rPr>
+      </w:pPr>
+      <w:r>
+        <w:rPr>
+          <w:sz w:val="28"/>
+          <w:szCs w:val="28"/>
+        </w:rPr>
+        <w:t>Word/PDF Export</w:t>
+      </w:r>
+    </w:p>
+    <w:p>
+      <w:pPr>
+        <w:pStyle w:val="Heading2"/>
+        <w:rPr>
+          <w:color w:val="auto"/>
+          <w:sz w:val="28"/>
+          <w:szCs w:val="28"/>
+        </w:rPr>
+      </w:pPr>
+      <w:r>
+        <w:rPr>
+          <w:color w:val="auto"/>
+          <w:sz w:val="28"/>
+          <w:szCs w:val="28"/>
+        </w:rPr>
+        <w:t>Hỗ trợ</w:t>
+      </w:r>
+    </w:p>
+    <w:p>
+      <w:pPr>
+        <w:pStyle w:val="ListParagraph"/>
+        <w:numPr>
+          <w:ilvl w:val="0"/>
+          <w:numId w:val="2"/>
+        </w:numPr>
+        <w:spacing w:after="60"/>
+        <w:rPr>
+          <w:sz w:val="28"/>
+          <w:szCs w:val="28"/>
+        </w:rPr>
+      </w:pPr>
+      <w:r>
+        <w:rPr>
+          <w:sz w:val="28"/>
+          <w:szCs w:val="28"/>
+        </w:rPr>
+        <w:t>Prompt/Template Library</w:t>
+      </w:r>
+    </w:p>
+    <w:p>
+      <w:pPr>
+        <w:pStyle w:val="ListParagraph"/>
+        <w:numPr>
+          <w:ilvl w:val="0"/>
+          <w:numId w:val="2"/>
+        </w:numPr>
+        <w:spacing w:after="60"/>
+        <w:rPr>
+          <w:sz w:val="28"/>
+          <w:szCs w:val="28"/>
+        </w:rPr>
+      </w:pPr>
+      <w:r>
+        <w:rPr>
+          <w:sz w:val="28"/>
+          <w:szCs w:val="28"/>
+        </w:rPr>
+        <w:t>Analytics/KPI Dashboard</w:t>
+      </w:r>
+    </w:p>
+    <w:p>
+      <w:pPr>
+        <w:pStyle w:val="Heading1"/>
+        <w:rPr>
+          <w:color w:val="auto"/>
+          <w:sz w:val="32"/>
+          <w:szCs w:val="32"/>
+        </w:rPr>
+      </w:pPr>
+      <w:r>
+        <w:rPr>
+          <w:color w:val="auto"/>
+          <w:sz w:val="32"/>
+          <w:szCs w:val="32"/>
+        </w:rPr>
+        <w:t>5. Phạm vi bàn giao 6 tháng (Đề xuất)</w:t>
+      </w:r>
+    </w:p>
+    <w:p>
+      <w:pPr>
+        <w:pStyle w:val="Heading2"/>
+        <w:rPr>
+          <w:color w:val="auto"/>
+          <w:sz w:val="28"/>
+          <w:szCs w:val="28"/>
+        </w:rPr>
+      </w:pPr>
+      <w:r>
+        <w:rPr>
+          <w:color w:val="auto"/>
+          <w:sz w:val="28"/>
+          <w:szCs w:val="28"/>
+        </w:rPr>
+        <w:t>5.1 Nguyên tắc xác định phạm vi</w:t>
+      </w:r>
+    </w:p>
+    <w:p>
+      <w:pPr>
+        <w:spacing w:after="120"/>
+        <w:rPr>
+          <w:sz w:val="28"/>
+          <w:szCs w:val="28"/>
+        </w:rPr>
+      </w:pPr>
+      <w:r>
+        <w:rPr>
+          <w:sz w:val="28"/>
+          <w:szCs w:val="28"/>
+        </w:rPr>
+        <w:t>Nguyên tắc cắt phạm vi: giữ nguyên vertical loop end-to-end (upload → RAG → generate → review → export). Ưu tiên hoàn thiện vertical loop cho 2 loại nội dung bắt buộc (Lesson Planner và Quiz Generator), và chỉ triển khai tối đa 1 loại nội dung nên có (Rubric Generator) nếu tiến độ cho phép.</w:t>
+      </w:r>
+    </w:p>
+    <w:p>
+      <w:pPr>
+        <w:pStyle w:val="Heading2"/>
+        <w:rPr>
+          <w:color w:val="auto"/>
+          <w:sz w:val="28"/>
+          <w:szCs w:val="28"/>
+        </w:rPr>
+      </w:pPr>
+      <w:r>
+        <w:rPr>
+          <w:color w:val="auto"/>
+          <w:sz w:val="28"/>
+          <w:szCs w:val="28"/>
+        </w:rPr>
+        <w:t>5.2 Ma trận cam kết phạm vi</w:t>
+      </w:r>
+    </w:p>
+    <w:p>
+      <w:pPr>
+        <w:pStyle w:val="Heading2"/>
+        <w:rPr>
+          <w:color w:val="auto"/>
+          <w:sz w:val="28"/>
+          <w:szCs w:val="28"/>
+        </w:rPr>
+      </w:pPr>
+      <w:r>
+        <w:rPr>
+          <w:color w:val="auto"/>
+          <w:sz w:val="28"/>
+          <w:szCs w:val="28"/>
+        </w:rPr>
+        <w:t>Bắt buộc</w:t>
+      </w:r>
+    </w:p>
+    <w:p>
+      <w:pPr>
+        <w:pStyle w:val="ListParagraph"/>
+        <w:numPr>
+          <w:ilvl w:val="0"/>
+          <w:numId w:val="2"/>
+        </w:numPr>
+        <w:spacing w:after="60"/>
+        <w:rPr>
+          <w:sz w:val="28"/>
+          <w:szCs w:val="28"/>
+        </w:rPr>
+      </w:pPr>
+      <w:r>
+        <w:rPr>
+          <w:sz w:val="28"/>
+          <w:szCs w:val="28"/>
+        </w:rPr>
+        <w:t>Authentication, Teacher Workspace, Document Upload/KB, Document Processing, RAG, Review/Edit/Regenerate, Document History, Citation, Word/PDF Export.</w:t>
+      </w:r>
+    </w:p>
+    <w:p>
+      <w:pPr>
+        <w:pStyle w:val="ListParagraph"/>
+        <w:numPr>
+          <w:ilvl w:val="0"/>
+          <w:numId w:val="2"/>
+        </w:numPr>
+        <w:spacing w:after="60"/>
+        <w:rPr>
+          <w:sz w:val="28"/>
+          <w:szCs w:val="28"/>
+        </w:rPr>
+      </w:pPr>
+      <w:r>
+        <w:rPr>
+          <w:sz w:val="28"/>
+          <w:szCs w:val="28"/>
+        </w:rPr>
+        <w:t>2 loại nội dung: AI Lesson Planner, Quiz Generator (có gắn nhãn Bloom Taxonomy làm tham số sinh câu hỏi).</w:t>
+      </w:r>
+    </w:p>
+    <w:p>
+      <w:pPr>
+        <w:pStyle w:val="Heading2"/>
+        <w:rPr>
+          <w:color w:val="auto"/>
+          <w:sz w:val="28"/>
+          <w:szCs w:val="28"/>
+        </w:rPr>
+      </w:pPr>
+      <w:r>
+        <w:rPr>
+          <w:color w:val="auto"/>
+          <w:sz w:val="28"/>
+          <w:szCs w:val="28"/>
+        </w:rPr>
+        <w:t>Nên có</w:t>
+      </w:r>
+    </w:p>
+    <w:p>
+      <w:pPr>
+        <w:pStyle w:val="ListParagraph"/>
+        <w:numPr>
+          <w:ilvl w:val="0"/>
+          <w:numId w:val="2"/>
+        </w:numPr>
+        <w:spacing w:after="60"/>
+        <w:rPr>
+          <w:sz w:val="28"/>
+          <w:szCs w:val="28"/>
+        </w:rPr>
+      </w:pPr>
+      <w:r>
+        <w:rPr>
+          <w:sz w:val="28"/>
+          <w:szCs w:val="28"/>
+        </w:rPr>
+        <w:t>Rubric Generator (tái sử dụng pipeline structured output có sẵn, effort thấp hơn Lesson Planner/Quiz).</w:t>
+      </w:r>
+    </w:p>
+    <w:p>
+      <w:pPr>
+        <w:pStyle w:val="ListParagraph"/>
+        <w:numPr>
+          <w:ilvl w:val="0"/>
+          <w:numId w:val="2"/>
+        </w:numPr>
+        <w:spacing w:after="60"/>
+        <w:rPr>
+          <w:sz w:val="28"/>
+          <w:szCs w:val="28"/>
+        </w:rPr>
+      </w:pPr>
+      <w:r>
+        <w:rPr>
+          <w:sz w:val="28"/>
+          <w:szCs w:val="28"/>
+        </w:rPr>
+        <w:t>Nội bộ / config file / DB / không có admin UI.</w:t>
+      </w:r>
+    </w:p>
+    <w:p>
+      <w:pPr>
+        <w:pStyle w:val="Heading2"/>
+        <w:rPr>
+          <w:color w:val="auto"/>
+          <w:sz w:val="28"/>
+          <w:szCs w:val="28"/>
+        </w:rPr>
+      </w:pPr>
+      <w:r>
+        <w:rPr>
+          <w:color w:val="auto"/>
+          <w:sz w:val="28"/>
+          <w:szCs w:val="28"/>
+        </w:rPr>
+        <w:t>Hoãn lại / Loại bỏ</w:t>
+      </w:r>
+    </w:p>
+    <w:p>
+      <w:pPr>
+        <w:pStyle w:val="ListParagraph"/>
+        <w:numPr>
+          <w:ilvl w:val="0"/>
+          <w:numId w:val="2"/>
+        </w:numPr>
+        <w:spacing w:after="60"/>
+        <w:rPr>
+          <w:sz w:val="28"/>
+          <w:szCs w:val="28"/>
+        </w:rPr>
+      </w:pPr>
+      <w:r>
+        <w:rPr>
+          <w:sz w:val="28"/>
+          <w:szCs w:val="28"/>
+        </w:rPr>
+        <w:t>Slide Generator — giá trị thấp hơn so với effort thiết kế slide.</w:t>
+      </w:r>
+    </w:p>
+    <w:p>
+      <w:pPr>
+        <w:pStyle w:val="ListParagraph"/>
+        <w:numPr>
+          <w:ilvl w:val="0"/>
+          <w:numId w:val="2"/>
+        </w:numPr>
+        <w:spacing w:after="60"/>
+        <w:rPr>
+          <w:sz w:val="28"/>
+          <w:szCs w:val="28"/>
+        </w:rPr>
+      </w:pPr>
+      <w:r>
+        <w:rPr>
+          <w:sz w:val="28"/>
+          <w:szCs w:val="28"/>
+        </w:rPr>
+        <w:t>Analytics/KPI dashboard hoàn chỉnh — thay bằng ghi log số liệu thô, báo cáo thủ công cuối kỳ.</w:t>
+      </w:r>
+    </w:p>
+    <w:p>
+      <w:pPr>
+        <w:pStyle w:val="ListParagraph"/>
+        <w:numPr>
+          <w:ilvl w:val="0"/>
+          <w:numId w:val="2"/>
+        </w:numPr>
+        <w:spacing w:after="60"/>
+        <w:rPr>
+          <w:sz w:val="28"/>
+          <w:szCs w:val="28"/>
+        </w:rPr>
+      </w:pPr>
+      <w:r>
+        <w:rPr>
+          <w:sz w:val="28"/>
+          <w:szCs w:val="28"/>
+        </w:rPr>
+        <w:t>Bloom Taxonomy Question Generator như một feature độc lập — đã gộp vào Quiz Generator ở trên.</w:t>
+      </w:r>
+    </w:p>
+    <w:p>
+      <w:pPr>
+        <w:pStyle w:val="Heading1"/>
+        <w:rPr>
+          <w:color w:val="auto"/>
+          <w:sz w:val="32"/>
+          <w:szCs w:val="32"/>
+        </w:rPr>
+      </w:pPr>
+      <w:r>
+        <w:rPr>
+          <w:color w:val="auto"/>
+          <w:sz w:val="32"/>
+          <w:szCs w:val="32"/>
+        </w:rPr>
+        <w:t>6. Kiến trúc hệ thống &amp; Công nghệ sử dụng</w:t>
+      </w:r>
+    </w:p>
+    <w:p>
+      <w:pPr>
+        <w:pStyle w:val="Heading2"/>
+        <w:rPr>
+          <w:color w:val="auto"/>
+          <w:sz w:val="28"/>
+          <w:szCs w:val="28"/>
+        </w:rPr>
+      </w:pPr>
+      <w:r>
+        <w:rPr>
+          <w:color w:val="auto"/>
+          <w:sz w:val="28"/>
+          <w:szCs w:val="28"/>
+        </w:rPr>
+        <w:t>6.1 Công nghệ sử dụng &amp; Lý do lựa chọn</w:t>
+      </w:r>
+    </w:p>
+    <w:p>
+      <w:pPr>
+        <w:pStyle w:val="ListParagraph"/>
+        <w:numPr>
+          <w:ilvl w:val="0"/>
+          <w:numId w:val="2"/>
+        </w:numPr>
+        <w:spacing w:after="60"/>
+        <w:rPr>
+          <w:sz w:val="28"/>
+          <w:szCs w:val="28"/>
+        </w:rPr>
+      </w:pPr>
+      <w:r>
+        <w:rPr>
+          <w:sz w:val="28"/>
+          <w:szCs w:val="28"/>
+        </w:rPr>
+        <w:t>Frontend: React</w:t>
+      </w:r>
+    </w:p>
+    <w:p>
+      <w:pPr>
+        <w:pStyle w:val="ListParagraph"/>
+        <w:numPr>
+          <w:ilvl w:val="0"/>
+          <w:numId w:val="2"/>
+        </w:numPr>
+        <w:spacing w:after="60"/>
+        <w:rPr>
+          <w:sz w:val="28"/>
+          <w:szCs w:val="28"/>
+        </w:rPr>
+      </w:pPr>
+      <w:r>
+        <w:rPr>
+          <w:sz w:val="28"/>
+          <w:szCs w:val="28"/>
+        </w:rPr>
+        <w:lastRenderedPageBreak/>
+        <w:t>Backend: Java Spring Boot (core: auth, workspace, logic nghiệp vụ, document metadata, lịch sử kiểm tra/duyệt (review), API chính)</w:t>
+      </w:r>
+    </w:p>
+    <w:p>
+      <w:pPr>
+        <w:pStyle w:val="ListParagraph"/>
+        <w:numPr>
+          <w:ilvl w:val="0"/>
+          <w:numId w:val="2"/>
+        </w:numPr>
+        <w:spacing w:after="60"/>
+        <w:rPr>
+          <w:sz w:val="28"/>
+          <w:szCs w:val="28"/>
+        </w:rPr>
+      </w:pPr>
+      <w:r>
+        <w:rPr>
+          <w:sz w:val="28"/>
+          <w:szCs w:val="28"/>
+        </w:rPr>
+        <w:t>AI Service: Python FastAPI (document processing, embedding, retrieval, RAG, LLM orchestration, structured output, đánh giá chất lượng AI)</w:t>
+      </w:r>
+    </w:p>
+    <w:p>
+      <w:pPr>
+        <w:pStyle w:val="ListParagraph"/>
+        <w:numPr>
+          <w:ilvl w:val="0"/>
+          <w:numId w:val="2"/>
+        </w:numPr>
+        <w:spacing w:after="60"/>
+        <w:rPr>
+          <w:sz w:val="28"/>
+          <w:szCs w:val="28"/>
+        </w:rPr>
+      </w:pPr>
+      <w:r>
+        <w:rPr>
+          <w:sz w:val="28"/>
+          <w:szCs w:val="28"/>
+        </w:rPr>
+        <w:t>Database: PostgreSQL + pgvector</w:t>
+      </w:r>
+    </w:p>
+    <w:p>
+      <w:pPr>
+        <w:pStyle w:val="ListParagraph"/>
+        <w:numPr>
+          <w:ilvl w:val="0"/>
+          <w:numId w:val="2"/>
+        </w:numPr>
+        <w:spacing w:after="60"/>
+        <w:rPr>
+          <w:sz w:val="28"/>
+          <w:szCs w:val="28"/>
+        </w:rPr>
+      </w:pPr>
+      <w:r>
+        <w:rPr>
+          <w:sz w:val="28"/>
+          <w:szCs w:val="28"/>
+        </w:rPr>
+        <w:t>File Storage: MinIO</w:t>
+      </w:r>
+    </w:p>
+    <w:p>
+      <w:pPr>
+        <w:pStyle w:val="ListParagraph"/>
+        <w:numPr>
+          <w:ilvl w:val="0"/>
+          <w:numId w:val="2"/>
+        </w:numPr>
+        <w:spacing w:after="60"/>
+        <w:rPr>
+          <w:sz w:val="28"/>
+          <w:szCs w:val="28"/>
+        </w:rPr>
+      </w:pPr>
+      <w:r>
+        <w:rPr>
+          <w:sz w:val="28"/>
+          <w:szCs w:val="28"/>
+        </w:rPr>
+        <w:t>AI: OpenAI hoặc Gemini (LLM + embedding), model rẻ hơn (GPT-4o-mini/Gemini Flash) khi dev/test</w:t>
+      </w:r>
+    </w:p>
+    <w:p>
+      <w:pPr>
+        <w:pStyle w:val="ListParagraph"/>
+        <w:numPr>
+          <w:ilvl w:val="0"/>
+          <w:numId w:val="2"/>
+        </w:numPr>
+        <w:spacing w:after="60"/>
+        <w:rPr>
+          <w:sz w:val="28"/>
+          <w:szCs w:val="28"/>
+        </w:rPr>
+      </w:pPr>
+      <w:r>
+        <w:rPr>
+          <w:sz w:val="28"/>
+          <w:szCs w:val="28"/>
+        </w:rPr>
+        <w:t>Infra: Docker, Docker Compose, Git/GitHub</w:t>
+      </w:r>
+    </w:p>
+    <w:p>
+      <w:pPr>
+        <w:spacing w:after="120"/>
+        <w:rPr>
+          <w:sz w:val="28"/>
+          <w:szCs w:val="28"/>
+        </w:rPr>
+      </w:pPr>
+      <w:r>
+        <w:rPr>
+          <w:sz w:val="28"/>
+          <w:szCs w:val="28"/>
+        </w:rPr>
+        <w:t>Chủ động không thêm Kafka, Redis, RabbitMQ, Kubernetes, hay full AWS stack trừ khi phát sinh nhu cầu kỹ thuật thực sự (vd. hàng đợi async chỉ khi độ trễ LLM thực sự ảnh hưởng UX).</w:t>
+      </w:r>
+    </w:p>
+    <w:p>
+      <w:pPr>
+        <w:spacing w:after="120"/>
+        <w:rPr>
+          <w:sz w:val="28"/>
+          <w:szCs w:val="28"/>
+        </w:rPr>
+      </w:pPr>
+      <w:r>
+        <w:rPr>
+          <w:sz w:val="28"/>
+          <w:szCs w:val="28"/>
+        </w:rPr>
+        <w:t>Việc giữ 2 backend (Spring Boot + FastAPI) làm tăng effort vận hành cho 1 người, nhưng được giữ lại có chủ đích vì phù hợp — cần API contract giữa 2 service chốt sớm ở Phase 2 để tránh rework.</w:t>
+      </w:r>
+    </w:p>
+    <w:p>
+      <w:pPr>
+        <w:pStyle w:val="Heading2"/>
+        <w:rPr>
+          <w:color w:val="auto"/>
+          <w:sz w:val="28"/>
+          <w:szCs w:val="28"/>
+        </w:rPr>
+      </w:pPr>
+      <w:r>
+        <w:rPr>
+          <w:color w:val="auto"/>
+          <w:sz w:val="28"/>
+          <w:szCs w:val="28"/>
+        </w:rPr>
+        <w:t>6.2 Sơ đồ ngữ cảnh hệ thống</w:t>
+      </w:r>
+    </w:p>
+    <w:p>
+      <w:pPr>
+        <w:spacing w:after="120"/>
+        <w:rPr>
+          <w:sz w:val="28"/>
+          <w:szCs w:val="28"/>
+        </w:rPr>
+      </w:pPr>
+      <w:r>
+        <w:rPr>
+          <w:sz w:val="28"/>
+          <w:szCs w:val="28"/>
+        </w:rPr>
+        <w:t>Sơ đồ thể hiện ranh giới hệ thống AI Teacher Copilot và tương tác với các actor/hệ thống bên ngoài.</w:t>
       </w:r>
     </w:p>
     <w:p>
@@ -3267,138 +3301,131 @@
           <w:sz w:val="20"/>
           <w:szCs w:val="20"/>
         </w:rPr>
-        <w:t>Hình 2 — AI Teacher Copilot và các actor/hệ thống bên ngoài (Đề xuất).</w:t>
-      </w:r>
-    </w:p>
-    <w:p>
-      <w:pPr>
-        <w:pStyle w:val="Heading2"/>
-        <w:rPr>
-          <w:color w:val="auto"/>
-          <w:sz w:val="28"/>
-          <w:szCs w:val="28"/>
-        </w:rPr>
-      </w:pPr>
-      <w:r>
-        <w:rPr>
-          <w:color w:val="auto"/>
-          <w:sz w:val="28"/>
-          <w:szCs w:val="28"/>
-        </w:rPr>
-        <w:t>6.3 Kiến trúc hệ thống — Mức tổng quan</w:t>
-      </w:r>
-    </w:p>
-    <w:p>
-      <w:pPr>
-        <w:spacing w:after="120"/>
-        <w:rPr>
-          <w:sz w:val="28"/>
-          <w:szCs w:val="28"/>
-        </w:rPr>
-      </w:pPr>
-      <w:r>
-        <w:rPr>
-          <w:sz w:val="28"/>
-          <w:szCs w:val="28"/>
-        </w:rPr>
-        <w:t>Giáo viên → React Frontend → (HTTPS) → Java Spring Boot (Core Backend: auth, quản lý người dùng, workspace, logic nghiệp vụ, document metadata, lịch sử kiểm tra/duyệt (review), phân quyền, REST API chính) → 3 nhánh song song:</w:t>
-      </w:r>
-    </w:p>
-    <w:p>
-      <w:pPr>
-        <w:pStyle w:val="ListParagraph"/>
-        <w:numPr>
-          <w:ilvl w:val="0"/>
-          <w:numId w:val="2"/>
-        </w:numPr>
-        <w:spacing w:after="60"/>
-        <w:rPr>
-          <w:sz w:val="28"/>
-          <w:szCs w:val="28"/>
-        </w:rPr>
-      </w:pPr>
-      <w:r>
-        <w:rPr>
-          <w:sz w:val="28"/>
-          <w:szCs w:val="28"/>
-        </w:rPr>
-        <w:t>PostgreSQL + pgvector — dữ liệu nghiệp vụ + vector embedding.</w:t>
-      </w:r>
-    </w:p>
-    <w:p>
-      <w:pPr>
-        <w:pStyle w:val="ListParagraph"/>
-        <w:numPr>
-          <w:ilvl w:val="0"/>
-          <w:numId w:val="2"/>
-        </w:numPr>
-        <w:spacing w:after="60"/>
-        <w:rPr>
-          <w:sz w:val="28"/>
-          <w:szCs w:val="28"/>
-        </w:rPr>
-      </w:pPr>
-      <w:r>
-        <w:rPr>
-          <w:sz w:val="28"/>
-          <w:szCs w:val="28"/>
-        </w:rPr>
-        <w:lastRenderedPageBreak/>
-        <w:t>MinIO — lưu file gốc (tài liệu đã tải lên, file đã xuất).</w:t>
-      </w:r>
-    </w:p>
-    <w:p>
-      <w:pPr>
-        <w:pStyle w:val="ListParagraph"/>
-        <w:numPr>
-          <w:ilvl w:val="0"/>
-          <w:numId w:val="2"/>
-        </w:numPr>
-        <w:spacing w:after="60"/>
-        <w:rPr>
-          <w:sz w:val="28"/>
-          <w:szCs w:val="28"/>
-        </w:rPr>
-      </w:pPr>
-      <w:r>
-        <w:rPr>
-          <w:sz w:val="28"/>
-          <w:szCs w:val="28"/>
-        </w:rPr>
-        <w:t>FastAPI AI Service — document processing (parsing, chunking, embedding), retrieval, RAG orchestration, gọi LLM, structured output, đánh giá chất lượng AI.</w:t>
-      </w:r>
-    </w:p>
-    <w:p>
-      <w:pPr>
-        <w:spacing w:after="120"/>
-        <w:rPr>
-          <w:sz w:val="28"/>
-          <w:szCs w:val="28"/>
-        </w:rPr>
-      </w:pPr>
-      <w:r>
-        <w:rPr>
-          <w:sz w:val="28"/>
-          <w:szCs w:val="28"/>
-        </w:rPr>
-        <w:t>Spring Boot và FastAPI giao tiếp qua REST/gRPC nội bộ; Spring Boot là entry point cho frontend, FastAPI chỉ phục vụ nội bộ (không expose trực tiếp ra internet) để giảm bề mặt tấn công và đơn giản hoá auth.</w:t>
-      </w:r>
-    </w:p>
-    <w:p>
-      <w:pPr>
-        <w:spacing w:after="120"/>
-        <w:rPr>
-          <w:sz w:val="24"/>
-          <w:szCs w:val="24"/>
-        </w:rPr>
-      </w:pPr>
+        <w:t>Hình 2 — AI Teacher Copilot và các actor/hệ thống bên ngoài</w:t>
+      </w:r>
       <w:r>
         <w:rPr>
           <w:i/>
           <w:iCs/>
           <w:color w:val="555555"/>
-        </w:rPr>
-        <w:t>Đề xuất / Bản nháp — Chờ Mentor xác nhận.</w:t>
+          <w:sz w:val="20"/>
+          <w:szCs w:val="20"/>
+        </w:rPr>
+        <w:t>.</w:t>
+      </w:r>
+    </w:p>
+    <w:p>
+      <w:pPr>
+        <w:pStyle w:val="Heading2"/>
+        <w:rPr>
+          <w:color w:val="auto"/>
+          <w:sz w:val="28"/>
+          <w:szCs w:val="28"/>
+        </w:rPr>
+      </w:pPr>
+      <w:r>
+        <w:rPr>
+          <w:color w:val="auto"/>
+          <w:sz w:val="28"/>
+          <w:szCs w:val="28"/>
+        </w:rPr>
+        <w:lastRenderedPageBreak/>
+        <w:t>6.3 Kiến trúc hệ thống — Mức tổng quan</w:t>
+      </w:r>
+    </w:p>
+    <w:p>
+      <w:pPr>
+        <w:spacing w:after="120"/>
+        <w:rPr>
+          <w:sz w:val="28"/>
+          <w:szCs w:val="28"/>
+        </w:rPr>
+      </w:pPr>
+      <w:r>
+        <w:rPr>
+          <w:sz w:val="28"/>
+          <w:szCs w:val="28"/>
+        </w:rPr>
+        <w:t>Giáo viên → React Frontend → (HTTPS) → Java Spring Boot (Core Backend: auth, quản lý người dùng, workspace, logic nghiệp vụ, document metadata, lịch sử kiểm tra/duyệt (review), phân quyền, REST API chính) → 3 nhánh song song:</w:t>
+      </w:r>
+    </w:p>
+    <w:p>
+      <w:pPr>
+        <w:pStyle w:val="ListParagraph"/>
+        <w:numPr>
+          <w:ilvl w:val="0"/>
+          <w:numId w:val="2"/>
+        </w:numPr>
+        <w:spacing w:after="60"/>
+        <w:rPr>
+          <w:sz w:val="28"/>
+          <w:szCs w:val="28"/>
+        </w:rPr>
+      </w:pPr>
+      <w:r>
+        <w:rPr>
+          <w:sz w:val="28"/>
+          <w:szCs w:val="28"/>
+        </w:rPr>
+        <w:t>PostgreSQL + pgvector — dữ liệu nghiệp vụ + vector embedding.</w:t>
+      </w:r>
+    </w:p>
+    <w:p>
+      <w:pPr>
+        <w:pStyle w:val="ListParagraph"/>
+        <w:numPr>
+          <w:ilvl w:val="0"/>
+          <w:numId w:val="2"/>
+        </w:numPr>
+        <w:spacing w:after="60"/>
+        <w:rPr>
+          <w:sz w:val="28"/>
+          <w:szCs w:val="28"/>
+        </w:rPr>
+      </w:pPr>
+      <w:r>
+        <w:rPr>
+          <w:sz w:val="28"/>
+          <w:szCs w:val="28"/>
+        </w:rPr>
+        <w:t>MinIO — lưu file gốc (tài liệu đã tải lên, file đã xuất).</w:t>
+      </w:r>
+    </w:p>
+    <w:p>
+      <w:pPr>
+        <w:pStyle w:val="ListParagraph"/>
+        <w:numPr>
+          <w:ilvl w:val="0"/>
+          <w:numId w:val="2"/>
+        </w:numPr>
+        <w:spacing w:after="60"/>
+        <w:rPr>
+          <w:sz w:val="28"/>
+          <w:szCs w:val="28"/>
+        </w:rPr>
+      </w:pPr>
+      <w:r>
+        <w:rPr>
+          <w:sz w:val="28"/>
+          <w:szCs w:val="28"/>
+        </w:rPr>
+        <w:t>FastAPI AI Service — document processing (parsing, chunking, embedding), retrieval, RAG orchestration, gọi LLM, structured output, đánh giá chất lượng AI.</w:t>
+      </w:r>
+    </w:p>
+    <w:p>
+      <w:pPr>
+        <w:spacing w:after="120"/>
+        <w:rPr>
+          <w:sz w:val="28"/>
+          <w:szCs w:val="28"/>
+        </w:rPr>
+      </w:pPr>
+      <w:r>
+        <w:rPr>
+          <w:sz w:val="28"/>
+          <w:szCs w:val="28"/>
+        </w:rPr>
+        <w:t>Spring Boot và FastAPI giao tiếp qua REST/gRPC nội bộ; Spring Boot là entry point cho frontend, FastAPI chỉ phục vụ nội bộ (không expose trực tiếp ra internet) để giảm bề mặt tấn công và đơn giản hoá auth.</w:t>
       </w:r>
     </w:p>
     <w:p>
@@ -3473,105 +3500,98 @@
           <w:sz w:val="20"/>
           <w:szCs w:val="20"/>
         </w:rPr>
-        <w:t>Hình 3 — Kiến trúc tổng thể: React → Spring Boot → (PostgreSQL/pgvector, MinIO, FastAPI) → LLM Provider (Đề xuất).</w:t>
-      </w:r>
-    </w:p>
-    <w:p>
-      <w:pPr>
-        <w:pStyle w:val="Heading2"/>
-        <w:rPr>
-          <w:color w:val="auto"/>
-          <w:sz w:val="28"/>
-          <w:szCs w:val="28"/>
-        </w:rPr>
-      </w:pPr>
-      <w:r>
-        <w:rPr>
-          <w:color w:val="auto"/>
-          <w:sz w:val="28"/>
-          <w:szCs w:val="28"/>
-        </w:rPr>
-        <w:t>6.4 Định hướng triển khai (Deployment)</w:t>
-      </w:r>
-    </w:p>
-    <w:p>
-      <w:pPr>
-        <w:pStyle w:val="ListParagraph"/>
-        <w:numPr>
-          <w:ilvl w:val="0"/>
-          <w:numId w:val="2"/>
-        </w:numPr>
-        <w:spacing w:after="60"/>
-        <w:rPr>
-          <w:sz w:val="28"/>
-          <w:szCs w:val="28"/>
-        </w:rPr>
-      </w:pPr>
-      <w:r>
-        <w:rPr>
-          <w:sz w:val="28"/>
-          <w:szCs w:val="28"/>
-        </w:rPr>
-        <w:t>Môi trường phát triển: Docker Compose.</w:t>
-      </w:r>
-    </w:p>
-    <w:p>
-      <w:pPr>
-        <w:pStyle w:val="ListParagraph"/>
-        <w:numPr>
-          <w:ilvl w:val="0"/>
-          <w:numId w:val="2"/>
-        </w:numPr>
-        <w:spacing w:after="60"/>
-        <w:rPr>
-          <w:sz w:val="28"/>
-          <w:szCs w:val="28"/>
-        </w:rPr>
-      </w:pPr>
-      <w:r>
-        <w:rPr>
-          <w:sz w:val="28"/>
-          <w:szCs w:val="28"/>
-        </w:rPr>
-        <w:t>Môi trường production/demo mục tiêu: VPS hoặc môi trường cloud được Mentor phê duyệt.</w:t>
-      </w:r>
-    </w:p>
-    <w:p>
-      <w:pPr>
-        <w:pStyle w:val="ListParagraph"/>
-        <w:numPr>
-          <w:ilvl w:val="0"/>
-          <w:numId w:val="2"/>
-        </w:numPr>
-        <w:spacing w:after="60"/>
-        <w:rPr>
-          <w:sz w:val="28"/>
-          <w:szCs w:val="28"/>
-        </w:rPr>
-      </w:pPr>
-      <w:r>
-        <w:rPr>
-          <w:sz w:val="28"/>
-          <w:szCs w:val="28"/>
-        </w:rPr>
-        <w:t>HTTPS/domain/secrets/backup/logging sẽ được xác định cụ thể trong giai đoạn triển khai (Phase 8).</w:t>
-      </w:r>
-    </w:p>
-    <w:p>
-      <w:pPr>
-        <w:spacing w:after="120"/>
-        <w:rPr>
-          <w:sz w:val="24"/>
-          <w:szCs w:val="24"/>
-        </w:rPr>
-      </w:pPr>
+        <w:t>Hình 3 — Kiến trúc tổng thể: React → Spring Boot → (PostgreSQL/pgvector, MinIO, FastAPI) → LLM Provider</w:t>
+      </w:r>
       <w:r>
         <w:rPr>
           <w:i/>
           <w:iCs/>
           <w:color w:val="555555"/>
-        </w:rPr>
-        <w:t>Hosting environment vẫn là Pending Mentor Confirmation — chưa khoá provider cụ thể (không tự thêm AWS/Kubernetes ngoài Docker/Compose đã đề xuất ở Mục 6.1).</w:t>
+          <w:sz w:val="20"/>
+          <w:szCs w:val="20"/>
+        </w:rPr>
+        <w:t>.</w:t>
+      </w:r>
+    </w:p>
+    <w:p>
+      <w:pPr>
+        <w:pStyle w:val="Heading2"/>
+        <w:rPr>
+          <w:color w:val="auto"/>
+          <w:sz w:val="28"/>
+          <w:szCs w:val="28"/>
+        </w:rPr>
+      </w:pPr>
+      <w:r>
+        <w:rPr>
+          <w:color w:val="auto"/>
+          <w:sz w:val="28"/>
+          <w:szCs w:val="28"/>
+        </w:rPr>
+        <w:t>6.4 Định hướng triển khai (Deployment)</w:t>
+      </w:r>
+    </w:p>
+    <w:p>
+      <w:pPr>
+        <w:pStyle w:val="ListParagraph"/>
+        <w:numPr>
+          <w:ilvl w:val="0"/>
+          <w:numId w:val="2"/>
+        </w:numPr>
+        <w:spacing w:after="60"/>
+        <w:rPr>
+          <w:sz w:val="28"/>
+          <w:szCs w:val="28"/>
+        </w:rPr>
+      </w:pPr>
+      <w:r>
+        <w:rPr>
+          <w:sz w:val="28"/>
+          <w:szCs w:val="28"/>
+        </w:rPr>
+        <w:t>Môi trường phát triển: Docker Compose.</w:t>
+      </w:r>
+    </w:p>
+    <w:p>
+      <w:pPr>
+        <w:pStyle w:val="ListParagraph"/>
+        <w:numPr>
+          <w:ilvl w:val="0"/>
+          <w:numId w:val="2"/>
+        </w:numPr>
+        <w:spacing w:after="60"/>
+        <w:rPr>
+          <w:sz w:val="28"/>
+          <w:szCs w:val="28"/>
+        </w:rPr>
+      </w:pPr>
+      <w:r>
+        <w:rPr>
+          <w:sz w:val="28"/>
+          <w:szCs w:val="28"/>
+        </w:rPr>
+        <w:t>Môi trường production/demo mục tiêu: VPS hoặc môi trường cloud được Mentor phê duyệt.</w:t>
+      </w:r>
+    </w:p>
+    <w:p>
+      <w:pPr>
+        <w:pStyle w:val="ListParagraph"/>
+        <w:numPr>
+          <w:ilvl w:val="0"/>
+          <w:numId w:val="2"/>
+        </w:numPr>
+        <w:spacing w:after="60"/>
+        <w:rPr>
+          <w:sz w:val="28"/>
+          <w:szCs w:val="28"/>
+        </w:rPr>
+      </w:pPr>
+      <w:r>
+        <w:rPr>
+          <w:sz w:val="28"/>
+          <w:szCs w:val="28"/>
+        </w:rPr>
+        <w:t>HTTPS/domain/secrets/backup/logging sẽ được xác định cụ thể trong giai đoạn triển khai (Phase 8).</w:t>
       </w:r>
     </w:p>
     <w:p>
@@ -3588,6 +3608,7 @@
           <w:sz w:val="32"/>
           <w:szCs w:val="32"/>
         </w:rPr>
+        <w:lastRenderedPageBreak/>
         <w:t xml:space="preserve">7. </w:t>
       </w:r>
       <w:r>
@@ -3614,7 +3635,6 @@
           <w:sz w:val="28"/>
           <w:szCs w:val="28"/>
         </w:rPr>
-        <w:lastRenderedPageBreak/>
         <w:t>7.1 Quy trình RAG (RAG Workflow)</w:t>
       </w:r>
     </w:p>
@@ -3805,23 +3825,6 @@
           <w:szCs w:val="28"/>
         </w:rPr>
         <w:t>Lesson Planner, Quiz và Rubric (nếu được mentor duyệt) mỗi loại có schema riêng, không dùng một schema đầu ra chung cho tất cả. Đầu ra của AI tuân theo schema, trả về citation/source identifiers, không coi nội dung file đã tải lên là instruction, và có khả năng báo insufficient_evidence khi evidence không đủ.</w:t>
-      </w:r>
-    </w:p>
-    <w:p>
-      <w:pPr>
-        <w:spacing w:after="120"/>
-        <w:rPr>
-          <w:sz w:val="24"/>
-          <w:szCs w:val="24"/>
-        </w:rPr>
-      </w:pPr>
-      <w:r>
-        <w:rPr>
-          <w:i/>
-          <w:iCs/>
-          <w:color w:val="555555"/>
-        </w:rPr>
-        <w:t>Đề xuất / Bản nháp — Chờ Mentor xác nhận.</w:t>
       </w:r>
     </w:p>
     <w:p>
@@ -3900,7 +3903,7 @@
           <w:sz w:val="20"/>
           <w:szCs w:val="20"/>
         </w:rPr>
-        <w:t>Hình 4 — Indexing pipeline và Retrieval &amp; Generation pipeline (Đề xuất).</w:t>
+        <w:t>Hình 4 — Indexing pipeline và Retrieval &amp; Generation pipeline.</w:t>
       </w:r>
     </w:p>
     <w:p>
@@ -3997,23 +4000,6 @@
           <w:szCs w:val="28"/>
         </w:rPr>
         <w:t>8.1 Entity Relationship Diagram (ERD)</w:t>
-      </w:r>
-    </w:p>
-    <w:p>
-      <w:pPr>
-        <w:spacing w:after="120"/>
-        <w:rPr>
-          <w:sz w:val="24"/>
-          <w:szCs w:val="24"/>
-        </w:rPr>
-      </w:pPr>
-      <w:r>
-        <w:rPr>
-          <w:i/>
-          <w:iCs/>
-          <w:color w:val="555555"/>
-        </w:rPr>
-        <w:t>Đề xuất / Bản nháp — Chờ Mentor xác nhận.</w:t>
       </w:r>
     </w:p>
     <w:p>
@@ -4088,7 +4074,7 @@
           <w:sz w:val="20"/>
           <w:szCs w:val="20"/>
         </w:rPr>
-        <w:t>Hình 5 — Mô hình dữ liệu khái niệm; Quiz/Rubric là entity điều kiện, chỉ chốt khi mentor xác nhận scope tương ứng (Đề xuất).</w:t>
+        <w:t>Hình 5 — Mô hình dữ liệu khái niệm; Quiz/Rubric là entity điều kiện, chỉ chốt khi mentor xác nhận scope tương ứng.</w:t>
       </w:r>
     </w:p>
     <w:p>
@@ -4427,7 +4413,6 @@
                 <w:sz w:val="24"/>
                 <w:szCs w:val="24"/>
               </w:rPr>
-              <w:lastRenderedPageBreak/>
               <w:t>Giai đoạn 2 — Kiến trúc &amp; UI/UX</w:t>
             </w:r>
           </w:p>
@@ -4482,7 +4467,15 @@
                 <w:sz w:val="24"/>
                 <w:szCs w:val="24"/>
               </w:rPr>
-              <w:t>Kiến trúc hệ thống, ERD, API contract (Spring Boot ↔ FastAPI), wireframe cho 3 luồng chính (tải lên, sinh nội dung, kiểm tra/xuất tài liệu)</w:t>
+              <w:t xml:space="preserve">Kiến trúc hệ thống, ERD, API contract (Spring Boot ↔ FastAPI), </w:t>
+            </w:r>
+            <w:r>
+              <w:rPr>
+                <w:sz w:val="24"/>
+                <w:szCs w:val="24"/>
+              </w:rPr>
+              <w:lastRenderedPageBreak/>
+              <w:t>wireframe cho 3 luồng chính (tải lên, sinh nội dung, kiểm tra/xuất tài liệu)</w:t>
             </w:r>
           </w:p>
         </w:tc>
@@ -4509,6 +4502,7 @@
                 <w:sz w:val="24"/>
                 <w:szCs w:val="24"/>
               </w:rPr>
+              <w:lastRenderedPageBreak/>
               <w:t>Tài liệu kiến trúc, ERD, wireframe</w:t>
             </w:r>
           </w:p>
@@ -5241,10 +5235,10 @@
         <w:tblLook w:val="0000" w:firstRow="0" w:lastRow="0" w:firstColumn="0" w:lastColumn="0" w:noHBand="0" w:noVBand="0"/>
       </w:tblPr>
       <w:tblGrid>
-        <w:gridCol w:w="4266"/>
-        <w:gridCol w:w="1639"/>
-        <w:gridCol w:w="1100"/>
-        <w:gridCol w:w="2995"/>
+        <w:gridCol w:w="4267"/>
+        <w:gridCol w:w="1153"/>
+        <w:gridCol w:w="1015"/>
+        <w:gridCol w:w="3565"/>
       </w:tblGrid>
       <w:tr>
         <w:trPr>
@@ -5494,9 +5488,15 @@
                 <w:sz w:val="24"/>
                 <w:szCs w:val="24"/>
               </w:rPr>
-              <w:t xml:space="preserve">Chỉ cam kết Lesson Planner + Quiz là bắt buộc; Rubric là nên có (triển khai nếu tiến độ tốt); Bloom-tagging gộp vào Quiz thay vì </w:t>
+              <w:t xml:space="preserve">Chỉ cam kết Lesson Planner + Quiz là bắt buộc; Rubric là nên có (triển khai nếu tiến độ tốt); Bloom-tagging gộp vào Quiz thay vì tách riêng; Slide Outline và Analytics dashboard đầy đủ thuộc diện </w:t>
+            </w:r>
+            <w:r>
+              <w:rPr>
+                <w:sz w:val="24"/>
+                <w:szCs w:val="24"/>
+              </w:rPr>
               <w:lastRenderedPageBreak/>
-              <w:t>tách riêng; Slide Outline và Analytics dashboard đầy đủ thuộc diện hoãn lại/loại bỏ khỏi phạm vi 6 tháng đầu</w:t>
+              <w:t>hoãn lại/loại bỏ khỏi phạm vi 6 tháng đầu</w:t>
             </w:r>
           </w:p>
         </w:tc>
@@ -6191,9 +6191,7 @@
                 <w:sz w:val="24"/>
                 <w:szCs w:val="24"/>
               </w:rPr>
-              <w:t xml:space="preserve">Xem nội dung tài liệu đã tải lên là dữ liệu không tin cậy; tách ngữ cảnh đã truy xuất (retrieved context) khỏi system/developer instructions; kiểm tra đầu ra được sinh ra; không cho phép nội dung tài liệu override hành vi hệ thống; tránh lộ secrets/system prompt; giữ AI service </w:t>
-              <w:lastRenderedPageBreak/>
-              <w:t>(FastAPI) internal-only. Không xây một hệ thống bảo mật riêng (security subsystem) trong phạm vi hiện tại.</w:t>
+              <w:t>Xem nội dung tài liệu đã tải lên là dữ liệu không tin cậy; tách ngữ cảnh đã truy xuất (retrieved context) khỏi system/developer instructions; kiểm tra đầu ra được sinh ra; không cho phép nội dung tài liệu override hành vi hệ thống; tránh lộ secrets/system prompt; giữ AI service (FastAPI) internal-only. Không xây một hệ thống bảo mật riêng (security subsystem) trong phạm vi hiện tại.</w:t>
             </w:r>
           </w:p>
         </w:tc>
@@ -6214,7 +6212,6 @@
           <w:sz w:val="28"/>
           <w:szCs w:val="28"/>
         </w:rPr>
-        <w:lastRenderedPageBreak/>
         <w:t>10.2 Đánh giá tính khả thi</w:t>
       </w:r>
     </w:p>
@@ -6245,7 +6242,15 @@
           <w:sz w:val="28"/>
           <w:szCs w:val="28"/>
         </w:rPr>
-        <w:t>Có thể hoàn thành trong 6 tháng với 1 solo developer, với điều kiện giữ phạm vi ở 2 loại nội dung bắt buộc (Lesson Planner + Quiz Generator) và chỉ triển khai tối đa 1 loại nội dung nên có (Rubric Generator) nếu tiến độ cho phép; không mở rộng thêm phạm vi sau khi bắt đầu triển khai.</w:t>
+        <w:t xml:space="preserve">Có thể hoàn thành trong 6 tháng với 1 solo developer, với điều kiện giữ phạm vi ở 2 loại nội dung bắt buộc (Lesson Planner + Quiz Generator) và chỉ triển khai tối đa 1 loại nội dung nên có </w:t>
+      </w:r>
+      <w:r>
+        <w:rPr>
+          <w:sz w:val="28"/>
+          <w:szCs w:val="28"/>
+        </w:rPr>
+        <w:lastRenderedPageBreak/>
+        <w:t>(Rubric Generator) nếu tiến độ cho phép; không mở rộng thêm phạm vi sau khi bắt đầu triển khai.</w:t>
       </w:r>
     </w:p>
     <w:p>
@@ -6555,23 +6560,6 @@
     </w:p>
     <w:p>
       <w:pPr>
-        <w:spacing w:after="120"/>
-        <w:rPr>
-          <w:sz w:val="24"/>
-          <w:szCs w:val="24"/>
-        </w:rPr>
-      </w:pPr>
-      <w:r>
-        <w:rPr>
-          <w:i/>
-          <w:iCs/>
-          <w:color w:val="555555"/>
-        </w:rPr>
-        <w:t>Việc lựa chọn nguồn dữ liệu cuối cùng vẫn chờ Mentor xác nhận. Không tự ý khẳng định có SGK bản quyền để làm dataset.</w:t>
-      </w:r>
-    </w:p>
-    <w:p>
-      <w:pPr>
         <w:pStyle w:val="Heading1"/>
         <w:rPr>
           <w:color w:val="auto"/>
@@ -6622,7 +6610,6 @@
           <w:sz w:val="28"/>
           <w:szCs w:val="28"/>
         </w:rPr>
-        <w:lastRenderedPageBreak/>
         <w:t>Thời gian soạn bài trung bình / Thời gian tiết kiệm được (so sánh trước/sau, nếu thu thập được baseline).</w:t>
       </w:r>
     </w:p>
@@ -6746,6 +6733,7 @@
           <w:sz w:val="28"/>
           <w:szCs w:val="28"/>
         </w:rPr>
+        <w:lastRenderedPageBreak/>
         <w:t>Phạm vi MVP đề xuất (2 loại nội dung bắt buộc: Lesson Planner + Quiz, Rubric là nên có) có chấp nhận được không, hay cần ưu tiên khác?</w:t>
       </w:r>
     </w:p>
@@ -6852,35 +6840,6 @@
           <w:szCs w:val="28"/>
         </w:rPr>
         <w:t>Có ràng buộc nào về triển khai (môi trường, hosting) cần tuân theo không?</w:t>
-      </w:r>
-    </w:p>
-    <w:p>
-      <w:pPr>
-        <w:spacing w:after="60"/>
-        <w:rPr>
-          <w:sz w:val="28"/>
-          <w:szCs w:val="28"/>
-          <w:lang w:val="vi-VN"/>
-        </w:rPr>
-      </w:pPr>
-    </w:p>
-    <w:p>
-      <w:pPr>
-        <w:spacing w:after="120"/>
-        <w:rPr>
-          <w:sz w:val="28"/>
-          <w:szCs w:val="28"/>
-        </w:rPr>
-      </w:pPr>
-      <w:r>
-        <w:rPr>
-          <w:i/>
-          <w:iCs/>
-          <w:color w:val="555555"/>
-          <w:sz w:val="24"/>
-          <w:szCs w:val="24"/>
-        </w:rPr>
-        <w:t>Ghi chú: toàn bộ Scope, Architecture và ERD trong tài liệu này (bao gồm các sơ đồ ở Mục 3, 6, 7, 8) được chuẩn bị để Mentor góp ý, cắt/bổ sung phạm vi, và xác nhận hướng kỹ thuật — chưa phải bản chốt cuối cùng để bắt đầu coding. Các sơ đồ chi tiết hơn (Use Case, Activity, Sequence, Deployment, Traceability) sẽ được bổ sung sau khi phạm vi tương ứng được Mentor xác nhận.</w:t>
       </w:r>
     </w:p>
     <w:sectPr>
@@ -7611,6 +7570,7 @@
   <w:style w:type="character" w:default="1" w:styleId="DefaultParagraphFont">
     <w:name w:val="Default Paragraph Font"/>
     <w:uiPriority w:val="1"/>
+    <w:semiHidden/>
     <w:unhideWhenUsed/>
   </w:style>
   <w:style w:type="table" w:default="1" w:styleId="TableNormal">

--- a/docs/Project_Detail/AI_Teacher_Copilot_for_K-12_Teachers_-_Project_Detail.docx
+++ b/docs/Project_Detail/AI_Teacher_Copilot_for_K-12_Teachers_-_Project_Detail.docx
@@ -234,6 +234,51 @@
     </w:p>
     <w:p>
       <w:pPr>
+        <w:pStyle w:val="ListParagraph"/>
+        <w:numPr>
+          <w:ilvl w:val="0"/>
+          <w:numId w:val="2"/>
+        </w:numPr>
+        <w:spacing w:after="60"/>
+        <w:rPr>
+          <w:sz w:val="28"/>
+          <w:szCs w:val="28"/>
+        </w:rPr>
+      </w:pPr>
+      <w:r>
+        <w:rPr>
+          <w:b/>
+          <w:bCs/>
+          <w:sz w:val="28"/>
+          <w:szCs w:val="28"/>
+        </w:rPr>
+        <w:t xml:space="preserve">Git branching strategy: </w:t>
+      </w:r>
+      <w:r>
+        <w:rPr>
+          <w:sz w:val="28"/>
+          <w:szCs w:val="28"/>
+        </w:rPr>
+        <w:t xml:space="preserve">áp dụng quy ước Git Flow 3 tầng chính thức </w:t>
+      </w:r>
+      <w:r>
+        <w:rPr>
+          <w:rFonts w:ascii="Consolas" w:hAnsi="Consolas" w:cs="Consolas"/>
+          <w:sz w:val="26"/>
+          <w:szCs w:val="26"/>
+        </w:rPr>
+        <w:t>feature/* → (PR &amp; CI) → develop → (Full Gate) → main</w:t>
+      </w:r>
+      <w:r>
+        <w:rPr>
+          <w:sz w:val="28"/>
+          <w:szCs w:val="28"/>
+        </w:rPr>
+        <w:t>: nhánh feature/* mở PR kèm CI cơ bản để merge vào develop; develop merge vào main khi qua đầy đủ Full Gate (test, review, kiểm tra chất lượng).</w:t>
+      </w:r>
+    </w:p>
+    <w:p>
+      <w:pPr>
         <w:pStyle w:val="Heading1"/>
         <w:rPr>
           <w:color w:val="auto"/>
@@ -390,6 +435,7 @@
           <w:sz w:val="28"/>
           <w:szCs w:val="28"/>
         </w:rPr>
+        <w:lastRenderedPageBreak/>
         <w:t>Không có cấu trúc đầu ra cố định, khó tái sử dụng và kiểm soát chất lượng.</w:t>
       </w:r>
     </w:p>
@@ -429,7 +475,6 @@
           <w:sz w:val="28"/>
           <w:szCs w:val="28"/>
         </w:rPr>
-        <w:lastRenderedPageBreak/>
         <w:t>2.2 Đối tượng người dùng</w:t>
       </w:r>
     </w:p>
@@ -781,7 +826,6 @@
           <w:sz w:val="28"/>
           <w:szCs w:val="28"/>
         </w:rPr>
-        <w:lastRenderedPageBreak/>
         <w:t>3.2 Quy trình nghiệp vụ — TO-BE</w:t>
       </w:r>
     </w:p>
@@ -930,7 +974,6 @@
           <w:sz w:val="28"/>
           <w:szCs w:val="28"/>
         </w:rPr>
-        <w:lastRenderedPageBreak/>
         <w:t>3.3 Yêu cầu chức năng — Mức tổng quan</w:t>
       </w:r>
     </w:p>
@@ -1415,14 +1458,7 @@
           <w:sz w:val="28"/>
           <w:szCs w:val="28"/>
         </w:rPr>
-        <w:t>nội dung bên trong tài liệu (PDF/DOCX) không được phép override system/developer instructions, thay đổi system behavior, yêu cầu tiết lộ system prompt, truy cập dữ liệu workspace khác, hoặc tự động thực hiện hành động ngoài phạm vi sinh nội dung</w:t>
-      </w:r>
-      <w:r>
-        <w:rPr>
-          <w:sz w:val="28"/>
-          <w:szCs w:val="28"/>
-        </w:rPr>
-        <w:t>.</w:t>
+        <w:t>nội dung bên trong tài liệu (PDF/DOCX) không được phép override system/developer instructions, thay đổi system behavior, yêu cầu tiết lộ system prompt, truy cập dữ liệu workspace khác, hoặc tự động thực hiện hành động ngoài phạm vi sinh nội dung.</w:t>
       </w:r>
     </w:p>
     <w:p>
@@ -1440,6 +1476,7 @@
           <w:sz w:val="28"/>
           <w:szCs w:val="28"/>
         </w:rPr>
+        <w:lastRenderedPageBreak/>
         <w:t>Hiệu năng</w:t>
       </w:r>
     </w:p>
@@ -1482,7 +1519,6 @@
           <w:sz w:val="28"/>
           <w:szCs w:val="28"/>
         </w:rPr>
-        <w:lastRenderedPageBreak/>
         <w:t>Thao tác AI generation có thể mất nhiều thời gian hơn và nên hiển thị trạng thái xử lý/phản hồi rõ ràng.</w:t>
       </w:r>
     </w:p>
@@ -1927,6 +1963,7 @@
           <w:sz w:val="28"/>
           <w:szCs w:val="28"/>
         </w:rPr>
+        <w:lastRenderedPageBreak/>
         <w:t>Kết quả sinh ra có thể được xem và kiểm tra/duyệt (review).</w:t>
       </w:r>
     </w:p>
@@ -1990,7 +2027,6 @@
           <w:sz w:val="28"/>
           <w:szCs w:val="28"/>
         </w:rPr>
-        <w:lastRenderedPageBreak/>
         <w:t>Kết quả có thể được xuất theo định dạng được hỗ trợ.</w:t>
       </w:r>
     </w:p>
@@ -2556,6 +2592,7 @@
           <w:sz w:val="28"/>
           <w:szCs w:val="28"/>
         </w:rPr>
+        <w:lastRenderedPageBreak/>
         <w:t>Kiểm tra, Quản lý &amp; Xuất tài liệu</w:t>
       </w:r>
     </w:p>
@@ -2619,7 +2656,6 @@
           <w:sz w:val="28"/>
           <w:szCs w:val="28"/>
         </w:rPr>
-        <w:lastRenderedPageBreak/>
         <w:t>Citation / Source Reference</w:t>
       </w:r>
     </w:p>
@@ -2711,6 +2747,7 @@
           <w:color w:val="auto"/>
           <w:sz w:val="32"/>
           <w:szCs w:val="32"/>
+          <w:lang w:val="vi-VN"/>
         </w:rPr>
       </w:pPr>
       <w:r>
@@ -2719,7 +2756,7 @@
           <w:sz w:val="32"/>
           <w:szCs w:val="32"/>
         </w:rPr>
-        <w:t>5. Phạm vi bàn giao 6 tháng (Đề xuất)</w:t>
+        <w:t>5. Phạm vi bàn giao 6 tháng</w:t>
       </w:r>
     </w:p>
     <w:p>
@@ -3008,6 +3045,7 @@
           <w:sz w:val="28"/>
           <w:szCs w:val="28"/>
         </w:rPr>
+        <w:lastRenderedPageBreak/>
         <w:t>6.1 Công nghệ sử dụng &amp; Lý do lựa chọn</w:t>
       </w:r>
     </w:p>
@@ -3050,7 +3088,6 @@
           <w:sz w:val="28"/>
           <w:szCs w:val="28"/>
         </w:rPr>
-        <w:lastRenderedPageBreak/>
         <w:t>Backend: Java Spring Boot (core: auth, workspace, logic nghiệp vụ, document metadata, lịch sử kiểm tra/duyệt (review), API chính)</w:t>
       </w:r>
     </w:p>
@@ -3240,6 +3277,7 @@
           <w:sz w:val="24"/>
           <w:szCs w:val="24"/>
         </w:rPr>
+        <w:lastRenderedPageBreak/>
         <w:drawing>
           <wp:inline distT="0" distB="0" distL="0" distR="0" wp14:anchorId="3CF6984D" wp14:editId="5B3D9777">
             <wp:extent cx="5905500" cy="4391025"/>
@@ -3301,17 +3339,7 @@
           <w:sz w:val="20"/>
           <w:szCs w:val="20"/>
         </w:rPr>
-        <w:t>Hình 2 — AI Teacher Copilot và các actor/hệ thống bên ngoài</w:t>
-      </w:r>
-      <w:r>
-        <w:rPr>
-          <w:i/>
-          <w:iCs/>
-          <w:color w:val="555555"/>
-          <w:sz w:val="20"/>
-          <w:szCs w:val="20"/>
-        </w:rPr>
-        <w:t>.</w:t>
+        <w:t>Hình 2 — AI Teacher Copilot và các actor/hệ thống bên ngoài.</w:t>
       </w:r>
     </w:p>
     <w:p>
@@ -3329,7 +3357,6 @@
           <w:sz w:val="28"/>
           <w:szCs w:val="28"/>
         </w:rPr>
-        <w:lastRenderedPageBreak/>
         <w:t>6.3 Kiến trúc hệ thống — Mức tổng quan</w:t>
       </w:r>
     </w:p>
@@ -3426,6 +3453,68 @@
           <w:szCs w:val="28"/>
         </w:rPr>
         <w:t>Spring Boot và FastAPI giao tiếp qua REST/gRPC nội bộ; Spring Boot là entry point cho frontend, FastAPI chỉ phục vụ nội bộ (không expose trực tiếp ra internet) để giảm bề mặt tấn công và đơn giản hoá auth.</w:t>
+      </w:r>
+    </w:p>
+    <w:p>
+      <w:pPr>
+        <w:spacing w:before="120" w:after="60"/>
+        <w:rPr>
+          <w:sz w:val="28"/>
+          <w:szCs w:val="28"/>
+        </w:rPr>
+      </w:pPr>
+      <w:r>
+        <w:rPr>
+          <w:sz w:val="28"/>
+          <w:szCs w:val="28"/>
+        </w:rPr>
+        <w:t>Cấu trúc thư mục ở root level (chuẩn hoá, không đặt ai-service lồng trong backend):</w:t>
+      </w:r>
+    </w:p>
+    <w:p>
+      <w:pPr>
+        <w:spacing w:after="120"/>
+        <w:ind w:left="284"/>
+      </w:pPr>
+      <w:r>
+        <w:rPr>
+          <w:rFonts w:ascii="Consolas" w:hAnsi="Consolas" w:cs="Consolas"/>
+        </w:rPr>
+        <w:t>ai-teacher-copilot/</w:t>
+      </w:r>
+      <w:r>
+        <w:rPr>
+          <w:rFonts w:ascii="Consolas" w:hAnsi="Consolas" w:cs="Consolas"/>
+        </w:rPr>
+        <w:br/>
+        <w:t>├── backend/          (Spring Boot Core Backend)</w:t>
+      </w:r>
+      <w:r>
+        <w:rPr>
+          <w:rFonts w:ascii="Consolas" w:hAnsi="Consolas" w:cs="Consolas"/>
+        </w:rPr>
+        <w:br/>
+        <w:t>├── ai-service/       (FastAPI AI Service)</w:t>
+      </w:r>
+      <w:r>
+        <w:rPr>
+          <w:rFonts w:ascii="Consolas" w:hAnsi="Consolas" w:cs="Consolas"/>
+        </w:rPr>
+        <w:br/>
+        <w:t>├── frontend/         (React Vite)</w:t>
+      </w:r>
+      <w:r>
+        <w:rPr>
+          <w:rFonts w:ascii="Consolas" w:hAnsi="Consolas" w:cs="Consolas"/>
+        </w:rPr>
+        <w:br/>
+        <w:t>└── infrastructure/   (Docker, Docker Compose, Postgres, MinIO)</w:t>
+      </w:r>
+      <w:r>
+        <w:rPr>
+          <w:rFonts w:ascii="Consolas" w:hAnsi="Consolas" w:cs="Consolas"/>
+        </w:rPr>
+        <w:br/>
       </w:r>
     </w:p>
     <w:p>
@@ -3443,6 +3532,7 @@
           <w:sz w:val="24"/>
           <w:szCs w:val="24"/>
         </w:rPr>
+        <w:lastRenderedPageBreak/>
         <w:drawing>
           <wp:inline distT="0" distB="0" distL="0" distR="0" wp14:anchorId="64E893BC" wp14:editId="49787587">
             <wp:extent cx="5810250" cy="4800600"/>
@@ -3500,17 +3590,7 @@
           <w:sz w:val="20"/>
           <w:szCs w:val="20"/>
         </w:rPr>
-        <w:t>Hình 3 — Kiến trúc tổng thể: React → Spring Boot → (PostgreSQL/pgvector, MinIO, FastAPI) → LLM Provider</w:t>
-      </w:r>
-      <w:r>
-        <w:rPr>
-          <w:i/>
-          <w:iCs/>
-          <w:color w:val="555555"/>
-          <w:sz w:val="20"/>
-          <w:szCs w:val="20"/>
-        </w:rPr>
-        <w:t>.</w:t>
+        <w:t>Hình 3 — Kiến trúc tổng thể: React → Spring Boot → (PostgreSQL/pgvector, MinIO, FastAPI) → LLM Provider.</w:t>
       </w:r>
     </w:p>
     <w:p>
@@ -3608,7 +3688,6 @@
           <w:sz w:val="32"/>
           <w:szCs w:val="32"/>
         </w:rPr>
-        <w:lastRenderedPageBreak/>
         <w:t xml:space="preserve">7. </w:t>
       </w:r>
       <w:r>
@@ -3734,6 +3813,7 @@
           <w:sz w:val="28"/>
           <w:szCs w:val="28"/>
         </w:rPr>
+        <w:lastRenderedPageBreak/>
         <w:t>Đầu ra kèm citation (trỏ về chunk/tài liệu nguồn) → hiển thị cho giáo viên kiểm tra/chỉnh sửa/tạo lại.</w:t>
       </w:r>
     </w:p>
@@ -3795,6 +3875,51 @@
           <w:szCs w:val="28"/>
         </w:rPr>
         <w:t>metadata-filtered semantic/vector retrieval. Evaluation path: nếu baseline chưa đạt chất lượng retrieval mong muốn, có thể đánh giá thêm full-text/hybrid retrieval; reranking chỉ được bổ sung khi evaluation cho thấy cần thiết — không đặt hybrid retrieval/RRF/reranker làm must-have của MVP.</w:t>
+      </w:r>
+    </w:p>
+    <w:p>
+      <w:pPr>
+        <w:pStyle w:val="ListParagraph"/>
+        <w:numPr>
+          <w:ilvl w:val="0"/>
+          <w:numId w:val="2"/>
+        </w:numPr>
+        <w:spacing w:after="60"/>
+        <w:rPr>
+          <w:sz w:val="28"/>
+          <w:szCs w:val="28"/>
+        </w:rPr>
+      </w:pPr>
+      <w:r>
+        <w:rPr>
+          <w:b/>
+          <w:bCs/>
+          <w:sz w:val="28"/>
+          <w:szCs w:val="28"/>
+        </w:rPr>
+        <w:t xml:space="preserve">Implementation standard: </w:t>
+      </w:r>
+      <w:r>
+        <w:rPr>
+          <w:sz w:val="28"/>
+          <w:szCs w:val="28"/>
+        </w:rPr>
+        <w:t xml:space="preserve">toàn bộ context tài liệu trích xuất từ RAG bắt buộc phải được truyền vào LLM bên trong ranh giới định danh </w:t>
+      </w:r>
+      <w:r>
+        <w:rPr>
+          <w:rFonts w:ascii="Consolas" w:hAnsi="Consolas" w:cs="Consolas"/>
+          <w:sz w:val="26"/>
+          <w:szCs w:val="26"/>
+        </w:rPr>
+        <w:t>&lt;sources&gt;...&lt;/sources&gt;</w:t>
+      </w:r>
+      <w:r>
+        <w:rPr>
+          <w:sz w:val="28"/>
+          <w:szCs w:val="28"/>
+        </w:rPr>
+        <w:t xml:space="preserve"> và được xử lý thuần túy là dữ liệu tham khảo không tin cậy, nhất quán với nguyên tắc untrusted data đã nêu ở Mục 3.4 và Mục 10.1.</w:t>
       </w:r>
     </w:p>
     <w:p>
@@ -3955,7 +4080,6 @@
           <w:sz w:val="28"/>
           <w:szCs w:val="28"/>
         </w:rPr>
-        <w:lastRenderedPageBreak/>
         <w:t xml:space="preserve">Việc có trích dẫn không đảm bảo trích dẫn đúng hoặc khẳng định đúng. </w:t>
       </w:r>
       <w:r>
@@ -3999,6 +4123,7 @@
           <w:sz w:val="28"/>
           <w:szCs w:val="28"/>
         </w:rPr>
+        <w:lastRenderedPageBreak/>
         <w:t>8.1 Entity Relationship Diagram (ERD)</w:t>
       </w:r>
     </w:p>
@@ -4467,15 +4592,7 @@
                 <w:sz w:val="24"/>
                 <w:szCs w:val="24"/>
               </w:rPr>
-              <w:t xml:space="preserve">Kiến trúc hệ thống, ERD, API contract (Spring Boot ↔ FastAPI), </w:t>
-            </w:r>
-            <w:r>
-              <w:rPr>
-                <w:sz w:val="24"/>
-                <w:szCs w:val="24"/>
-              </w:rPr>
-              <w:lastRenderedPageBreak/>
-              <w:t>wireframe cho 3 luồng chính (tải lên, sinh nội dung, kiểm tra/xuất tài liệu)</w:t>
+              <w:t>Kiến trúc hệ thống, ERD, API contract (Spring Boot ↔ FastAPI), wireframe cho 3 luồng chính (tải lên, sinh nội dung, kiểm tra/xuất tài liệu)</w:t>
             </w:r>
           </w:p>
         </w:tc>
@@ -4502,7 +4619,6 @@
                 <w:sz w:val="24"/>
                 <w:szCs w:val="24"/>
               </w:rPr>
-              <w:lastRenderedPageBreak/>
               <w:t>Tài liệu kiến trúc, ERD, wireframe</w:t>
             </w:r>
           </w:p>
@@ -4646,6 +4762,7 @@
                 <w:sz w:val="24"/>
                 <w:szCs w:val="24"/>
               </w:rPr>
+              <w:lastRenderedPageBreak/>
               <w:t>Giai đoạn 4 — Document Knowledge Base</w:t>
             </w:r>
           </w:p>
@@ -5488,15 +5605,7 @@
                 <w:sz w:val="24"/>
                 <w:szCs w:val="24"/>
               </w:rPr>
-              <w:t xml:space="preserve">Chỉ cam kết Lesson Planner + Quiz là bắt buộc; Rubric là nên có (triển khai nếu tiến độ tốt); Bloom-tagging gộp vào Quiz thay vì tách riêng; Slide Outline và Analytics dashboard đầy đủ thuộc diện </w:t>
-            </w:r>
-            <w:r>
-              <w:rPr>
-                <w:sz w:val="24"/>
-                <w:szCs w:val="24"/>
-              </w:rPr>
-              <w:lastRenderedPageBreak/>
-              <w:t>hoãn lại/loại bỏ khỏi phạm vi 6 tháng đầu</w:t>
+              <w:t>Chỉ cam kết Lesson Planner + Quiz là bắt buộc; Rubric là nên có (triển khai nếu tiến độ tốt); Bloom-tagging gộp vào Quiz thay vì tách riêng; Slide Outline và Analytics dashboard đầy đủ thuộc diện hoãn lại/loại bỏ khỏi phạm vi 6 tháng đầu</w:t>
             </w:r>
           </w:p>
         </w:tc>
@@ -5525,7 +5634,6 @@
                 <w:sz w:val="24"/>
                 <w:szCs w:val="24"/>
               </w:rPr>
-              <w:lastRenderedPageBreak/>
               <w:t>Hai backend service (Spring Boot + FastAPI) tăng chi phí vận hành, network boundary, versioning cho 1 dev</w:t>
             </w:r>
           </w:p>
@@ -5639,6 +5747,7 @@
                 <w:sz w:val="24"/>
                 <w:szCs w:val="24"/>
               </w:rPr>
+              <w:lastRenderedPageBreak/>
               <w:t>Dữ liệu SGK/tài liệu giảng dạy dùng để demo RAG có thể vướng bản quyền hoặc khó thu thập đủ số lượng</w:t>
             </w:r>
           </w:p>
@@ -6242,15 +6351,7 @@
           <w:sz w:val="28"/>
           <w:szCs w:val="28"/>
         </w:rPr>
-        <w:t xml:space="preserve">Có thể hoàn thành trong 6 tháng với 1 solo developer, với điều kiện giữ phạm vi ở 2 loại nội dung bắt buộc (Lesson Planner + Quiz Generator) và chỉ triển khai tối đa 1 loại nội dung nên có </w:t>
-      </w:r>
-      <w:r>
-        <w:rPr>
-          <w:sz w:val="28"/>
-          <w:szCs w:val="28"/>
-        </w:rPr>
-        <w:lastRenderedPageBreak/>
-        <w:t>(Rubric Generator) nếu tiến độ cho phép; không mở rộng thêm phạm vi sau khi bắt đầu triển khai.</w:t>
+        <w:t>Có thể hoàn thành trong 6 tháng với 1 solo developer, với điều kiện giữ phạm vi ở 2 loại nội dung bắt buộc (Lesson Planner + Quiz Generator) và chỉ triển khai tối đa 1 loại nội dung nên có (Rubric Generator) nếu tiến độ cho phép; không mở rộng thêm phạm vi sau khi bắt đầu triển khai.</w:t>
       </w:r>
     </w:p>
     <w:p>
@@ -6333,6 +6434,7 @@
           <w:sz w:val="28"/>
           <w:szCs w:val="28"/>
         </w:rPr>
+        <w:lastRenderedPageBreak/>
         <w:t xml:space="preserve">Dữ liệu nào cần cho demo RAG? </w:t>
       </w:r>
       <w:r>
@@ -6712,7 +6814,67 @@
           <w:sz w:val="32"/>
           <w:szCs w:val="32"/>
         </w:rPr>
-        <w:t>12. Câu hỏi / Quyết định cần Mentor xác nhận</w:t>
+        <w:t>12. Quyết định Kiến trúc &amp; Nghiệp vụ Đã được Phê duyệt</w:t>
+      </w:r>
+    </w:p>
+    <w:p>
+      <w:pPr>
+        <w:pStyle w:val="Heading2"/>
+        <w:rPr>
+          <w:color w:val="auto"/>
+          <w:sz w:val="28"/>
+          <w:szCs w:val="28"/>
+        </w:rPr>
+      </w:pPr>
+      <w:r>
+        <w:rPr>
+          <w:color w:val="auto"/>
+          <w:sz w:val="28"/>
+          <w:szCs w:val="28"/>
+        </w:rPr>
+        <w:t>Các quyết định đã được phê duyệt</w:t>
+      </w:r>
+    </w:p>
+    <w:p>
+      <w:pPr>
+        <w:pStyle w:val="ListParagraph"/>
+        <w:numPr>
+          <w:ilvl w:val="0"/>
+          <w:numId w:val="2"/>
+        </w:numPr>
+        <w:spacing w:after="60"/>
+        <w:rPr>
+          <w:sz w:val="28"/>
+          <w:szCs w:val="28"/>
+        </w:rPr>
+      </w:pPr>
+      <w:r>
+        <w:rPr>
+          <w:sz w:val="28"/>
+          <w:szCs w:val="28"/>
+        </w:rPr>
+        <w:t>Phạm vi MVP: đã chốt chính thức 2 loại nội dung bắt buộc (Lesson Planner + Quiz) và 1 loại nội dung nên có (Rubric). Slide Outline Generator và Full Dashboard thuộc diện hoãn lại.</w:t>
+      </w:r>
+    </w:p>
+    <w:p>
+      <w:pPr>
+        <w:pStyle w:val="ListParagraph"/>
+        <w:numPr>
+          <w:ilvl w:val="0"/>
+          <w:numId w:val="2"/>
+        </w:numPr>
+        <w:spacing w:after="60"/>
+        <w:rPr>
+          <w:sz w:val="28"/>
+          <w:szCs w:val="28"/>
+        </w:rPr>
+      </w:pPr>
+      <w:r>
+        <w:rPr>
+          <w:sz w:val="28"/>
+          <w:szCs w:val="28"/>
+        </w:rPr>
+        <w:t>Kiến trúc backend: đã chốt chính thức giữ 2 backend service độc lập (Spring Boot core backend + FastAPI AI service), đặt ở root level (backend/ và ai-service/).</w:t>
       </w:r>
     </w:p>
     <w:p>
@@ -6734,49 +6896,46 @@
           <w:szCs w:val="28"/>
         </w:rPr>
         <w:lastRenderedPageBreak/>
-        <w:t>Phạm vi MVP đề xuất (2 loại nội dung bắt buộc: Lesson Planner + Quiz, Rubric là nên có) có chấp nhận được không, hay cần ưu tiên khác?</w:t>
-      </w:r>
-    </w:p>
-    <w:p>
-      <w:pPr>
-        <w:pStyle w:val="ListParagraph"/>
-        <w:numPr>
-          <w:ilvl w:val="0"/>
-          <w:numId w:val="2"/>
-        </w:numPr>
-        <w:spacing w:after="60"/>
-        <w:rPr>
-          <w:sz w:val="28"/>
-          <w:szCs w:val="28"/>
-        </w:rPr>
-      </w:pPr>
-      <w:r>
-        <w:rPr>
-          <w:sz w:val="28"/>
-          <w:szCs w:val="28"/>
-        </w:rPr>
-        <w:t>Có bắt buộc giữ 2 backend service (Spring Boot + FastAPI) hay nên đơn giản hoá còn 1 service trong 6 tháng đầu?</w:t>
-      </w:r>
-    </w:p>
-    <w:p>
-      <w:pPr>
-        <w:pStyle w:val="ListParagraph"/>
-        <w:numPr>
-          <w:ilvl w:val="0"/>
-          <w:numId w:val="2"/>
-        </w:numPr>
-        <w:spacing w:after="60"/>
-        <w:rPr>
-          <w:sz w:val="28"/>
-          <w:szCs w:val="28"/>
-        </w:rPr>
-      </w:pPr>
-      <w:r>
-        <w:rPr>
-          <w:sz w:val="28"/>
-          <w:szCs w:val="28"/>
-        </w:rPr>
-        <w:t>Nguồn tài liệu giảng dạy dùng để demo RAG: có cần xin phép/dùng nguồn cụ thể nào, hay tự chuẩn bị bộ mẫu là đủ?</w:t>
+        <w:t>Nguồn dữ liệu demo RAG: đã chốt chính thức sử dụng tài liệu tự biên soạn hoặc tài liệu mở cho 1–2 môn/lớp (Toán, Văn), không sử dụng nguyên văn sách giáo khoa có bản quyền.</w:t>
+      </w:r>
+    </w:p>
+    <w:p>
+      <w:pPr>
+        <w:pStyle w:val="ListParagraph"/>
+        <w:numPr>
+          <w:ilvl w:val="0"/>
+          <w:numId w:val="2"/>
+        </w:numPr>
+        <w:spacing w:after="60"/>
+        <w:rPr>
+          <w:sz w:val="28"/>
+          <w:szCs w:val="28"/>
+        </w:rPr>
+      </w:pPr>
+      <w:r>
+        <w:rPr>
+          <w:sz w:val="28"/>
+          <w:szCs w:val="28"/>
+        </w:rPr>
+        <w:t>Môi trường triển khai: đã chốt chính thức triển khai bằng Docker Compose trên VPS/cloud theo chuẩn cấu hình đã định sẵn.</w:t>
+      </w:r>
+    </w:p>
+    <w:p>
+      <w:pPr>
+        <w:pStyle w:val="Heading2"/>
+        <w:rPr>
+          <w:color w:val="auto"/>
+          <w:sz w:val="28"/>
+          <w:szCs w:val="28"/>
+        </w:rPr>
+      </w:pPr>
+      <w:r>
+        <w:rPr>
+          <w:color w:val="auto"/>
+          <w:sz w:val="28"/>
+          <w:szCs w:val="28"/>
+        </w:rPr>
+        <w:t>Câu hỏi còn mở</w:t>
       </w:r>
     </w:p>
     <w:p>
@@ -6819,27 +6978,6 @@
           <w:szCs w:val="28"/>
         </w:rPr>
         <w:t>Ngân sách/API key cho OpenAI hoặc Gemini: tự chi trả hay có hỗ trợ từ phía công ty/mentor?</w:t>
-      </w:r>
-    </w:p>
-    <w:p>
-      <w:pPr>
-        <w:pStyle w:val="ListParagraph"/>
-        <w:numPr>
-          <w:ilvl w:val="0"/>
-          <w:numId w:val="2"/>
-        </w:numPr>
-        <w:spacing w:after="60"/>
-        <w:rPr>
-          <w:sz w:val="28"/>
-          <w:szCs w:val="28"/>
-        </w:rPr>
-      </w:pPr>
-      <w:r>
-        <w:rPr>
-          <w:sz w:val="28"/>
-          <w:szCs w:val="28"/>
-        </w:rPr>
-        <w:t>Có ràng buộc nào về triển khai (môi trường, hosting) cần tuân theo không?</w:t>
       </w:r>
     </w:p>
     <w:sectPr>

--- a/docs/Project_Detail/AI_Teacher_Copilot_for_K-12_Teachers_-_Project_Detail.docx
+++ b/docs/Project_Detail/AI_Teacher_Copilot_for_K-12_Teachers_-_Project_Detail.docx
@@ -130,22 +130,7 @@
           <w:sz w:val="28"/>
           <w:szCs w:val="28"/>
         </w:rPr>
-        <w:t>Dự án áp dụng</w:t>
-      </w:r>
-      <w:r>
-        <w:rPr>
-          <w:sz w:val="28"/>
-          <w:szCs w:val="28"/>
-          <w:lang w:val="vi-VN"/>
-        </w:rPr>
-        <w:t xml:space="preserve"> </w:t>
-      </w:r>
-      <w:r>
-        <w:rPr>
-          <w:sz w:val="28"/>
-          <w:szCs w:val="28"/>
-        </w:rPr>
-        <w:t>Agile – Iterative/Incremental Development, triển khai theo Phase/Sprint đã mô tả ở Mục 9 (Lộ trình phát triển).</w:t>
+        <w:t>Dự án áp dụng Agile methodology, sử dụng Scrum làm framework quản lý dự án, và được triển khai theo các Phase/Sprint đã mô tả tại Mục 9 (Lộ trình phát triển).</w:t>
       </w:r>
     </w:p>
     <w:p>
@@ -7708,7 +7693,6 @@
   <w:style w:type="character" w:default="1" w:styleId="DefaultParagraphFont">
     <w:name w:val="Default Paragraph Font"/>
     <w:uiPriority w:val="1"/>
-    <w:semiHidden/>
     <w:unhideWhenUsed/>
   </w:style>
   <w:style w:type="table" w:default="1" w:styleId="TableNormal">

--- a/docs/Project_Detail/AI_Teacher_Copilot_for_K-12_Teachers_-_Project_Detail.docx
+++ b/docs/Project_Detail/AI_Teacher_Copilot_for_K-12_Teachers_-_Project_Detail.docx
@@ -130,22 +130,7 @@
           <w:sz w:val="28"/>
           <w:szCs w:val="28"/>
         </w:rPr>
-        <w:t>Dự án áp dụng</w:t>
-      </w:r>
-      <w:r>
-        <w:rPr>
-          <w:sz w:val="28"/>
-          <w:szCs w:val="28"/>
-          <w:lang w:val="vi-VN"/>
-        </w:rPr>
-        <w:t xml:space="preserve"> </w:t>
-      </w:r>
-      <w:r>
-        <w:rPr>
-          <w:sz w:val="28"/>
-          <w:szCs w:val="28"/>
-        </w:rPr>
-        <w:t>Agile – Iterative/Incremental Development, triển khai theo Phase/Sprint đã mô tả ở Mục 9 (Lộ trình phát triển).</w:t>
+        <w:t>Dự án áp dụng Agile methodology, sử dụng Scrum làm framework quản lý dự án, và được triển khai theo các Phase/Sprint đã mô tả tại Mục 9 (Lộ trình phát triển).</w:t>
       </w:r>
     </w:p>
     <w:p>
@@ -230,6 +215,51 @@
           <w:szCs w:val="28"/>
         </w:rPr>
         <w:t>Các thành phần AI/RAG có tính thử nghiệm nên được phát triển theo hướng thử nghiệm &amp; đánh giá lặp lại (iterative experimentation &amp; evaluation), đặc biệt với prompt engineering, chiến lược retrieval, structured output và chất lượng AI.</w:t>
+      </w:r>
+    </w:p>
+    <w:p>
+      <w:pPr>
+        <w:pStyle w:val="ListParagraph"/>
+        <w:numPr>
+          <w:ilvl w:val="0"/>
+          <w:numId w:val="2"/>
+        </w:numPr>
+        <w:spacing w:after="60"/>
+        <w:rPr>
+          <w:sz w:val="28"/>
+          <w:szCs w:val="28"/>
+        </w:rPr>
+      </w:pPr>
+      <w:r>
+        <w:rPr>
+          <w:b/>
+          <w:bCs/>
+          <w:sz w:val="28"/>
+          <w:szCs w:val="28"/>
+        </w:rPr>
+        <w:t xml:space="preserve">Git branching strategy: </w:t>
+      </w:r>
+      <w:r>
+        <w:rPr>
+          <w:sz w:val="28"/>
+          <w:szCs w:val="28"/>
+        </w:rPr>
+        <w:t xml:space="preserve">áp dụng quy ước Git Flow 3 tầng chính thức </w:t>
+      </w:r>
+      <w:r>
+        <w:rPr>
+          <w:rFonts w:ascii="Consolas" w:hAnsi="Consolas" w:cs="Consolas"/>
+          <w:sz w:val="26"/>
+          <w:szCs w:val="26"/>
+        </w:rPr>
+        <w:t>feature/* → (PR &amp; CI) → develop → (Full Gate) → main</w:t>
+      </w:r>
+      <w:r>
+        <w:rPr>
+          <w:sz w:val="28"/>
+          <w:szCs w:val="28"/>
+        </w:rPr>
+        <w:t>: nhánh feature/* mở PR kèm CI cơ bản để merge vào develop; develop merge vào main khi qua đầy đủ Full Gate (test, review, kiểm tra chất lượng).</w:t>
       </w:r>
     </w:p>
     <w:p>
@@ -390,6 +420,7 @@
           <w:sz w:val="28"/>
           <w:szCs w:val="28"/>
         </w:rPr>
+        <w:lastRenderedPageBreak/>
         <w:t>Không có cấu trúc đầu ra cố định, khó tái sử dụng và kiểm soát chất lượng.</w:t>
       </w:r>
     </w:p>
@@ -429,7 +460,6 @@
           <w:sz w:val="28"/>
           <w:szCs w:val="28"/>
         </w:rPr>
-        <w:lastRenderedPageBreak/>
         <w:t>2.2 Đối tượng người dùng</w:t>
       </w:r>
     </w:p>
@@ -781,7 +811,6 @@
           <w:sz w:val="28"/>
           <w:szCs w:val="28"/>
         </w:rPr>
-        <w:lastRenderedPageBreak/>
         <w:t>3.2 Quy trình nghiệp vụ — TO-BE</w:t>
       </w:r>
     </w:p>
@@ -930,7 +959,6 @@
           <w:sz w:val="28"/>
           <w:szCs w:val="28"/>
         </w:rPr>
-        <w:lastRenderedPageBreak/>
         <w:t>3.3 Yêu cầu chức năng — Mức tổng quan</w:t>
       </w:r>
     </w:p>
@@ -1415,14 +1443,7 @@
           <w:sz w:val="28"/>
           <w:szCs w:val="28"/>
         </w:rPr>
-        <w:t>nội dung bên trong tài liệu (PDF/DOCX) không được phép override system/developer instructions, thay đổi system behavior, yêu cầu tiết lộ system prompt, truy cập dữ liệu workspace khác, hoặc tự động thực hiện hành động ngoài phạm vi sinh nội dung</w:t>
-      </w:r>
-      <w:r>
-        <w:rPr>
-          <w:sz w:val="28"/>
-          <w:szCs w:val="28"/>
-        </w:rPr>
-        <w:t>.</w:t>
+        <w:t>nội dung bên trong tài liệu (PDF/DOCX) không được phép override system/developer instructions, thay đổi system behavior, yêu cầu tiết lộ system prompt, truy cập dữ liệu workspace khác, hoặc tự động thực hiện hành động ngoài phạm vi sinh nội dung.</w:t>
       </w:r>
     </w:p>
     <w:p>
@@ -1440,6 +1461,7 @@
           <w:sz w:val="28"/>
           <w:szCs w:val="28"/>
         </w:rPr>
+        <w:lastRenderedPageBreak/>
         <w:t>Hiệu năng</w:t>
       </w:r>
     </w:p>
@@ -1482,7 +1504,6 @@
           <w:sz w:val="28"/>
           <w:szCs w:val="28"/>
         </w:rPr>
-        <w:lastRenderedPageBreak/>
         <w:t>Thao tác AI generation có thể mất nhiều thời gian hơn và nên hiển thị trạng thái xử lý/phản hồi rõ ràng.</w:t>
       </w:r>
     </w:p>
@@ -1927,6 +1948,7 @@
           <w:sz w:val="28"/>
           <w:szCs w:val="28"/>
         </w:rPr>
+        <w:lastRenderedPageBreak/>
         <w:t>Kết quả sinh ra có thể được xem và kiểm tra/duyệt (review).</w:t>
       </w:r>
     </w:p>
@@ -1990,7 +2012,6 @@
           <w:sz w:val="28"/>
           <w:szCs w:val="28"/>
         </w:rPr>
-        <w:lastRenderedPageBreak/>
         <w:t>Kết quả có thể được xuất theo định dạng được hỗ trợ.</w:t>
       </w:r>
     </w:p>
@@ -2556,6 +2577,7 @@
           <w:sz w:val="28"/>
           <w:szCs w:val="28"/>
         </w:rPr>
+        <w:lastRenderedPageBreak/>
         <w:t>Kiểm tra, Quản lý &amp; Xuất tài liệu</w:t>
       </w:r>
     </w:p>
@@ -2619,7 +2641,6 @@
           <w:sz w:val="28"/>
           <w:szCs w:val="28"/>
         </w:rPr>
-        <w:lastRenderedPageBreak/>
         <w:t>Citation / Source Reference</w:t>
       </w:r>
     </w:p>
@@ -2711,6 +2732,7 @@
           <w:color w:val="auto"/>
           <w:sz w:val="32"/>
           <w:szCs w:val="32"/>
+          <w:lang w:val="vi-VN"/>
         </w:rPr>
       </w:pPr>
       <w:r>
@@ -2719,7 +2741,7 @@
           <w:sz w:val="32"/>
           <w:szCs w:val="32"/>
         </w:rPr>
-        <w:t>5. Phạm vi bàn giao 6 tháng (Đề xuất)</w:t>
+        <w:t>5. Phạm vi bàn giao 6 tháng</w:t>
       </w:r>
     </w:p>
     <w:p>
@@ -3008,6 +3030,7 @@
           <w:sz w:val="28"/>
           <w:szCs w:val="28"/>
         </w:rPr>
+        <w:lastRenderedPageBreak/>
         <w:t>6.1 Công nghệ sử dụng &amp; Lý do lựa chọn</w:t>
       </w:r>
     </w:p>
@@ -3050,7 +3073,6 @@
           <w:sz w:val="28"/>
           <w:szCs w:val="28"/>
         </w:rPr>
-        <w:lastRenderedPageBreak/>
         <w:t>Backend: Java Spring Boot (core: auth, workspace, logic nghiệp vụ, document metadata, lịch sử kiểm tra/duyệt (review), API chính)</w:t>
       </w:r>
     </w:p>
@@ -3240,6 +3262,7 @@
           <w:sz w:val="24"/>
           <w:szCs w:val="24"/>
         </w:rPr>
+        <w:lastRenderedPageBreak/>
         <w:drawing>
           <wp:inline distT="0" distB="0" distL="0" distR="0" wp14:anchorId="3CF6984D" wp14:editId="5B3D9777">
             <wp:extent cx="5905500" cy="4391025"/>
@@ -3301,17 +3324,7 @@
           <w:sz w:val="20"/>
           <w:szCs w:val="20"/>
         </w:rPr>
-        <w:t>Hình 2 — AI Teacher Copilot và các actor/hệ thống bên ngoài</w:t>
-      </w:r>
-      <w:r>
-        <w:rPr>
-          <w:i/>
-          <w:iCs/>
-          <w:color w:val="555555"/>
-          <w:sz w:val="20"/>
-          <w:szCs w:val="20"/>
-        </w:rPr>
-        <w:t>.</w:t>
+        <w:t>Hình 2 — AI Teacher Copilot và các actor/hệ thống bên ngoài.</w:t>
       </w:r>
     </w:p>
     <w:p>
@@ -3329,7 +3342,6 @@
           <w:sz w:val="28"/>
           <w:szCs w:val="28"/>
         </w:rPr>
-        <w:lastRenderedPageBreak/>
         <w:t>6.3 Kiến trúc hệ thống — Mức tổng quan</w:t>
       </w:r>
     </w:p>
@@ -3426,6 +3438,68 @@
           <w:szCs w:val="28"/>
         </w:rPr>
         <w:t>Spring Boot và FastAPI giao tiếp qua REST/gRPC nội bộ; Spring Boot là entry point cho frontend, FastAPI chỉ phục vụ nội bộ (không expose trực tiếp ra internet) để giảm bề mặt tấn công và đơn giản hoá auth.</w:t>
+      </w:r>
+    </w:p>
+    <w:p>
+      <w:pPr>
+        <w:spacing w:before="120" w:after="60"/>
+        <w:rPr>
+          <w:sz w:val="28"/>
+          <w:szCs w:val="28"/>
+        </w:rPr>
+      </w:pPr>
+      <w:r>
+        <w:rPr>
+          <w:sz w:val="28"/>
+          <w:szCs w:val="28"/>
+        </w:rPr>
+        <w:t>Cấu trúc thư mục ở root level (chuẩn hoá, không đặt ai-service lồng trong backend):</w:t>
+      </w:r>
+    </w:p>
+    <w:p>
+      <w:pPr>
+        <w:spacing w:after="120"/>
+        <w:ind w:left="284"/>
+      </w:pPr>
+      <w:r>
+        <w:rPr>
+          <w:rFonts w:ascii="Consolas" w:hAnsi="Consolas" w:cs="Consolas"/>
+        </w:rPr>
+        <w:t>ai-teacher-copilot/</w:t>
+      </w:r>
+      <w:r>
+        <w:rPr>
+          <w:rFonts w:ascii="Consolas" w:hAnsi="Consolas" w:cs="Consolas"/>
+        </w:rPr>
+        <w:br/>
+        <w:t>├── backend/          (Spring Boot Core Backend)</w:t>
+      </w:r>
+      <w:r>
+        <w:rPr>
+          <w:rFonts w:ascii="Consolas" w:hAnsi="Consolas" w:cs="Consolas"/>
+        </w:rPr>
+        <w:br/>
+        <w:t>├── ai-service/       (FastAPI AI Service)</w:t>
+      </w:r>
+      <w:r>
+        <w:rPr>
+          <w:rFonts w:ascii="Consolas" w:hAnsi="Consolas" w:cs="Consolas"/>
+        </w:rPr>
+        <w:br/>
+        <w:t>├── frontend/         (React Vite)</w:t>
+      </w:r>
+      <w:r>
+        <w:rPr>
+          <w:rFonts w:ascii="Consolas" w:hAnsi="Consolas" w:cs="Consolas"/>
+        </w:rPr>
+        <w:br/>
+        <w:t>└── infrastructure/   (Docker, Docker Compose, Postgres, MinIO)</w:t>
+      </w:r>
+      <w:r>
+        <w:rPr>
+          <w:rFonts w:ascii="Consolas" w:hAnsi="Consolas" w:cs="Consolas"/>
+        </w:rPr>
+        <w:br/>
       </w:r>
     </w:p>
     <w:p>
@@ -3443,6 +3517,7 @@
           <w:sz w:val="24"/>
           <w:szCs w:val="24"/>
         </w:rPr>
+        <w:lastRenderedPageBreak/>
         <w:drawing>
           <wp:inline distT="0" distB="0" distL="0" distR="0" wp14:anchorId="64E893BC" wp14:editId="49787587">
             <wp:extent cx="5810250" cy="4800600"/>
@@ -3500,17 +3575,7 @@
           <w:sz w:val="20"/>
           <w:szCs w:val="20"/>
         </w:rPr>
-        <w:t>Hình 3 — Kiến trúc tổng thể: React → Spring Boot → (PostgreSQL/pgvector, MinIO, FastAPI) → LLM Provider</w:t>
-      </w:r>
-      <w:r>
-        <w:rPr>
-          <w:i/>
-          <w:iCs/>
-          <w:color w:val="555555"/>
-          <w:sz w:val="20"/>
-          <w:szCs w:val="20"/>
-        </w:rPr>
-        <w:t>.</w:t>
+        <w:t>Hình 3 — Kiến trúc tổng thể: React → Spring Boot → (PostgreSQL/pgvector, MinIO, FastAPI) → LLM Provider.</w:t>
       </w:r>
     </w:p>
     <w:p>
@@ -3608,7 +3673,6 @@
           <w:sz w:val="32"/>
           <w:szCs w:val="32"/>
         </w:rPr>
-        <w:lastRenderedPageBreak/>
         <w:t xml:space="preserve">7. </w:t>
       </w:r>
       <w:r>
@@ -3734,6 +3798,7 @@
           <w:sz w:val="28"/>
           <w:szCs w:val="28"/>
         </w:rPr>
+        <w:lastRenderedPageBreak/>
         <w:t>Đầu ra kèm citation (trỏ về chunk/tài liệu nguồn) → hiển thị cho giáo viên kiểm tra/chỉnh sửa/tạo lại.</w:t>
       </w:r>
     </w:p>
@@ -3795,6 +3860,51 @@
           <w:szCs w:val="28"/>
         </w:rPr>
         <w:t>metadata-filtered semantic/vector retrieval. Evaluation path: nếu baseline chưa đạt chất lượng retrieval mong muốn, có thể đánh giá thêm full-text/hybrid retrieval; reranking chỉ được bổ sung khi evaluation cho thấy cần thiết — không đặt hybrid retrieval/RRF/reranker làm must-have của MVP.</w:t>
+      </w:r>
+    </w:p>
+    <w:p>
+      <w:pPr>
+        <w:pStyle w:val="ListParagraph"/>
+        <w:numPr>
+          <w:ilvl w:val="0"/>
+          <w:numId w:val="2"/>
+        </w:numPr>
+        <w:spacing w:after="60"/>
+        <w:rPr>
+          <w:sz w:val="28"/>
+          <w:szCs w:val="28"/>
+        </w:rPr>
+      </w:pPr>
+      <w:r>
+        <w:rPr>
+          <w:b/>
+          <w:bCs/>
+          <w:sz w:val="28"/>
+          <w:szCs w:val="28"/>
+        </w:rPr>
+        <w:t xml:space="preserve">Implementation standard: </w:t>
+      </w:r>
+      <w:r>
+        <w:rPr>
+          <w:sz w:val="28"/>
+          <w:szCs w:val="28"/>
+        </w:rPr>
+        <w:t xml:space="preserve">toàn bộ context tài liệu trích xuất từ RAG bắt buộc phải được truyền vào LLM bên trong ranh giới định danh </w:t>
+      </w:r>
+      <w:r>
+        <w:rPr>
+          <w:rFonts w:ascii="Consolas" w:hAnsi="Consolas" w:cs="Consolas"/>
+          <w:sz w:val="26"/>
+          <w:szCs w:val="26"/>
+        </w:rPr>
+        <w:t>&lt;sources&gt;...&lt;/sources&gt;</w:t>
+      </w:r>
+      <w:r>
+        <w:rPr>
+          <w:sz w:val="28"/>
+          <w:szCs w:val="28"/>
+        </w:rPr>
+        <w:t xml:space="preserve"> và được xử lý thuần túy là dữ liệu tham khảo không tin cậy, nhất quán với nguyên tắc untrusted data đã nêu ở Mục 3.4 và Mục 10.1.</w:t>
       </w:r>
     </w:p>
     <w:p>
@@ -3955,7 +4065,6 @@
           <w:sz w:val="28"/>
           <w:szCs w:val="28"/>
         </w:rPr>
-        <w:lastRenderedPageBreak/>
         <w:t xml:space="preserve">Việc có trích dẫn không đảm bảo trích dẫn đúng hoặc khẳng định đúng. </w:t>
       </w:r>
       <w:r>
@@ -3999,6 +4108,7 @@
           <w:sz w:val="28"/>
           <w:szCs w:val="28"/>
         </w:rPr>
+        <w:lastRenderedPageBreak/>
         <w:t>8.1 Entity Relationship Diagram (ERD)</w:t>
       </w:r>
     </w:p>
@@ -4467,15 +4577,7 @@
                 <w:sz w:val="24"/>
                 <w:szCs w:val="24"/>
               </w:rPr>
-              <w:t xml:space="preserve">Kiến trúc hệ thống, ERD, API contract (Spring Boot ↔ FastAPI), </w:t>
-            </w:r>
-            <w:r>
-              <w:rPr>
-                <w:sz w:val="24"/>
-                <w:szCs w:val="24"/>
-              </w:rPr>
-              <w:lastRenderedPageBreak/>
-              <w:t>wireframe cho 3 luồng chính (tải lên, sinh nội dung, kiểm tra/xuất tài liệu)</w:t>
+              <w:t>Kiến trúc hệ thống, ERD, API contract (Spring Boot ↔ FastAPI), wireframe cho 3 luồng chính (tải lên, sinh nội dung, kiểm tra/xuất tài liệu)</w:t>
             </w:r>
           </w:p>
         </w:tc>
@@ -4502,7 +4604,6 @@
                 <w:sz w:val="24"/>
                 <w:szCs w:val="24"/>
               </w:rPr>
-              <w:lastRenderedPageBreak/>
               <w:t>Tài liệu kiến trúc, ERD, wireframe</w:t>
             </w:r>
           </w:p>
@@ -4646,6 +4747,7 @@
                 <w:sz w:val="24"/>
                 <w:szCs w:val="24"/>
               </w:rPr>
+              <w:lastRenderedPageBreak/>
               <w:t>Giai đoạn 4 — Document Knowledge Base</w:t>
             </w:r>
           </w:p>
@@ -5488,15 +5590,7 @@
                 <w:sz w:val="24"/>
                 <w:szCs w:val="24"/>
               </w:rPr>
-              <w:t xml:space="preserve">Chỉ cam kết Lesson Planner + Quiz là bắt buộc; Rubric là nên có (triển khai nếu tiến độ tốt); Bloom-tagging gộp vào Quiz thay vì tách riêng; Slide Outline và Analytics dashboard đầy đủ thuộc diện </w:t>
-            </w:r>
-            <w:r>
-              <w:rPr>
-                <w:sz w:val="24"/>
-                <w:szCs w:val="24"/>
-              </w:rPr>
-              <w:lastRenderedPageBreak/>
-              <w:t>hoãn lại/loại bỏ khỏi phạm vi 6 tháng đầu</w:t>
+              <w:t>Chỉ cam kết Lesson Planner + Quiz là bắt buộc; Rubric là nên có (triển khai nếu tiến độ tốt); Bloom-tagging gộp vào Quiz thay vì tách riêng; Slide Outline và Analytics dashboard đầy đủ thuộc diện hoãn lại/loại bỏ khỏi phạm vi 6 tháng đầu</w:t>
             </w:r>
           </w:p>
         </w:tc>
@@ -5525,7 +5619,6 @@
                 <w:sz w:val="24"/>
                 <w:szCs w:val="24"/>
               </w:rPr>
-              <w:lastRenderedPageBreak/>
               <w:t>Hai backend service (Spring Boot + FastAPI) tăng chi phí vận hành, network boundary, versioning cho 1 dev</w:t>
             </w:r>
           </w:p>
@@ -5639,6 +5732,7 @@
                 <w:sz w:val="24"/>
                 <w:szCs w:val="24"/>
               </w:rPr>
+              <w:lastRenderedPageBreak/>
               <w:t>Dữ liệu SGK/tài liệu giảng dạy dùng để demo RAG có thể vướng bản quyền hoặc khó thu thập đủ số lượng</w:t>
             </w:r>
           </w:p>
@@ -6242,15 +6336,7 @@
           <w:sz w:val="28"/>
           <w:szCs w:val="28"/>
         </w:rPr>
-        <w:t xml:space="preserve">Có thể hoàn thành trong 6 tháng với 1 solo developer, với điều kiện giữ phạm vi ở 2 loại nội dung bắt buộc (Lesson Planner + Quiz Generator) và chỉ triển khai tối đa 1 loại nội dung nên có </w:t>
-      </w:r>
-      <w:r>
-        <w:rPr>
-          <w:sz w:val="28"/>
-          <w:szCs w:val="28"/>
-        </w:rPr>
-        <w:lastRenderedPageBreak/>
-        <w:t>(Rubric Generator) nếu tiến độ cho phép; không mở rộng thêm phạm vi sau khi bắt đầu triển khai.</w:t>
+        <w:t>Có thể hoàn thành trong 6 tháng với 1 solo developer, với điều kiện giữ phạm vi ở 2 loại nội dung bắt buộc (Lesson Planner + Quiz Generator) và chỉ triển khai tối đa 1 loại nội dung nên có (Rubric Generator) nếu tiến độ cho phép; không mở rộng thêm phạm vi sau khi bắt đầu triển khai.</w:t>
       </w:r>
     </w:p>
     <w:p>
@@ -6333,6 +6419,7 @@
           <w:sz w:val="28"/>
           <w:szCs w:val="28"/>
         </w:rPr>
+        <w:lastRenderedPageBreak/>
         <w:t xml:space="preserve">Dữ liệu nào cần cho demo RAG? </w:t>
       </w:r>
       <w:r>
@@ -6712,7 +6799,67 @@
           <w:sz w:val="32"/>
           <w:szCs w:val="32"/>
         </w:rPr>
-        <w:t>12. Câu hỏi / Quyết định cần Mentor xác nhận</w:t>
+        <w:t>12. Quyết định Kiến trúc &amp; Nghiệp vụ Đã được Phê duyệt</w:t>
+      </w:r>
+    </w:p>
+    <w:p>
+      <w:pPr>
+        <w:pStyle w:val="Heading2"/>
+        <w:rPr>
+          <w:color w:val="auto"/>
+          <w:sz w:val="28"/>
+          <w:szCs w:val="28"/>
+        </w:rPr>
+      </w:pPr>
+      <w:r>
+        <w:rPr>
+          <w:color w:val="auto"/>
+          <w:sz w:val="28"/>
+          <w:szCs w:val="28"/>
+        </w:rPr>
+        <w:t>Các quyết định đã được phê duyệt</w:t>
+      </w:r>
+    </w:p>
+    <w:p>
+      <w:pPr>
+        <w:pStyle w:val="ListParagraph"/>
+        <w:numPr>
+          <w:ilvl w:val="0"/>
+          <w:numId w:val="2"/>
+        </w:numPr>
+        <w:spacing w:after="60"/>
+        <w:rPr>
+          <w:sz w:val="28"/>
+          <w:szCs w:val="28"/>
+        </w:rPr>
+      </w:pPr>
+      <w:r>
+        <w:rPr>
+          <w:sz w:val="28"/>
+          <w:szCs w:val="28"/>
+        </w:rPr>
+        <w:t>Phạm vi MVP: đã chốt chính thức 2 loại nội dung bắt buộc (Lesson Planner + Quiz) và 1 loại nội dung nên có (Rubric). Slide Outline Generator và Full Dashboard thuộc diện hoãn lại.</w:t>
+      </w:r>
+    </w:p>
+    <w:p>
+      <w:pPr>
+        <w:pStyle w:val="ListParagraph"/>
+        <w:numPr>
+          <w:ilvl w:val="0"/>
+          <w:numId w:val="2"/>
+        </w:numPr>
+        <w:spacing w:after="60"/>
+        <w:rPr>
+          <w:sz w:val="28"/>
+          <w:szCs w:val="28"/>
+        </w:rPr>
+      </w:pPr>
+      <w:r>
+        <w:rPr>
+          <w:sz w:val="28"/>
+          <w:szCs w:val="28"/>
+        </w:rPr>
+        <w:t>Kiến trúc backend: đã chốt chính thức giữ 2 backend service độc lập (Spring Boot core backend + FastAPI AI service), đặt ở root level (backend/ và ai-service/).</w:t>
       </w:r>
     </w:p>
     <w:p>
@@ -6734,49 +6881,46 @@
           <w:szCs w:val="28"/>
         </w:rPr>
         <w:lastRenderedPageBreak/>
-        <w:t>Phạm vi MVP đề xuất (2 loại nội dung bắt buộc: Lesson Planner + Quiz, Rubric là nên có) có chấp nhận được không, hay cần ưu tiên khác?</w:t>
-      </w:r>
-    </w:p>
-    <w:p>
-      <w:pPr>
-        <w:pStyle w:val="ListParagraph"/>
-        <w:numPr>
-          <w:ilvl w:val="0"/>
-          <w:numId w:val="2"/>
-        </w:numPr>
-        <w:spacing w:after="60"/>
-        <w:rPr>
-          <w:sz w:val="28"/>
-          <w:szCs w:val="28"/>
-        </w:rPr>
-      </w:pPr>
-      <w:r>
-        <w:rPr>
-          <w:sz w:val="28"/>
-          <w:szCs w:val="28"/>
-        </w:rPr>
-        <w:t>Có bắt buộc giữ 2 backend service (Spring Boot + FastAPI) hay nên đơn giản hoá còn 1 service trong 6 tháng đầu?</w:t>
-      </w:r>
-    </w:p>
-    <w:p>
-      <w:pPr>
-        <w:pStyle w:val="ListParagraph"/>
-        <w:numPr>
-          <w:ilvl w:val="0"/>
-          <w:numId w:val="2"/>
-        </w:numPr>
-        <w:spacing w:after="60"/>
-        <w:rPr>
-          <w:sz w:val="28"/>
-          <w:szCs w:val="28"/>
-        </w:rPr>
-      </w:pPr>
-      <w:r>
-        <w:rPr>
-          <w:sz w:val="28"/>
-          <w:szCs w:val="28"/>
-        </w:rPr>
-        <w:t>Nguồn tài liệu giảng dạy dùng để demo RAG: có cần xin phép/dùng nguồn cụ thể nào, hay tự chuẩn bị bộ mẫu là đủ?</w:t>
+        <w:t>Nguồn dữ liệu demo RAG: đã chốt chính thức sử dụng tài liệu tự biên soạn hoặc tài liệu mở cho 1–2 môn/lớp (Toán, Văn), không sử dụng nguyên văn sách giáo khoa có bản quyền.</w:t>
+      </w:r>
+    </w:p>
+    <w:p>
+      <w:pPr>
+        <w:pStyle w:val="ListParagraph"/>
+        <w:numPr>
+          <w:ilvl w:val="0"/>
+          <w:numId w:val="2"/>
+        </w:numPr>
+        <w:spacing w:after="60"/>
+        <w:rPr>
+          <w:sz w:val="28"/>
+          <w:szCs w:val="28"/>
+        </w:rPr>
+      </w:pPr>
+      <w:r>
+        <w:rPr>
+          <w:sz w:val="28"/>
+          <w:szCs w:val="28"/>
+        </w:rPr>
+        <w:t>Môi trường triển khai: đã chốt chính thức triển khai bằng Docker Compose trên VPS/cloud theo chuẩn cấu hình đã định sẵn.</w:t>
+      </w:r>
+    </w:p>
+    <w:p>
+      <w:pPr>
+        <w:pStyle w:val="Heading2"/>
+        <w:rPr>
+          <w:color w:val="auto"/>
+          <w:sz w:val="28"/>
+          <w:szCs w:val="28"/>
+        </w:rPr>
+      </w:pPr>
+      <w:r>
+        <w:rPr>
+          <w:color w:val="auto"/>
+          <w:sz w:val="28"/>
+          <w:szCs w:val="28"/>
+        </w:rPr>
+        <w:t>Câu hỏi còn mở</w:t>
       </w:r>
     </w:p>
     <w:p>
@@ -6819,27 +6963,6 @@
           <w:szCs w:val="28"/>
         </w:rPr>
         <w:t>Ngân sách/API key cho OpenAI hoặc Gemini: tự chi trả hay có hỗ trợ từ phía công ty/mentor?</w:t>
-      </w:r>
-    </w:p>
-    <w:p>
-      <w:pPr>
-        <w:pStyle w:val="ListParagraph"/>
-        <w:numPr>
-          <w:ilvl w:val="0"/>
-          <w:numId w:val="2"/>
-        </w:numPr>
-        <w:spacing w:after="60"/>
-        <w:rPr>
-          <w:sz w:val="28"/>
-          <w:szCs w:val="28"/>
-        </w:rPr>
-      </w:pPr>
-      <w:r>
-        <w:rPr>
-          <w:sz w:val="28"/>
-          <w:szCs w:val="28"/>
-        </w:rPr>
-        <w:t>Có ràng buộc nào về triển khai (môi trường, hosting) cần tuân theo không?</w:t>
       </w:r>
     </w:p>
     <w:sectPr>
@@ -7570,7 +7693,6 @@
   <w:style w:type="character" w:default="1" w:styleId="DefaultParagraphFont">
     <w:name w:val="Default Paragraph Font"/>
     <w:uiPriority w:val="1"/>
-    <w:semiHidden/>
     <w:unhideWhenUsed/>
   </w:style>
   <w:style w:type="table" w:default="1" w:styleId="TableNormal">
